--- a/lab2/report/2LD_DIP.docx
+++ b/lab2/report/2LD_DIP.docx
@@ -185,7 +185,7 @@
                                 <w:szCs w:val="30"/>
                               </w:rPr>
                             </w:pPr>
-                            <w:bookmarkStart w:id="0" w:name="_Toc224811168"/>
+                            <w:bookmarkStart w:id="0" w:name="_Toc224818069"/>
                             <w:r>
                               <w:rPr>
                                 <w:caps w:val="0"/>
@@ -235,7 +235,7 @@
                 <v:stroke joinstyle="miter"/>
                 <v:path gradientshapeok="t" o:connecttype="rect"/>
               </v:shapetype>
-              <v:shape id="Text Box 1" o:spid="_x0000_s1026" type="#_x0000_t202" style="position:absolute;left:0;text-align:left;margin-left:0;margin-top:245.3pt;width:457pt;height:148.2pt;z-index:251658240;visibility:visible;mso-wrap-style:square;mso-width-percent:0;mso-height-percent:0;mso-wrap-distance-left:9pt;mso-wrap-distance-top:0;mso-wrap-distance-right:9pt;mso-wrap-distance-bottom:0;mso-position-horizontal:center;mso-position-horizontal-relative:margin;mso-position-vertical:absolute;mso-position-vertical-relative:page;mso-width-percent:0;mso-height-percent:0;mso-width-relative:margin;mso-height-relative:margin;v-text-anchor:bottom" o:gfxdata="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" filled="f" stroked="f" strokeweight=".5pt">
+              <v:shape id="Text Box 1" o:spid="_x0000_s1026" type="#_x0000_t202" style="position:absolute;left:0;text-align:left;margin-left:0;margin-top:245.3pt;width:457pt;height:148.2pt;z-index:251658240;visibility:visible;mso-wrap-style:square;mso-width-percent:0;mso-height-percent:0;mso-wrap-distance-left:9pt;mso-wrap-distance-top:0;mso-wrap-distance-right:9pt;mso-wrap-distance-bottom:0;mso-position-horizontal:center;mso-position-horizontal-relative:margin;mso-position-vertical:absolute;mso-position-vertical-relative:page;mso-width-percent:0;mso-height-percent:0;mso-width-relative:margin;mso-height-relative:margin;v-text-anchor:bottom" o:gfxdata="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" filled="f" stroked="f" strokeweight=".5pt">
                 <v:textbox inset="1mm,1mm,1mm,1mm">
                   <w:txbxContent>
                     <w:p>
@@ -250,7 +250,7 @@
                           <w:szCs w:val="30"/>
                         </w:rPr>
                       </w:pPr>
-                      <w:bookmarkStart w:id="1" w:name="_Toc224811168"/>
+                      <w:bookmarkStart w:id="1" w:name="_Toc224818069"/>
                       <w:r>
                         <w:rPr>
                           <w:caps w:val="0"/>
@@ -516,10 +516,10 @@
         </w:sectPr>
       </w:pPr>
     </w:p>
-    <w:bookmarkStart w:id="2" w:name="_Toc224811169" w:displacedByCustomXml="next"/>
-    <w:bookmarkStart w:id="3" w:name="_Toc215739309" w:displacedByCustomXml="next"/>
+    <w:bookmarkStart w:id="2" w:name="_Toc224818070" w:displacedByCustomXml="next"/>
+    <w:bookmarkStart w:id="3" w:name="_Toc215743333" w:displacedByCustomXml="next"/>
     <w:bookmarkStart w:id="4" w:name="_Toc215739295" w:displacedByCustomXml="next"/>
-    <w:bookmarkStart w:id="5" w:name="_Toc215743333" w:displacedByCustomXml="next"/>
+    <w:bookmarkStart w:id="5" w:name="_Toc215739309" w:displacedByCustomXml="next"/>
     <w:sdt>
       <w:sdtPr>
         <w:rPr>
@@ -576,7 +576,7 @@
               <w:noProof/>
               <w:color w:val="auto"/>
               <w:kern w:val="2"/>
-              <w:lang w:val="en-LT" w:eastAsia="en-GB"/>
+              <w:lang w:eastAsia="lt-LT"/>
               <w14:ligatures w14:val="standardContextual"/>
             </w:rPr>
           </w:pPr>
@@ -604,7 +604,7 @@
             </w:rPr>
             <w:fldChar w:fldCharType="separate"/>
           </w:r>
-          <w:hyperlink w:anchor="_Toc224811168" w:history="1">
+          <w:hyperlink w:anchor="_Toc224818069" w:history="1">
             <w:r>
               <w:rPr>
                 <w:rStyle w:val="Hyperlink"/>
@@ -632,7 +632,7 @@
                 <w:noProof/>
                 <w:webHidden/>
               </w:rPr>
-              <w:instrText xml:space="preserve"> PAGEREF _Toc224811168 \h </w:instrText>
+              <w:instrText xml:space="preserve"> PAGEREF _Toc224818069 \h </w:instrText>
             </w:r>
             <w:r>
               <w:rPr>
@@ -678,11 +678,11 @@
               <w:noProof/>
               <w:color w:val="auto"/>
               <w:kern w:val="2"/>
-              <w:lang w:val="en-LT" w:eastAsia="en-GB"/>
+              <w:lang w:eastAsia="lt-LT"/>
               <w14:ligatures w14:val="standardContextual"/>
             </w:rPr>
           </w:pPr>
-          <w:hyperlink w:anchor="_Toc224811169" w:history="1">
+          <w:hyperlink w:anchor="_Toc224818070" w:history="1">
             <w:r>
               <w:rPr>
                 <w:rStyle w:val="Hyperlink"/>
@@ -709,7 +709,7 @@
                 <w:noProof/>
                 <w:webHidden/>
               </w:rPr>
-              <w:instrText xml:space="preserve"> PAGEREF _Toc224811169 \h </w:instrText>
+              <w:instrText xml:space="preserve"> PAGEREF _Toc224818070 \h </w:instrText>
             </w:r>
             <w:r>
               <w:rPr>
@@ -756,11 +756,11 @@
               <w:noProof/>
               <w:color w:val="auto"/>
               <w:kern w:val="2"/>
-              <w:lang w:val="en-LT" w:eastAsia="en-GB"/>
+              <w:lang w:eastAsia="lt-LT"/>
               <w14:ligatures w14:val="standardContextual"/>
             </w:rPr>
           </w:pPr>
-          <w:hyperlink w:anchor="_Toc224811170" w:history="1">
+          <w:hyperlink w:anchor="_Toc224818071" w:history="1">
             <w:r>
               <w:rPr>
                 <w:rStyle w:val="Hyperlink"/>
@@ -778,7 +778,7 @@
                 <w:noProof/>
                 <w:color w:val="auto"/>
                 <w:kern w:val="2"/>
-                <w:lang w:val="en-LT" w:eastAsia="en-GB"/>
+                <w:lang w:eastAsia="lt-LT"/>
                 <w14:ligatures w14:val="standardContextual"/>
               </w:rPr>
               <w:tab/>
@@ -809,7 +809,7 @@
                 <w:noProof/>
                 <w:webHidden/>
               </w:rPr>
-              <w:instrText xml:space="preserve"> PAGEREF _Toc224811170 \h </w:instrText>
+              <w:instrText xml:space="preserve"> PAGEREF _Toc224818071 \h </w:instrText>
             </w:r>
             <w:r>
               <w:rPr>
@@ -856,11 +856,11 @@
               <w:kern w:val="2"/>
               <w:sz w:val="24"/>
               <w:szCs w:val="24"/>
-              <w:lang w:val="en-LT" w:eastAsia="en-GB"/>
+              <w:lang w:eastAsia="lt-LT"/>
               <w14:ligatures w14:val="standardContextual"/>
             </w:rPr>
           </w:pPr>
-          <w:hyperlink w:anchor="_Toc224811171" w:history="1">
+          <w:hyperlink w:anchor="_Toc224818072" w:history="1">
             <w:r>
               <w:rPr>
                 <w:rStyle w:val="Hyperlink"/>
@@ -878,7 +878,7 @@
                 <w:kern w:val="2"/>
                 <w:sz w:val="24"/>
                 <w:szCs w:val="24"/>
-                <w:lang w:val="en-LT" w:eastAsia="en-GB"/>
+                <w:lang w:eastAsia="lt-LT"/>
                 <w14:ligatures w14:val="standardContextual"/>
               </w:rPr>
               <w:tab/>
@@ -909,7 +909,7 @@
                 <w:noProof/>
                 <w:webHidden/>
               </w:rPr>
-              <w:instrText xml:space="preserve"> PAGEREF _Toc224811171 \h </w:instrText>
+              <w:instrText xml:space="preserve"> PAGEREF _Toc224818072 \h </w:instrText>
             </w:r>
             <w:r>
               <w:rPr>
@@ -956,11 +956,11 @@
               <w:kern w:val="2"/>
               <w:sz w:val="24"/>
               <w:szCs w:val="24"/>
-              <w:lang w:val="en-LT" w:eastAsia="en-GB"/>
+              <w:lang w:eastAsia="lt-LT"/>
               <w14:ligatures w14:val="standardContextual"/>
             </w:rPr>
           </w:pPr>
-          <w:hyperlink w:anchor="_Toc224811172" w:history="1">
+          <w:hyperlink w:anchor="_Toc224818073" w:history="1">
             <w:r>
               <w:rPr>
                 <w:rStyle w:val="Hyperlink"/>
@@ -978,7 +978,7 @@
                 <w:kern w:val="2"/>
                 <w:sz w:val="24"/>
                 <w:szCs w:val="24"/>
-                <w:lang w:val="en-LT" w:eastAsia="en-GB"/>
+                <w:lang w:eastAsia="lt-LT"/>
                 <w14:ligatures w14:val="standardContextual"/>
               </w:rPr>
               <w:tab/>
@@ -1009,7 +1009,7 @@
                 <w:noProof/>
                 <w:webHidden/>
               </w:rPr>
-              <w:instrText xml:space="preserve"> PAGEREF _Toc224811172 \h </w:instrText>
+              <w:instrText xml:space="preserve"> PAGEREF _Toc224818073 \h </w:instrText>
             </w:r>
             <w:r>
               <w:rPr>
@@ -1056,11 +1056,11 @@
               <w:noProof/>
               <w:color w:val="auto"/>
               <w:kern w:val="2"/>
-              <w:lang w:val="en-LT" w:eastAsia="en-GB"/>
+              <w:lang w:eastAsia="lt-LT"/>
               <w14:ligatures w14:val="standardContextual"/>
             </w:rPr>
           </w:pPr>
-          <w:hyperlink w:anchor="_Toc224811173" w:history="1">
+          <w:hyperlink w:anchor="_Toc224818074" w:history="1">
             <w:r>
               <w:rPr>
                 <w:rStyle w:val="Hyperlink"/>
@@ -1078,7 +1078,7 @@
                 <w:noProof/>
                 <w:color w:val="auto"/>
                 <w:kern w:val="2"/>
-                <w:lang w:val="en-LT" w:eastAsia="en-GB"/>
+                <w:lang w:eastAsia="lt-LT"/>
                 <w14:ligatures w14:val="standardContextual"/>
               </w:rPr>
               <w:tab/>
@@ -1109,7 +1109,7 @@
                 <w:noProof/>
                 <w:webHidden/>
               </w:rPr>
-              <w:instrText xml:space="preserve"> PAGEREF _Toc224811173 \h </w:instrText>
+              <w:instrText xml:space="preserve"> PAGEREF _Toc224818074 \h </w:instrText>
             </w:r>
             <w:r>
               <w:rPr>
@@ -1156,11 +1156,11 @@
               <w:kern w:val="2"/>
               <w:sz w:val="24"/>
               <w:szCs w:val="24"/>
-              <w:lang w:val="en-LT" w:eastAsia="en-GB"/>
+              <w:lang w:eastAsia="lt-LT"/>
               <w14:ligatures w14:val="standardContextual"/>
             </w:rPr>
           </w:pPr>
-          <w:hyperlink w:anchor="_Toc224811174" w:history="1">
+          <w:hyperlink w:anchor="_Toc224818075" w:history="1">
             <w:r>
               <w:rPr>
                 <w:rStyle w:val="Hyperlink"/>
@@ -1178,7 +1178,7 @@
                 <w:kern w:val="2"/>
                 <w:sz w:val="24"/>
                 <w:szCs w:val="24"/>
-                <w:lang w:val="en-LT" w:eastAsia="en-GB"/>
+                <w:lang w:eastAsia="lt-LT"/>
                 <w14:ligatures w14:val="standardContextual"/>
               </w:rPr>
               <w:tab/>
@@ -1209,7 +1209,7 @@
                 <w:noProof/>
                 <w:webHidden/>
               </w:rPr>
-              <w:instrText xml:space="preserve"> PAGEREF _Toc224811174 \h </w:instrText>
+              <w:instrText xml:space="preserve"> PAGEREF _Toc224818075 \h </w:instrText>
             </w:r>
             <w:r>
               <w:rPr>
@@ -1256,11 +1256,11 @@
               <w:kern w:val="2"/>
               <w:sz w:val="24"/>
               <w:szCs w:val="24"/>
-              <w:lang w:val="en-LT" w:eastAsia="en-GB"/>
+              <w:lang w:eastAsia="lt-LT"/>
               <w14:ligatures w14:val="standardContextual"/>
             </w:rPr>
           </w:pPr>
-          <w:hyperlink w:anchor="_Toc224811175" w:history="1">
+          <w:hyperlink w:anchor="_Toc224818076" w:history="1">
             <w:r>
               <w:rPr>
                 <w:rStyle w:val="Hyperlink"/>
@@ -1278,7 +1278,7 @@
                 <w:kern w:val="2"/>
                 <w:sz w:val="24"/>
                 <w:szCs w:val="24"/>
-                <w:lang w:val="en-LT" w:eastAsia="en-GB"/>
+                <w:lang w:eastAsia="lt-LT"/>
                 <w14:ligatures w14:val="standardContextual"/>
               </w:rPr>
               <w:tab/>
@@ -1309,7 +1309,7 @@
                 <w:noProof/>
                 <w:webHidden/>
               </w:rPr>
-              <w:instrText xml:space="preserve"> PAGEREF _Toc224811175 \h </w:instrText>
+              <w:instrText xml:space="preserve"> PAGEREF _Toc224818076 \h </w:instrText>
             </w:r>
             <w:r>
               <w:rPr>
@@ -1356,11 +1356,11 @@
               <w:kern w:val="2"/>
               <w:sz w:val="24"/>
               <w:szCs w:val="24"/>
-              <w:lang w:val="en-LT" w:eastAsia="en-GB"/>
+              <w:lang w:eastAsia="lt-LT"/>
               <w14:ligatures w14:val="standardContextual"/>
             </w:rPr>
           </w:pPr>
-          <w:hyperlink w:anchor="_Toc224811176" w:history="1">
+          <w:hyperlink w:anchor="_Toc224818077" w:history="1">
             <w:r>
               <w:rPr>
                 <w:rStyle w:val="Hyperlink"/>
@@ -1378,7 +1378,7 @@
                 <w:kern w:val="2"/>
                 <w:sz w:val="24"/>
                 <w:szCs w:val="24"/>
-                <w:lang w:val="en-LT" w:eastAsia="en-GB"/>
+                <w:lang w:eastAsia="lt-LT"/>
                 <w14:ligatures w14:val="standardContextual"/>
               </w:rPr>
               <w:tab/>
@@ -1409,7 +1409,7 @@
                 <w:noProof/>
                 <w:webHidden/>
               </w:rPr>
-              <w:instrText xml:space="preserve"> PAGEREF _Toc224811176 \h </w:instrText>
+              <w:instrText xml:space="preserve"> PAGEREF _Toc224818077 \h </w:instrText>
             </w:r>
             <w:r>
               <w:rPr>
@@ -1456,11 +1456,11 @@
               <w:kern w:val="2"/>
               <w:sz w:val="24"/>
               <w:szCs w:val="24"/>
-              <w:lang w:val="en-LT" w:eastAsia="en-GB"/>
+              <w:lang w:eastAsia="lt-LT"/>
               <w14:ligatures w14:val="standardContextual"/>
             </w:rPr>
           </w:pPr>
-          <w:hyperlink w:anchor="_Toc224811177" w:history="1">
+          <w:hyperlink w:anchor="_Toc224818078" w:history="1">
             <w:r>
               <w:rPr>
                 <w:rStyle w:val="Hyperlink"/>
@@ -1478,7 +1478,7 @@
                 <w:kern w:val="2"/>
                 <w:sz w:val="24"/>
                 <w:szCs w:val="24"/>
-                <w:lang w:val="en-LT" w:eastAsia="en-GB"/>
+                <w:lang w:eastAsia="lt-LT"/>
                 <w14:ligatures w14:val="standardContextual"/>
               </w:rPr>
               <w:tab/>
@@ -1509,7 +1509,7 @@
                 <w:noProof/>
                 <w:webHidden/>
               </w:rPr>
-              <w:instrText xml:space="preserve"> PAGEREF _Toc224811177 \h </w:instrText>
+              <w:instrText xml:space="preserve"> PAGEREF _Toc224818078 \h </w:instrText>
             </w:r>
             <w:r>
               <w:rPr>
@@ -1556,11 +1556,11 @@
               <w:kern w:val="2"/>
               <w:sz w:val="24"/>
               <w:szCs w:val="24"/>
-              <w:lang w:val="en-LT" w:eastAsia="en-GB"/>
+              <w:lang w:eastAsia="lt-LT"/>
               <w14:ligatures w14:val="standardContextual"/>
             </w:rPr>
           </w:pPr>
-          <w:hyperlink w:anchor="_Toc224811178" w:history="1">
+          <w:hyperlink w:anchor="_Toc224818079" w:history="1">
             <w:r>
               <w:rPr>
                 <w:rStyle w:val="Hyperlink"/>
@@ -1578,7 +1578,7 @@
                 <w:kern w:val="2"/>
                 <w:sz w:val="24"/>
                 <w:szCs w:val="24"/>
-                <w:lang w:val="en-LT" w:eastAsia="en-GB"/>
+                <w:lang w:eastAsia="lt-LT"/>
                 <w14:ligatures w14:val="standardContextual"/>
               </w:rPr>
               <w:tab/>
@@ -1609,7 +1609,7 @@
                 <w:noProof/>
                 <w:webHidden/>
               </w:rPr>
-              <w:instrText xml:space="preserve"> PAGEREF _Toc224811178 \h </w:instrText>
+              <w:instrText xml:space="preserve"> PAGEREF _Toc224818079 \h </w:instrText>
             </w:r>
             <w:r>
               <w:rPr>
@@ -1656,11 +1656,11 @@
               <w:kern w:val="2"/>
               <w:sz w:val="24"/>
               <w:szCs w:val="24"/>
-              <w:lang w:val="en-LT" w:eastAsia="en-GB"/>
+              <w:lang w:eastAsia="lt-LT"/>
               <w14:ligatures w14:val="standardContextual"/>
             </w:rPr>
           </w:pPr>
-          <w:hyperlink w:anchor="_Toc224811179" w:history="1">
+          <w:hyperlink w:anchor="_Toc224818080" w:history="1">
             <w:r>
               <w:rPr>
                 <w:rStyle w:val="Hyperlink"/>
@@ -1678,7 +1678,7 @@
                 <w:kern w:val="2"/>
                 <w:sz w:val="24"/>
                 <w:szCs w:val="24"/>
-                <w:lang w:val="en-LT" w:eastAsia="en-GB"/>
+                <w:lang w:eastAsia="lt-LT"/>
                 <w14:ligatures w14:val="standardContextual"/>
               </w:rPr>
               <w:tab/>
@@ -1709,7 +1709,7 @@
                 <w:noProof/>
                 <w:webHidden/>
               </w:rPr>
-              <w:instrText xml:space="preserve"> PAGEREF _Toc224811179 \h </w:instrText>
+              <w:instrText xml:space="preserve"> PAGEREF _Toc224818080 \h </w:instrText>
             </w:r>
             <w:r>
               <w:rPr>
@@ -1756,11 +1756,11 @@
               <w:noProof/>
               <w:color w:val="auto"/>
               <w:kern w:val="2"/>
-              <w:lang w:val="en-LT" w:eastAsia="en-GB"/>
+              <w:lang w:eastAsia="lt-LT"/>
               <w14:ligatures w14:val="standardContextual"/>
             </w:rPr>
           </w:pPr>
-          <w:hyperlink w:anchor="_Toc224811180" w:history="1">
+          <w:hyperlink w:anchor="_Toc224818081" w:history="1">
             <w:r>
               <w:rPr>
                 <w:rStyle w:val="Hyperlink"/>
@@ -1778,7 +1778,7 @@
                 <w:noProof/>
                 <w:color w:val="auto"/>
                 <w:kern w:val="2"/>
-                <w:lang w:val="en-LT" w:eastAsia="en-GB"/>
+                <w:lang w:eastAsia="lt-LT"/>
                 <w14:ligatures w14:val="standardContextual"/>
               </w:rPr>
               <w:tab/>
@@ -1809,7 +1809,7 @@
                 <w:noProof/>
                 <w:webHidden/>
               </w:rPr>
-              <w:instrText xml:space="preserve"> PAGEREF _Toc224811180 \h </w:instrText>
+              <w:instrText xml:space="preserve"> PAGEREF _Toc224818081 \h </w:instrText>
             </w:r>
             <w:r>
               <w:rPr>
@@ -1856,11 +1856,11 @@
               <w:kern w:val="2"/>
               <w:sz w:val="24"/>
               <w:szCs w:val="24"/>
-              <w:lang w:val="en-LT" w:eastAsia="en-GB"/>
+              <w:lang w:eastAsia="lt-LT"/>
               <w14:ligatures w14:val="standardContextual"/>
             </w:rPr>
           </w:pPr>
-          <w:hyperlink w:anchor="_Toc224811181" w:history="1">
+          <w:hyperlink w:anchor="_Toc224818082" w:history="1">
             <w:r>
               <w:rPr>
                 <w:rStyle w:val="Hyperlink"/>
@@ -1878,7 +1878,7 @@
                 <w:kern w:val="2"/>
                 <w:sz w:val="24"/>
                 <w:szCs w:val="24"/>
-                <w:lang w:val="en-LT" w:eastAsia="en-GB"/>
+                <w:lang w:eastAsia="lt-LT"/>
                 <w14:ligatures w14:val="standardContextual"/>
               </w:rPr>
               <w:tab/>
@@ -1909,7 +1909,7 @@
                 <w:noProof/>
                 <w:webHidden/>
               </w:rPr>
-              <w:instrText xml:space="preserve"> PAGEREF _Toc224811181 \h </w:instrText>
+              <w:instrText xml:space="preserve"> PAGEREF _Toc224818082 \h </w:instrText>
             </w:r>
             <w:r>
               <w:rPr>
@@ -1956,11 +1956,11 @@
               <w:kern w:val="2"/>
               <w:sz w:val="24"/>
               <w:szCs w:val="24"/>
-              <w:lang w:val="en-LT" w:eastAsia="en-GB"/>
+              <w:lang w:eastAsia="lt-LT"/>
               <w14:ligatures w14:val="standardContextual"/>
             </w:rPr>
           </w:pPr>
-          <w:hyperlink w:anchor="_Toc224811182" w:history="1">
+          <w:hyperlink w:anchor="_Toc224818083" w:history="1">
             <w:r>
               <w:rPr>
                 <w:rStyle w:val="Hyperlink"/>
@@ -1978,7 +1978,7 @@
                 <w:kern w:val="2"/>
                 <w:sz w:val="24"/>
                 <w:szCs w:val="24"/>
-                <w:lang w:val="en-LT" w:eastAsia="en-GB"/>
+                <w:lang w:eastAsia="lt-LT"/>
                 <w14:ligatures w14:val="standardContextual"/>
               </w:rPr>
               <w:tab/>
@@ -2009,7 +2009,7 @@
                 <w:noProof/>
                 <w:webHidden/>
               </w:rPr>
-              <w:instrText xml:space="preserve"> PAGEREF _Toc224811182 \h </w:instrText>
+              <w:instrText xml:space="preserve"> PAGEREF _Toc224818083 \h </w:instrText>
             </w:r>
             <w:r>
               <w:rPr>
@@ -2056,11 +2056,11 @@
               <w:kern w:val="2"/>
               <w:sz w:val="24"/>
               <w:szCs w:val="24"/>
-              <w:lang w:val="en-LT" w:eastAsia="en-GB"/>
+              <w:lang w:eastAsia="lt-LT"/>
               <w14:ligatures w14:val="standardContextual"/>
             </w:rPr>
           </w:pPr>
-          <w:hyperlink w:anchor="_Toc224811183" w:history="1">
+          <w:hyperlink w:anchor="_Toc224818084" w:history="1">
             <w:r>
               <w:rPr>
                 <w:rStyle w:val="Hyperlink"/>
@@ -2078,7 +2078,7 @@
                 <w:kern w:val="2"/>
                 <w:sz w:val="24"/>
                 <w:szCs w:val="24"/>
-                <w:lang w:val="en-LT" w:eastAsia="en-GB"/>
+                <w:lang w:eastAsia="lt-LT"/>
                 <w14:ligatures w14:val="standardContextual"/>
               </w:rPr>
               <w:tab/>
@@ -2109,7 +2109,7 @@
                 <w:noProof/>
                 <w:webHidden/>
               </w:rPr>
-              <w:instrText xml:space="preserve"> PAGEREF _Toc224811183 \h </w:instrText>
+              <w:instrText xml:space="preserve"> PAGEREF _Toc224818084 \h </w:instrText>
             </w:r>
             <w:r>
               <w:rPr>
@@ -2156,11 +2156,11 @@
               <w:kern w:val="2"/>
               <w:sz w:val="24"/>
               <w:szCs w:val="24"/>
-              <w:lang w:val="en-LT" w:eastAsia="en-GB"/>
+              <w:lang w:eastAsia="lt-LT"/>
               <w14:ligatures w14:val="standardContextual"/>
             </w:rPr>
           </w:pPr>
-          <w:hyperlink w:anchor="_Toc224811184" w:history="1">
+          <w:hyperlink w:anchor="_Toc224818085" w:history="1">
             <w:r>
               <w:rPr>
                 <w:rStyle w:val="Hyperlink"/>
@@ -2178,7 +2178,7 @@
                 <w:kern w:val="2"/>
                 <w:sz w:val="24"/>
                 <w:szCs w:val="24"/>
-                <w:lang w:val="en-LT" w:eastAsia="en-GB"/>
+                <w:lang w:eastAsia="lt-LT"/>
                 <w14:ligatures w14:val="standardContextual"/>
               </w:rPr>
               <w:tab/>
@@ -2209,7 +2209,7 @@
                 <w:noProof/>
                 <w:webHidden/>
               </w:rPr>
-              <w:instrText xml:space="preserve"> PAGEREF _Toc224811184 \h </w:instrText>
+              <w:instrText xml:space="preserve"> PAGEREF _Toc224818085 \h </w:instrText>
             </w:r>
             <w:r>
               <w:rPr>
@@ -2256,11 +2256,11 @@
               <w:kern w:val="2"/>
               <w:sz w:val="24"/>
               <w:szCs w:val="24"/>
-              <w:lang w:val="en-LT" w:eastAsia="en-GB"/>
+              <w:lang w:eastAsia="lt-LT"/>
               <w14:ligatures w14:val="standardContextual"/>
             </w:rPr>
           </w:pPr>
-          <w:hyperlink w:anchor="_Toc224811185" w:history="1">
+          <w:hyperlink w:anchor="_Toc224818086" w:history="1">
             <w:r>
               <w:rPr>
                 <w:rStyle w:val="Hyperlink"/>
@@ -2278,7 +2278,7 @@
                 <w:kern w:val="2"/>
                 <w:sz w:val="24"/>
                 <w:szCs w:val="24"/>
-                <w:lang w:val="en-LT" w:eastAsia="en-GB"/>
+                <w:lang w:eastAsia="lt-LT"/>
                 <w14:ligatures w14:val="standardContextual"/>
               </w:rPr>
               <w:tab/>
@@ -2309,7 +2309,7 @@
                 <w:noProof/>
                 <w:webHidden/>
               </w:rPr>
-              <w:instrText xml:space="preserve"> PAGEREF _Toc224811185 \h </w:instrText>
+              <w:instrText xml:space="preserve"> PAGEREF _Toc224818086 \h </w:instrText>
             </w:r>
             <w:r>
               <w:rPr>
@@ -2356,11 +2356,11 @@
               <w:kern w:val="2"/>
               <w:sz w:val="24"/>
               <w:szCs w:val="24"/>
-              <w:lang w:val="en-LT" w:eastAsia="en-GB"/>
+              <w:lang w:eastAsia="lt-LT"/>
               <w14:ligatures w14:val="standardContextual"/>
             </w:rPr>
           </w:pPr>
-          <w:hyperlink w:anchor="_Toc224811186" w:history="1">
+          <w:hyperlink w:anchor="_Toc224818087" w:history="1">
             <w:r>
               <w:rPr>
                 <w:rStyle w:val="Hyperlink"/>
@@ -2378,7 +2378,7 @@
                 <w:kern w:val="2"/>
                 <w:sz w:val="24"/>
                 <w:szCs w:val="24"/>
-                <w:lang w:val="en-LT" w:eastAsia="en-GB"/>
+                <w:lang w:eastAsia="lt-LT"/>
                 <w14:ligatures w14:val="standardContextual"/>
               </w:rPr>
               <w:tab/>
@@ -2409,7 +2409,7 @@
                 <w:noProof/>
                 <w:webHidden/>
               </w:rPr>
-              <w:instrText xml:space="preserve"> PAGEREF _Toc224811186 \h </w:instrText>
+              <w:instrText xml:space="preserve"> PAGEREF _Toc224818087 \h </w:instrText>
             </w:r>
             <w:r>
               <w:rPr>
@@ -2456,11 +2456,11 @@
               <w:kern w:val="2"/>
               <w:sz w:val="24"/>
               <w:szCs w:val="24"/>
-              <w:lang w:val="en-LT" w:eastAsia="en-GB"/>
+              <w:lang w:eastAsia="lt-LT"/>
               <w14:ligatures w14:val="standardContextual"/>
             </w:rPr>
           </w:pPr>
-          <w:hyperlink w:anchor="_Toc224811187" w:history="1">
+          <w:hyperlink w:anchor="_Toc224818088" w:history="1">
             <w:r>
               <w:rPr>
                 <w:rStyle w:val="Hyperlink"/>
@@ -2478,7 +2478,7 @@
                 <w:kern w:val="2"/>
                 <w:sz w:val="24"/>
                 <w:szCs w:val="24"/>
-                <w:lang w:val="en-LT" w:eastAsia="en-GB"/>
+                <w:lang w:eastAsia="lt-LT"/>
                 <w14:ligatures w14:val="standardContextual"/>
               </w:rPr>
               <w:tab/>
@@ -2509,7 +2509,7 @@
                 <w:noProof/>
                 <w:webHidden/>
               </w:rPr>
-              <w:instrText xml:space="preserve"> PAGEREF _Toc224811187 \h </w:instrText>
+              <w:instrText xml:space="preserve"> PAGEREF _Toc224818088 \h </w:instrText>
             </w:r>
             <w:r>
               <w:rPr>
@@ -2556,11 +2556,11 @@
               <w:kern w:val="2"/>
               <w:sz w:val="24"/>
               <w:szCs w:val="24"/>
-              <w:lang w:val="en-LT" w:eastAsia="en-GB"/>
+              <w:lang w:eastAsia="lt-LT"/>
               <w14:ligatures w14:val="standardContextual"/>
             </w:rPr>
           </w:pPr>
-          <w:hyperlink w:anchor="_Toc224811188" w:history="1">
+          <w:hyperlink w:anchor="_Toc224818089" w:history="1">
             <w:r>
               <w:rPr>
                 <w:rStyle w:val="Hyperlink"/>
@@ -2578,7 +2578,7 @@
                 <w:kern w:val="2"/>
                 <w:sz w:val="24"/>
                 <w:szCs w:val="24"/>
-                <w:lang w:val="en-LT" w:eastAsia="en-GB"/>
+                <w:lang w:eastAsia="lt-LT"/>
                 <w14:ligatures w14:val="standardContextual"/>
               </w:rPr>
               <w:tab/>
@@ -2609,7 +2609,7 @@
                 <w:noProof/>
                 <w:webHidden/>
               </w:rPr>
-              <w:instrText xml:space="preserve"> PAGEREF _Toc224811188 \h </w:instrText>
+              <w:instrText xml:space="preserve"> PAGEREF _Toc224818089 \h </w:instrText>
             </w:r>
             <w:r>
               <w:rPr>
@@ -2656,11 +2656,11 @@
               <w:kern w:val="2"/>
               <w:sz w:val="24"/>
               <w:szCs w:val="24"/>
-              <w:lang w:val="en-LT" w:eastAsia="en-GB"/>
+              <w:lang w:eastAsia="lt-LT"/>
               <w14:ligatures w14:val="standardContextual"/>
             </w:rPr>
           </w:pPr>
-          <w:hyperlink w:anchor="_Toc224811189" w:history="1">
+          <w:hyperlink w:anchor="_Toc224818090" w:history="1">
             <w:r>
               <w:rPr>
                 <w:rStyle w:val="Hyperlink"/>
@@ -2678,7 +2678,7 @@
                 <w:kern w:val="2"/>
                 <w:sz w:val="24"/>
                 <w:szCs w:val="24"/>
-                <w:lang w:val="en-LT" w:eastAsia="en-GB"/>
+                <w:lang w:eastAsia="lt-LT"/>
                 <w14:ligatures w14:val="standardContextual"/>
               </w:rPr>
               <w:tab/>
@@ -2709,7 +2709,7 @@
                 <w:noProof/>
                 <w:webHidden/>
               </w:rPr>
-              <w:instrText xml:space="preserve"> PAGEREF _Toc224811189 \h </w:instrText>
+              <w:instrText xml:space="preserve"> PAGEREF _Toc224818090 \h </w:instrText>
             </w:r>
             <w:r>
               <w:rPr>
@@ -2756,11 +2756,11 @@
               <w:noProof/>
               <w:color w:val="auto"/>
               <w:kern w:val="2"/>
-              <w:lang w:val="en-LT" w:eastAsia="en-GB"/>
+              <w:lang w:eastAsia="lt-LT"/>
               <w14:ligatures w14:val="standardContextual"/>
             </w:rPr>
           </w:pPr>
-          <w:hyperlink w:anchor="_Toc224811190" w:history="1">
+          <w:hyperlink w:anchor="_Toc224818091" w:history="1">
             <w:r>
               <w:rPr>
                 <w:rStyle w:val="Hyperlink"/>
@@ -2778,7 +2778,7 @@
                 <w:noProof/>
                 <w:color w:val="auto"/>
                 <w:kern w:val="2"/>
-                <w:lang w:val="en-LT" w:eastAsia="en-GB"/>
+                <w:lang w:eastAsia="lt-LT"/>
                 <w14:ligatures w14:val="standardContextual"/>
               </w:rPr>
               <w:tab/>
@@ -2809,7 +2809,7 @@
                 <w:noProof/>
                 <w:webHidden/>
               </w:rPr>
-              <w:instrText xml:space="preserve"> PAGEREF _Toc224811190 \h </w:instrText>
+              <w:instrText xml:space="preserve"> PAGEREF _Toc224818091 \h </w:instrText>
             </w:r>
             <w:r>
               <w:rPr>
@@ -2856,11 +2856,11 @@
               <w:kern w:val="2"/>
               <w:sz w:val="24"/>
               <w:szCs w:val="24"/>
-              <w:lang w:val="en-LT" w:eastAsia="en-GB"/>
+              <w:lang w:eastAsia="lt-LT"/>
               <w14:ligatures w14:val="standardContextual"/>
             </w:rPr>
           </w:pPr>
-          <w:hyperlink w:anchor="_Toc224811191" w:history="1">
+          <w:hyperlink w:anchor="_Toc224818092" w:history="1">
             <w:r>
               <w:rPr>
                 <w:rStyle w:val="Hyperlink"/>
@@ -2878,7 +2878,7 @@
                 <w:kern w:val="2"/>
                 <w:sz w:val="24"/>
                 <w:szCs w:val="24"/>
-                <w:lang w:val="en-LT" w:eastAsia="en-GB"/>
+                <w:lang w:eastAsia="lt-LT"/>
                 <w14:ligatures w14:val="standardContextual"/>
               </w:rPr>
               <w:tab/>
@@ -2909,7 +2909,7 @@
                 <w:noProof/>
                 <w:webHidden/>
               </w:rPr>
-              <w:instrText xml:space="preserve"> PAGEREF _Toc224811191 \h </w:instrText>
+              <w:instrText xml:space="preserve"> PAGEREF _Toc224818092 \h </w:instrText>
             </w:r>
             <w:r>
               <w:rPr>
@@ -2956,11 +2956,11 @@
               <w:kern w:val="2"/>
               <w:sz w:val="24"/>
               <w:szCs w:val="24"/>
-              <w:lang w:val="en-LT" w:eastAsia="en-GB"/>
+              <w:lang w:eastAsia="lt-LT"/>
               <w14:ligatures w14:val="standardContextual"/>
             </w:rPr>
           </w:pPr>
-          <w:hyperlink w:anchor="_Toc224811192" w:history="1">
+          <w:hyperlink w:anchor="_Toc224818093" w:history="1">
             <w:r>
               <w:rPr>
                 <w:rStyle w:val="Hyperlink"/>
@@ -2978,7 +2978,7 @@
                 <w:kern w:val="2"/>
                 <w:sz w:val="24"/>
                 <w:szCs w:val="24"/>
-                <w:lang w:val="en-LT" w:eastAsia="en-GB"/>
+                <w:lang w:eastAsia="lt-LT"/>
                 <w14:ligatures w14:val="standardContextual"/>
               </w:rPr>
               <w:tab/>
@@ -3009,7 +3009,7 @@
                 <w:noProof/>
                 <w:webHidden/>
               </w:rPr>
-              <w:instrText xml:space="preserve"> PAGEREF _Toc224811192 \h </w:instrText>
+              <w:instrText xml:space="preserve"> PAGEREF _Toc224818093 \h </w:instrText>
             </w:r>
             <w:r>
               <w:rPr>
@@ -3056,11 +3056,11 @@
               <w:kern w:val="2"/>
               <w:sz w:val="24"/>
               <w:szCs w:val="24"/>
-              <w:lang w:val="en-LT" w:eastAsia="en-GB"/>
+              <w:lang w:eastAsia="lt-LT"/>
               <w14:ligatures w14:val="standardContextual"/>
             </w:rPr>
           </w:pPr>
-          <w:hyperlink w:anchor="_Toc224811193" w:history="1">
+          <w:hyperlink w:anchor="_Toc224818094" w:history="1">
             <w:r>
               <w:rPr>
                 <w:rStyle w:val="Hyperlink"/>
@@ -3078,7 +3078,7 @@
                 <w:kern w:val="2"/>
                 <w:sz w:val="24"/>
                 <w:szCs w:val="24"/>
-                <w:lang w:val="en-LT" w:eastAsia="en-GB"/>
+                <w:lang w:eastAsia="lt-LT"/>
                 <w14:ligatures w14:val="standardContextual"/>
               </w:rPr>
               <w:tab/>
@@ -3109,7 +3109,7 @@
                 <w:noProof/>
                 <w:webHidden/>
               </w:rPr>
-              <w:instrText xml:space="preserve"> PAGEREF _Toc224811193 \h </w:instrText>
+              <w:instrText xml:space="preserve"> PAGEREF _Toc224818094 \h </w:instrText>
             </w:r>
             <w:r>
               <w:rPr>
@@ -3156,11 +3156,11 @@
               <w:kern w:val="2"/>
               <w:sz w:val="24"/>
               <w:szCs w:val="24"/>
-              <w:lang w:val="en-LT" w:eastAsia="en-GB"/>
+              <w:lang w:eastAsia="lt-LT"/>
               <w14:ligatures w14:val="standardContextual"/>
             </w:rPr>
           </w:pPr>
-          <w:hyperlink w:anchor="_Toc224811194" w:history="1">
+          <w:hyperlink w:anchor="_Toc224818095" w:history="1">
             <w:r>
               <w:rPr>
                 <w:rStyle w:val="Hyperlink"/>
@@ -3178,7 +3178,7 @@
                 <w:kern w:val="2"/>
                 <w:sz w:val="24"/>
                 <w:szCs w:val="24"/>
-                <w:lang w:val="en-LT" w:eastAsia="en-GB"/>
+                <w:lang w:eastAsia="lt-LT"/>
                 <w14:ligatures w14:val="standardContextual"/>
               </w:rPr>
               <w:tab/>
@@ -3209,7 +3209,7 @@
                 <w:noProof/>
                 <w:webHidden/>
               </w:rPr>
-              <w:instrText xml:space="preserve"> PAGEREF _Toc224811194 \h </w:instrText>
+              <w:instrText xml:space="preserve"> PAGEREF _Toc224818095 \h </w:instrText>
             </w:r>
             <w:r>
               <w:rPr>
@@ -3256,11 +3256,11 @@
               <w:noProof/>
               <w:color w:val="auto"/>
               <w:kern w:val="2"/>
-              <w:lang w:val="en-LT" w:eastAsia="en-GB"/>
+              <w:lang w:eastAsia="lt-LT"/>
               <w14:ligatures w14:val="standardContextual"/>
             </w:rPr>
           </w:pPr>
-          <w:hyperlink w:anchor="_Toc224811195" w:history="1">
+          <w:hyperlink w:anchor="_Toc224818096" w:history="1">
             <w:r>
               <w:rPr>
                 <w:rStyle w:val="Hyperlink"/>
@@ -3278,7 +3278,7 @@
                 <w:noProof/>
                 <w:color w:val="auto"/>
                 <w:kern w:val="2"/>
-                <w:lang w:val="en-LT" w:eastAsia="en-GB"/>
+                <w:lang w:eastAsia="lt-LT"/>
                 <w14:ligatures w14:val="standardContextual"/>
               </w:rPr>
               <w:tab/>
@@ -3309,7 +3309,7 @@
                 <w:noProof/>
                 <w:webHidden/>
               </w:rPr>
-              <w:instrText xml:space="preserve"> PAGEREF _Toc224811195 \h </w:instrText>
+              <w:instrText xml:space="preserve"> PAGEREF _Toc224818096 \h </w:instrText>
             </w:r>
             <w:r>
               <w:rPr>
@@ -3356,11 +3356,11 @@
               <w:kern w:val="2"/>
               <w:sz w:val="24"/>
               <w:szCs w:val="24"/>
-              <w:lang w:val="en-LT" w:eastAsia="en-GB"/>
+              <w:lang w:eastAsia="lt-LT"/>
               <w14:ligatures w14:val="standardContextual"/>
             </w:rPr>
           </w:pPr>
-          <w:hyperlink w:anchor="_Toc224811196" w:history="1">
+          <w:hyperlink w:anchor="_Toc224818097" w:history="1">
             <w:r>
               <w:rPr>
                 <w:rStyle w:val="Hyperlink"/>
@@ -3378,7 +3378,7 @@
                 <w:kern w:val="2"/>
                 <w:sz w:val="24"/>
                 <w:szCs w:val="24"/>
-                <w:lang w:val="en-LT" w:eastAsia="en-GB"/>
+                <w:lang w:eastAsia="lt-LT"/>
                 <w14:ligatures w14:val="standardContextual"/>
               </w:rPr>
               <w:tab/>
@@ -3409,7 +3409,7 @@
                 <w:noProof/>
                 <w:webHidden/>
               </w:rPr>
-              <w:instrText xml:space="preserve"> PAGEREF _Toc224811196 \h </w:instrText>
+              <w:instrText xml:space="preserve"> PAGEREF _Toc224818097 \h </w:instrText>
             </w:r>
             <w:r>
               <w:rPr>
@@ -3456,11 +3456,11 @@
               <w:kern w:val="2"/>
               <w:sz w:val="24"/>
               <w:szCs w:val="24"/>
-              <w:lang w:val="en-LT" w:eastAsia="en-GB"/>
+              <w:lang w:eastAsia="lt-LT"/>
               <w14:ligatures w14:val="standardContextual"/>
             </w:rPr>
           </w:pPr>
-          <w:hyperlink w:anchor="_Toc224811197" w:history="1">
+          <w:hyperlink w:anchor="_Toc224818098" w:history="1">
             <w:r>
               <w:rPr>
                 <w:rStyle w:val="Hyperlink"/>
@@ -3478,7 +3478,7 @@
                 <w:kern w:val="2"/>
                 <w:sz w:val="24"/>
                 <w:szCs w:val="24"/>
-                <w:lang w:val="en-LT" w:eastAsia="en-GB"/>
+                <w:lang w:eastAsia="lt-LT"/>
                 <w14:ligatures w14:val="standardContextual"/>
               </w:rPr>
               <w:tab/>
@@ -3509,7 +3509,7 @@
                 <w:noProof/>
                 <w:webHidden/>
               </w:rPr>
-              <w:instrText xml:space="preserve"> PAGEREF _Toc224811197 \h </w:instrText>
+              <w:instrText xml:space="preserve"> PAGEREF _Toc224818098 \h </w:instrText>
             </w:r>
             <w:r>
               <w:rPr>
@@ -3556,11 +3556,11 @@
               <w:kern w:val="2"/>
               <w:sz w:val="24"/>
               <w:szCs w:val="24"/>
-              <w:lang w:val="en-LT" w:eastAsia="en-GB"/>
+              <w:lang w:eastAsia="lt-LT"/>
               <w14:ligatures w14:val="standardContextual"/>
             </w:rPr>
           </w:pPr>
-          <w:hyperlink w:anchor="_Toc224811198" w:history="1">
+          <w:hyperlink w:anchor="_Toc224818099" w:history="1">
             <w:r>
               <w:rPr>
                 <w:rStyle w:val="Hyperlink"/>
@@ -3578,7 +3578,7 @@
                 <w:kern w:val="2"/>
                 <w:sz w:val="24"/>
                 <w:szCs w:val="24"/>
-                <w:lang w:val="en-LT" w:eastAsia="en-GB"/>
+                <w:lang w:eastAsia="lt-LT"/>
                 <w14:ligatures w14:val="standardContextual"/>
               </w:rPr>
               <w:tab/>
@@ -3609,7 +3609,7 @@
                 <w:noProof/>
                 <w:webHidden/>
               </w:rPr>
-              <w:instrText xml:space="preserve"> PAGEREF _Toc224811198 \h </w:instrText>
+              <w:instrText xml:space="preserve"> PAGEREF _Toc224818099 \h </w:instrText>
             </w:r>
             <w:r>
               <w:rPr>
@@ -3656,11 +3656,11 @@
               <w:kern w:val="2"/>
               <w:sz w:val="24"/>
               <w:szCs w:val="24"/>
-              <w:lang w:val="en-LT" w:eastAsia="en-GB"/>
+              <w:lang w:eastAsia="lt-LT"/>
               <w14:ligatures w14:val="standardContextual"/>
             </w:rPr>
           </w:pPr>
-          <w:hyperlink w:anchor="_Toc224811199" w:history="1">
+          <w:hyperlink w:anchor="_Toc224818100" w:history="1">
             <w:r>
               <w:rPr>
                 <w:rStyle w:val="Hyperlink"/>
@@ -3678,7 +3678,7 @@
                 <w:kern w:val="2"/>
                 <w:sz w:val="24"/>
                 <w:szCs w:val="24"/>
-                <w:lang w:val="en-LT" w:eastAsia="en-GB"/>
+                <w:lang w:eastAsia="lt-LT"/>
                 <w14:ligatures w14:val="standardContextual"/>
               </w:rPr>
               <w:tab/>
@@ -3709,7 +3709,7 @@
                 <w:noProof/>
                 <w:webHidden/>
               </w:rPr>
-              <w:instrText xml:space="preserve"> PAGEREF _Toc224811199 \h </w:instrText>
+              <w:instrText xml:space="preserve"> PAGEREF _Toc224818100 \h </w:instrText>
             </w:r>
             <w:r>
               <w:rPr>
@@ -3756,11 +3756,11 @@
               <w:kern w:val="2"/>
               <w:sz w:val="24"/>
               <w:szCs w:val="24"/>
-              <w:lang w:val="en-LT" w:eastAsia="en-GB"/>
+              <w:lang w:eastAsia="lt-LT"/>
               <w14:ligatures w14:val="standardContextual"/>
             </w:rPr>
           </w:pPr>
-          <w:hyperlink w:anchor="_Toc224811200" w:history="1">
+          <w:hyperlink w:anchor="_Toc224818101" w:history="1">
             <w:r>
               <w:rPr>
                 <w:rStyle w:val="Hyperlink"/>
@@ -3778,7 +3778,7 @@
                 <w:kern w:val="2"/>
                 <w:sz w:val="24"/>
                 <w:szCs w:val="24"/>
-                <w:lang w:val="en-LT" w:eastAsia="en-GB"/>
+                <w:lang w:eastAsia="lt-LT"/>
                 <w14:ligatures w14:val="standardContextual"/>
               </w:rPr>
               <w:tab/>
@@ -3809,7 +3809,7 @@
                 <w:noProof/>
                 <w:webHidden/>
               </w:rPr>
-              <w:instrText xml:space="preserve"> PAGEREF _Toc224811200 \h </w:instrText>
+              <w:instrText xml:space="preserve"> PAGEREF _Toc224818101 \h </w:instrText>
             </w:r>
             <w:r>
               <w:rPr>
@@ -3856,11 +3856,11 @@
               <w:kern w:val="2"/>
               <w:sz w:val="24"/>
               <w:szCs w:val="24"/>
-              <w:lang w:val="en-LT" w:eastAsia="en-GB"/>
+              <w:lang w:eastAsia="lt-LT"/>
               <w14:ligatures w14:val="standardContextual"/>
             </w:rPr>
           </w:pPr>
-          <w:hyperlink w:anchor="_Toc224811201" w:history="1">
+          <w:hyperlink w:anchor="_Toc224818102" w:history="1">
             <w:r>
               <w:rPr>
                 <w:rStyle w:val="Hyperlink"/>
@@ -3878,7 +3878,7 @@
                 <w:kern w:val="2"/>
                 <w:sz w:val="24"/>
                 <w:szCs w:val="24"/>
-                <w:lang w:val="en-LT" w:eastAsia="en-GB"/>
+                <w:lang w:eastAsia="lt-LT"/>
                 <w14:ligatures w14:val="standardContextual"/>
               </w:rPr>
               <w:tab/>
@@ -3909,7 +3909,7 @@
                 <w:noProof/>
                 <w:webHidden/>
               </w:rPr>
-              <w:instrText xml:space="preserve"> PAGEREF _Toc224811201 \h </w:instrText>
+              <w:instrText xml:space="preserve"> PAGEREF _Toc224818102 \h </w:instrText>
             </w:r>
             <w:r>
               <w:rPr>
@@ -3956,11 +3956,11 @@
               <w:kern w:val="2"/>
               <w:sz w:val="24"/>
               <w:szCs w:val="24"/>
-              <w:lang w:val="en-LT" w:eastAsia="en-GB"/>
+              <w:lang w:eastAsia="lt-LT"/>
               <w14:ligatures w14:val="standardContextual"/>
             </w:rPr>
           </w:pPr>
-          <w:hyperlink w:anchor="_Toc224811202" w:history="1">
+          <w:hyperlink w:anchor="_Toc224818103" w:history="1">
             <w:r>
               <w:rPr>
                 <w:rStyle w:val="Hyperlink"/>
@@ -3978,7 +3978,7 @@
                 <w:kern w:val="2"/>
                 <w:sz w:val="24"/>
                 <w:szCs w:val="24"/>
-                <w:lang w:val="en-LT" w:eastAsia="en-GB"/>
+                <w:lang w:eastAsia="lt-LT"/>
                 <w14:ligatures w14:val="standardContextual"/>
               </w:rPr>
               <w:tab/>
@@ -4009,7 +4009,7 @@
                 <w:noProof/>
                 <w:webHidden/>
               </w:rPr>
-              <w:instrText xml:space="preserve"> PAGEREF _Toc224811202 \h </w:instrText>
+              <w:instrText xml:space="preserve"> PAGEREF _Toc224818103 \h </w:instrText>
             </w:r>
             <w:r>
               <w:rPr>
@@ -4056,11 +4056,11 @@
               <w:kern w:val="2"/>
               <w:sz w:val="24"/>
               <w:szCs w:val="24"/>
-              <w:lang w:val="en-LT" w:eastAsia="en-GB"/>
+              <w:lang w:eastAsia="lt-LT"/>
               <w14:ligatures w14:val="standardContextual"/>
             </w:rPr>
           </w:pPr>
-          <w:hyperlink w:anchor="_Toc224811203" w:history="1">
+          <w:hyperlink w:anchor="_Toc224818104" w:history="1">
             <w:r>
               <w:rPr>
                 <w:rStyle w:val="Hyperlink"/>
@@ -4078,7 +4078,7 @@
                 <w:kern w:val="2"/>
                 <w:sz w:val="24"/>
                 <w:szCs w:val="24"/>
-                <w:lang w:val="en-LT" w:eastAsia="en-GB"/>
+                <w:lang w:eastAsia="lt-LT"/>
                 <w14:ligatures w14:val="standardContextual"/>
               </w:rPr>
               <w:tab/>
@@ -4109,7 +4109,7 @@
                 <w:noProof/>
                 <w:webHidden/>
               </w:rPr>
-              <w:instrText xml:space="preserve"> PAGEREF _Toc224811203 \h </w:instrText>
+              <w:instrText xml:space="preserve"> PAGEREF _Toc224818104 \h </w:instrText>
             </w:r>
             <w:r>
               <w:rPr>
@@ -4156,11 +4156,11 @@
               <w:kern w:val="2"/>
               <w:sz w:val="24"/>
               <w:szCs w:val="24"/>
-              <w:lang w:val="en-LT" w:eastAsia="en-GB"/>
+              <w:lang w:eastAsia="lt-LT"/>
               <w14:ligatures w14:val="standardContextual"/>
             </w:rPr>
           </w:pPr>
-          <w:hyperlink w:anchor="_Toc224811204" w:history="1">
+          <w:hyperlink w:anchor="_Toc224818105" w:history="1">
             <w:r>
               <w:rPr>
                 <w:rStyle w:val="Hyperlink"/>
@@ -4178,7 +4178,7 @@
                 <w:kern w:val="2"/>
                 <w:sz w:val="24"/>
                 <w:szCs w:val="24"/>
-                <w:lang w:val="en-LT" w:eastAsia="en-GB"/>
+                <w:lang w:eastAsia="lt-LT"/>
                 <w14:ligatures w14:val="standardContextual"/>
               </w:rPr>
               <w:tab/>
@@ -4209,7 +4209,7 @@
                 <w:noProof/>
                 <w:webHidden/>
               </w:rPr>
-              <w:instrText xml:space="preserve"> PAGEREF _Toc224811204 \h </w:instrText>
+              <w:instrText xml:space="preserve"> PAGEREF _Toc224818105 \h </w:instrText>
             </w:r>
             <w:r>
               <w:rPr>
@@ -4230,106 +4230,6 @@
                 <w:webHidden/>
               </w:rPr>
               <w:t>22</w:t>
-            </w:r>
-            <w:r>
-              <w:rPr>
-                <w:noProof/>
-                <w:webHidden/>
-              </w:rPr>
-              <w:fldChar w:fldCharType="end"/>
-            </w:r>
-          </w:hyperlink>
-        </w:p>
-        <w:p>
-          <w:pPr>
-            <w:pStyle w:val="TOC1"/>
-            <w:tabs>
-              <w:tab w:val="left" w:pos="440"/>
-              <w:tab w:val="right" w:leader="dot" w:pos="9287"/>
-            </w:tabs>
-            <w:rPr>
-              <w:rFonts w:asciiTheme="minorHAnsi" w:eastAsiaTheme="minorEastAsia" w:hAnsiTheme="minorHAnsi" w:cstheme="minorBidi"/>
-              <w:b w:val="0"/>
-              <w:bCs w:val="0"/>
-              <w:i w:val="0"/>
-              <w:iCs w:val="0"/>
-              <w:noProof/>
-              <w:color w:val="auto"/>
-              <w:kern w:val="2"/>
-              <w:lang w:val="en-LT" w:eastAsia="en-GB"/>
-              <w14:ligatures w14:val="standardContextual"/>
-            </w:rPr>
-          </w:pPr>
-          <w:hyperlink w:anchor="_Toc224811205" w:history="1">
-            <w:r>
-              <w:rPr>
-                <w:rStyle w:val="Hyperlink"/>
-                <w:noProof/>
-              </w:rPr>
-              <w:t>6.</w:t>
-            </w:r>
-            <w:r>
-              <w:rPr>
-                <w:rFonts w:asciiTheme="minorHAnsi" w:eastAsiaTheme="minorEastAsia" w:hAnsiTheme="minorHAnsi" w:cstheme="minorBidi"/>
-                <w:b w:val="0"/>
-                <w:bCs w:val="0"/>
-                <w:i w:val="0"/>
-                <w:iCs w:val="0"/>
-                <w:noProof/>
-                <w:color w:val="auto"/>
-                <w:kern w:val="2"/>
-                <w:lang w:val="en-LT" w:eastAsia="en-GB"/>
-                <w14:ligatures w14:val="standardContextual"/>
-              </w:rPr>
-              <w:tab/>
-            </w:r>
-            <w:r>
-              <w:rPr>
-                <w:rStyle w:val="Hyperlink"/>
-                <w:noProof/>
-              </w:rPr>
-              <w:t>Išvados</w:t>
-            </w:r>
-            <w:r>
-              <w:rPr>
-                <w:noProof/>
-                <w:webHidden/>
-              </w:rPr>
-              <w:tab/>
-            </w:r>
-            <w:r>
-              <w:rPr>
-                <w:noProof/>
-                <w:webHidden/>
-              </w:rPr>
-              <w:fldChar w:fldCharType="begin"/>
-            </w:r>
-            <w:r>
-              <w:rPr>
-                <w:noProof/>
-                <w:webHidden/>
-              </w:rPr>
-              <w:instrText xml:space="preserve"> PAGEREF _Toc224811205 \h </w:instrText>
-            </w:r>
-            <w:r>
-              <w:rPr>
-                <w:noProof/>
-                <w:webHidden/>
-              </w:rPr>
-            </w:r>
-            <w:r>
-              <w:rPr>
-                <w:noProof/>
-                <w:webHidden/>
-              </w:rPr>
-              <w:fldChar w:fldCharType="separate"/>
-            </w:r>
-            <w:r>
-              <w:rPr>
-                <w:noProof/>
-                <w:webHidden/>
-              </w:rPr>
-              <w:t>23</w:t>
             </w:r>
             <w:r>
               <w:rPr>
@@ -4355,16 +4255,93 @@
               <w:noProof/>
               <w:color w:val="auto"/>
               <w:kern w:val="2"/>
-              <w:lang w:val="en-LT" w:eastAsia="en-GB"/>
+              <w:lang w:eastAsia="lt-LT"/>
               <w14:ligatures w14:val="standardContextual"/>
             </w:rPr>
           </w:pPr>
-          <w:hyperlink w:anchor="_Toc224811206" w:history="1">
+          <w:hyperlink w:anchor="_Toc224818106" w:history="1">
             <w:r>
               <w:rPr>
                 <w:rStyle w:val="Hyperlink"/>
                 <w:noProof/>
               </w:rPr>
+              <w:t>Išvados</w:t>
+            </w:r>
+            <w:r>
+              <w:rPr>
+                <w:noProof/>
+                <w:webHidden/>
+              </w:rPr>
+              <w:tab/>
+            </w:r>
+            <w:r>
+              <w:rPr>
+                <w:noProof/>
+                <w:webHidden/>
+              </w:rPr>
+              <w:fldChar w:fldCharType="begin"/>
+            </w:r>
+            <w:r>
+              <w:rPr>
+                <w:noProof/>
+                <w:webHidden/>
+              </w:rPr>
+              <w:instrText xml:space="preserve"> PAGEREF _Toc224818106 \h </w:instrText>
+            </w:r>
+            <w:r>
+              <w:rPr>
+                <w:noProof/>
+                <w:webHidden/>
+              </w:rPr>
+            </w:r>
+            <w:r>
+              <w:rPr>
+                <w:noProof/>
+                <w:webHidden/>
+              </w:rPr>
+              <w:fldChar w:fldCharType="separate"/>
+            </w:r>
+            <w:r>
+              <w:rPr>
+                <w:noProof/>
+                <w:webHidden/>
+              </w:rPr>
+              <w:t>23</w:t>
+            </w:r>
+            <w:r>
+              <w:rPr>
+                <w:noProof/>
+                <w:webHidden/>
+              </w:rPr>
+              <w:fldChar w:fldCharType="end"/>
+            </w:r>
+          </w:hyperlink>
+        </w:p>
+        <w:p>
+          <w:pPr>
+            <w:pStyle w:val="TOC1"/>
+            <w:tabs>
+              <w:tab w:val="right" w:leader="dot" w:pos="9287"/>
+            </w:tabs>
+            <w:rPr>
+              <w:rFonts w:asciiTheme="minorHAnsi" w:eastAsiaTheme="minorEastAsia" w:hAnsiTheme="minorHAnsi" w:cstheme="minorBidi"/>
+              <w:b w:val="0"/>
+              <w:bCs w:val="0"/>
+              <w:i w:val="0"/>
+              <w:iCs w:val="0"/>
+              <w:noProof/>
+              <w:color w:val="auto"/>
+              <w:kern w:val="2"/>
+              <w:lang w:eastAsia="lt-LT"/>
+              <w14:ligatures w14:val="standardContextual"/>
+            </w:rPr>
+          </w:pPr>
+          <w:hyperlink w:anchor="_Toc224818107" w:history="1">
+            <w:r>
+              <w:rPr>
+                <w:rStyle w:val="Hyperlink"/>
+                <w:noProof/>
+              </w:rPr>
               <w:t>Priedas</w:t>
             </w:r>
             <w:r>
@@ -4386,7 +4363,7 @@
                 <w:noProof/>
                 <w:webHidden/>
               </w:rPr>
-              <w:instrText xml:space="preserve"> PAGEREF _Toc224811206 \h </w:instrText>
+              <w:instrText xml:space="preserve"> PAGEREF _Toc224818107 \h </w:instrText>
             </w:r>
             <w:r>
               <w:rPr>
@@ -4464,7 +4441,7 @@
       <w:bookmarkStart w:id="6" w:name="_Toc215739310"/>
       <w:bookmarkStart w:id="7" w:name="_Toc215742994"/>
       <w:bookmarkStart w:id="8" w:name="_Toc215743334"/>
-      <w:bookmarkStart w:id="9" w:name="_Toc224811170"/>
+      <w:bookmarkStart w:id="9" w:name="_Toc224818071"/>
       <w:r>
         <w:rPr>
           <w:rStyle w:val="Strong"/>
@@ -4499,7 +4476,7 @@
       <w:pPr>
         <w:pStyle w:val="ISIAntrat2"/>
       </w:pPr>
-      <w:bookmarkStart w:id="10" w:name="_Toc224811171"/>
+      <w:bookmarkStart w:id="10" w:name="_Toc224818072"/>
       <w:r>
         <w:t>Darbo tikslas</w:t>
       </w:r>
@@ -4565,7 +4542,7 @@
       <w:pPr>
         <w:pStyle w:val="ISIAntrat2"/>
       </w:pPr>
-      <w:bookmarkStart w:id="11" w:name="_Toc224811172"/>
+      <w:bookmarkStart w:id="11" w:name="_Toc224818073"/>
       <w:r>
         <w:t>Uždaviniai</w:t>
       </w:r>
@@ -4687,7 +4664,7 @@
       <w:pPr>
         <w:pStyle w:val="ISIAntrat1"/>
       </w:pPr>
-      <w:bookmarkStart w:id="12" w:name="_Toc224811173"/>
+      <w:bookmarkStart w:id="12" w:name="_Toc224818074"/>
       <w:r>
         <w:t>Naudoti duomenys ir jų paruošimas</w:t>
       </w:r>
@@ -4705,7 +4682,7 @@
       <w:pPr>
         <w:pStyle w:val="ISIAntrat2"/>
       </w:pPr>
-      <w:bookmarkStart w:id="13" w:name="_Toc224811174"/>
+      <w:bookmarkStart w:id="13" w:name="_Toc224818075"/>
       <w:r>
         <w:t>Duomenų aibė</w:t>
       </w:r>
@@ -4762,7 +4739,7 @@
         <w:pStyle w:val="ISISraasnum"/>
         <w:numPr>
           <w:ilvl w:val="0"/>
-          <w:numId w:val="45"/>
+          <w:numId w:val="4"/>
         </w:numPr>
       </w:pPr>
       <w:proofErr w:type="spellStart"/>
@@ -4864,7 +4841,7 @@
       <w:pPr>
         <w:pStyle w:val="ISIAntrat2"/>
       </w:pPr>
-      <w:bookmarkStart w:id="14" w:name="_Toc224811175"/>
+      <w:bookmarkStart w:id="14" w:name="_Toc224818076"/>
       <w:r>
         <w:t>Duomenų valymas</w:t>
       </w:r>
@@ -4889,7 +4866,7 @@
         <w:pStyle w:val="ISISraasnum"/>
         <w:numPr>
           <w:ilvl w:val="0"/>
-          <w:numId w:val="46"/>
+          <w:numId w:val="5"/>
         </w:numPr>
       </w:pPr>
       <w:r>
@@ -4901,7 +4878,7 @@
         <w:pStyle w:val="ISISraasnum"/>
         <w:numPr>
           <w:ilvl w:val="0"/>
-          <w:numId w:val="46"/>
+          <w:numId w:val="5"/>
         </w:numPr>
       </w:pPr>
       <w:r>
@@ -4921,7 +4898,7 @@
         <w:pStyle w:val="ISISraasnum"/>
         <w:numPr>
           <w:ilvl w:val="0"/>
-          <w:numId w:val="46"/>
+          <w:numId w:val="5"/>
         </w:numPr>
       </w:pPr>
       <w:r>
@@ -4945,7 +4922,7 @@
         <w:pStyle w:val="ISISraasnum"/>
         <w:numPr>
           <w:ilvl w:val="0"/>
-          <w:numId w:val="46"/>
+          <w:numId w:val="5"/>
         </w:numPr>
       </w:pPr>
       <w:r>
@@ -4957,7 +4934,7 @@
         <w:pStyle w:val="ISISraasnum"/>
         <w:numPr>
           <w:ilvl w:val="0"/>
-          <w:numId w:val="46"/>
+          <w:numId w:val="5"/>
         </w:numPr>
       </w:pPr>
       <w:r>
@@ -4969,7 +4946,7 @@
         <w:pStyle w:val="ISISraasnum"/>
         <w:numPr>
           <w:ilvl w:val="0"/>
-          <w:numId w:val="46"/>
+          <w:numId w:val="5"/>
         </w:numPr>
       </w:pPr>
       <w:r>
@@ -5049,7 +5026,7 @@
       <w:pPr>
         <w:pStyle w:val="ISIAntrat2"/>
       </w:pPr>
-      <w:bookmarkStart w:id="15" w:name="_Toc224811176"/>
+      <w:bookmarkStart w:id="15" w:name="_Toc224818077"/>
       <w:r>
         <w:t>Klasių žymių keitimas</w:t>
       </w:r>
@@ -5085,13 +5062,7 @@
             <w:rPr>
               <w:rFonts w:ascii="Cambria Math" w:hAnsi="Cambria Math"/>
             </w:rPr>
-            <m:t>2 →0</m:t>
-          </m:r>
-          <m:r>
-            <w:rPr>
-              <w:rFonts w:ascii="Cambria Math" w:hAnsi="Cambria Math"/>
-            </w:rPr>
-            <m:t>,</m:t>
+            <m:t>2 →0,</m:t>
           </m:r>
         </m:oMath>
       </m:oMathPara>
@@ -5109,13 +5080,7 @@
             <w:rPr>
               <w:rFonts w:ascii="Cambria Math" w:eastAsiaTheme="minorEastAsia" w:hAnsi="Cambria Math"/>
             </w:rPr>
-            <m:t>4 →1</m:t>
-          </m:r>
-          <m:r>
-            <w:rPr>
-              <w:rFonts w:ascii="Cambria Math" w:eastAsiaTheme="minorEastAsia" w:hAnsi="Cambria Math"/>
-            </w:rPr>
-            <m:t>.</m:t>
+            <m:t>4 →1.</m:t>
           </m:r>
         </m:oMath>
       </m:oMathPara>
@@ -5184,7 +5149,7 @@
       <w:pPr>
         <w:pStyle w:val="ISIAntrat2"/>
       </w:pPr>
-      <w:bookmarkStart w:id="16" w:name="_Toc224811177"/>
+      <w:bookmarkStart w:id="16" w:name="_Toc224818078"/>
       <w:r>
         <w:t>Duomenų sumaišymas</w:t>
       </w:r>
@@ -5202,7 +5167,7 @@
       <w:pPr>
         <w:pStyle w:val="ISIAntrat2"/>
       </w:pPr>
-      <w:bookmarkStart w:id="17" w:name="_Toc224811178"/>
+      <w:bookmarkStart w:id="17" w:name="_Toc224818079"/>
       <w:r>
         <w:t>Duomenų padalijimas</w:t>
       </w:r>
@@ -5240,7 +5205,7 @@
       <w:pPr>
         <w:pStyle w:val="ISIAntrat2"/>
       </w:pPr>
-      <w:bookmarkStart w:id="18" w:name="_Toc224811179"/>
+      <w:bookmarkStart w:id="18" w:name="_Toc224818080"/>
       <w:r>
         <w:t>Standartizavimas</w:t>
       </w:r>
@@ -5335,7 +5300,7 @@
       <w:pPr>
         <w:pStyle w:val="ISIAntrat1"/>
       </w:pPr>
-      <w:bookmarkStart w:id="19" w:name="_Toc224811180"/>
+      <w:bookmarkStart w:id="19" w:name="_Toc224818081"/>
       <w:r>
         <w:t>Sigmoidinis neuronas ir jo mokymas</w:t>
       </w:r>
@@ -5365,7 +5330,7 @@
       <w:pPr>
         <w:pStyle w:val="ISIAntrat2"/>
       </w:pPr>
-      <w:bookmarkStart w:id="20" w:name="_Toc224811181"/>
+      <w:bookmarkStart w:id="20" w:name="_Toc224818082"/>
       <w:r>
         <w:t>Neurono sandara</w:t>
       </w:r>
@@ -5923,7 +5888,7 @@
       <w:pPr>
         <w:pStyle w:val="ISIAntrat2"/>
       </w:pPr>
-      <w:bookmarkStart w:id="21" w:name="_Toc224811182"/>
+      <w:bookmarkStart w:id="21" w:name="_Toc224818083"/>
       <w:r>
         <w:t>Sigmoidinė aktyvacijos funkcija</w:t>
       </w:r>
@@ -5961,13 +5926,7 @@
             <w:rPr>
               <w:rFonts w:ascii="Cambria Math" w:hAnsi="Cambria Math"/>
             </w:rPr>
-            <m:t>y=</m:t>
-          </m:r>
-          <m:r>
-            <w:rPr>
-              <w:rFonts w:ascii="Cambria Math" w:hAnsi="Cambria Math"/>
-            </w:rPr>
-            <m:t>σ</m:t>
+            <m:t>y=σ</m:t>
           </m:r>
           <m:d>
             <m:dPr>
@@ -6085,13 +6044,7 @@
         <w:rPr>
           <w:iCs/>
         </w:rPr>
-        <w:t xml:space="preserve"> nusileidimo metodus.</w:t>
-      </w:r>
-      <w:r>
-        <w:rPr>
-          <w:iCs/>
-        </w:rPr>
-        <w:t xml:space="preserve"> </w:t>
+        <w:t xml:space="preserve"> nusileidimo metodus. </w:t>
       </w:r>
       <w:r>
         <w:rPr>
@@ -6231,7 +6184,7 @@
       <w:pPr>
         <w:pStyle w:val="ISIAntrat2"/>
       </w:pPr>
-      <w:bookmarkStart w:id="22" w:name="_Toc224811183"/>
+      <w:bookmarkStart w:id="22" w:name="_Toc224818084"/>
       <w:r>
         <w:t>Paklaidos funkcija</w:t>
       </w:r>
@@ -6825,7 +6778,7 @@
       <w:pPr>
         <w:pStyle w:val="ISIAntrat2"/>
       </w:pPr>
-      <w:bookmarkStart w:id="23" w:name="_Toc224811184"/>
+      <w:bookmarkStart w:id="23" w:name="_Toc224818085"/>
       <w:r>
         <w:t>Klasės nustatymas</w:t>
       </w:r>
@@ -7064,7 +7017,7 @@
       <w:pPr>
         <w:pStyle w:val="ISIAntrat2"/>
       </w:pPr>
-      <w:bookmarkStart w:id="24" w:name="_Toc224811185"/>
+      <w:bookmarkStart w:id="24" w:name="_Toc224818086"/>
       <w:r>
         <w:lastRenderedPageBreak/>
         <w:t>Pradiniai svoriai ir poslinkis</w:t>
@@ -7283,7 +7236,7 @@
       <w:pPr>
         <w:pStyle w:val="ISIAntrat2"/>
       </w:pPr>
-      <w:bookmarkStart w:id="25" w:name="_Toc224811186"/>
+      <w:bookmarkStart w:id="25" w:name="_Toc224818087"/>
       <w:proofErr w:type="spellStart"/>
       <w:r>
         <w:t>G</w:t>
@@ -7437,6 +7390,9 @@
             <m:t>,</m:t>
           </m:r>
           <m:r>
+            <m:rPr>
+              <m:sty m:val="p"/>
+            </m:rPr>
             <w:rPr>
               <w:rFonts w:ascii="Cambria Math" w:hAnsi="Cambria Math"/>
             </w:rPr>
@@ -7459,7 +7415,7 @@
         <w:pStyle w:val="ISITekstas"/>
         <w:numPr>
           <w:ilvl w:val="0"/>
-          <w:numId w:val="47"/>
+          <w:numId w:val="6"/>
         </w:numPr>
       </w:pPr>
       <m:oMath>
@@ -7485,7 +7441,7 @@
         <w:pStyle w:val="ISITekstas"/>
         <w:numPr>
           <w:ilvl w:val="0"/>
-          <w:numId w:val="47"/>
+          <w:numId w:val="6"/>
         </w:numPr>
       </w:pPr>
       <m:oMath>
@@ -7511,7 +7467,7 @@
         <w:pStyle w:val="ISITekstas"/>
         <w:numPr>
           <w:ilvl w:val="0"/>
-          <w:numId w:val="47"/>
+          <w:numId w:val="6"/>
         </w:numPr>
       </w:pPr>
       <m:oMath>
@@ -7537,7 +7493,7 @@
         <w:pStyle w:val="ISITekstas"/>
         <w:numPr>
           <w:ilvl w:val="0"/>
-          <w:numId w:val="47"/>
+          <w:numId w:val="6"/>
         </w:numPr>
       </w:pPr>
       <m:oMath>
@@ -7567,7 +7523,7 @@
       <w:pPr>
         <w:pStyle w:val="ISIAntrat2"/>
       </w:pPr>
-      <w:bookmarkStart w:id="26" w:name="_Toc224811187"/>
+      <w:bookmarkStart w:id="26" w:name="_Toc224818088"/>
       <w:r>
         <w:lastRenderedPageBreak/>
         <w:t xml:space="preserve">Paketinis </w:t>
@@ -7598,7 +7554,7 @@
         <w:pStyle w:val="ISISraasnum"/>
         <w:numPr>
           <w:ilvl w:val="0"/>
-          <w:numId w:val="49"/>
+          <w:numId w:val="8"/>
         </w:numPr>
       </w:pPr>
       <w:r>
@@ -7661,6 +7617,9 @@
             <m:t>δ=(y-t)⋅y⋅(1-y),</m:t>
           </m:r>
           <m:r>
+            <m:rPr>
+              <m:sty m:val="p"/>
+            </m:rPr>
             <w:br/>
           </m:r>
         </m:oMath>
@@ -7679,7 +7638,7 @@
         <w:pStyle w:val="ISITekstas"/>
         <w:numPr>
           <w:ilvl w:val="0"/>
-          <w:numId w:val="48"/>
+          <w:numId w:val="7"/>
         </w:numPr>
       </w:pPr>
       <m:oMath>
@@ -7705,7 +7664,7 @@
         <w:pStyle w:val="ISITekstas"/>
         <w:numPr>
           <w:ilvl w:val="0"/>
-          <w:numId w:val="48"/>
+          <w:numId w:val="7"/>
         </w:numPr>
       </w:pPr>
       <m:oMath>
@@ -7978,7 +7937,7 @@
       <w:pPr>
         <w:pStyle w:val="ISIAntrat2"/>
       </w:pPr>
-      <w:bookmarkStart w:id="27" w:name="_Toc224811188"/>
+      <w:bookmarkStart w:id="27" w:name="_Toc224818089"/>
       <w:r>
         <w:t>Stochastinis gradientinis nusileidimas</w:t>
       </w:r>
@@ -8011,7 +7970,7 @@
         <w:pStyle w:val="ISISraasnum"/>
         <w:numPr>
           <w:ilvl w:val="0"/>
-          <w:numId w:val="50"/>
+          <w:numId w:val="9"/>
         </w:numPr>
       </w:pPr>
       <w:r>
@@ -8023,7 +7982,7 @@
         <w:pStyle w:val="ISISraasnum"/>
         <w:numPr>
           <w:ilvl w:val="0"/>
-          <w:numId w:val="50"/>
+          <w:numId w:val="9"/>
         </w:numPr>
       </w:pPr>
       <w:r>
@@ -8035,7 +7994,7 @@
         <w:pStyle w:val="ISISraasnum"/>
         <w:numPr>
           <w:ilvl w:val="0"/>
-          <w:numId w:val="50"/>
+          <w:numId w:val="9"/>
         </w:numPr>
       </w:pPr>
       <w:r>
@@ -8047,7 +8006,7 @@
         <w:pStyle w:val="ISISraasnum"/>
         <w:numPr>
           <w:ilvl w:val="0"/>
-          <w:numId w:val="50"/>
+          <w:numId w:val="9"/>
         </w:numPr>
       </w:pPr>
       <w:r>
@@ -8059,7 +8018,7 @@
         <w:pStyle w:val="ISISraasnum"/>
         <w:numPr>
           <w:ilvl w:val="0"/>
-          <w:numId w:val="50"/>
+          <w:numId w:val="9"/>
         </w:numPr>
       </w:pPr>
       <w:r>
@@ -8071,7 +8030,7 @@
         <w:pStyle w:val="ISISraasnum"/>
         <w:numPr>
           <w:ilvl w:val="0"/>
-          <w:numId w:val="50"/>
+          <w:numId w:val="9"/>
         </w:numPr>
       </w:pPr>
       <w:r>
@@ -8536,7 +8495,7 @@
       <w:pPr>
         <w:pStyle w:val="ISIAntrat2"/>
       </w:pPr>
-      <w:bookmarkStart w:id="28" w:name="_Toc224811189"/>
+      <w:bookmarkStart w:id="28" w:name="_Toc224818090"/>
       <w:r>
         <w:t>Epochos ir mokymosi greitis</w:t>
       </w:r>
@@ -8547,22 +8506,7 @@
         <w:pStyle w:val="ISITekstas"/>
       </w:pPr>
       <w:r>
-        <w:t>T</w:t>
-      </w:r>
-      <w:r>
-        <w:t>olimesnei neurono mokymo analizei svarbios dvi sąvokos – epocha ir mokymosi greitis.</w:t>
-      </w:r>
-      <w:r>
-        <w:t xml:space="preserve"> </w:t>
-      </w:r>
-      <w:r>
-        <w:t>Abi jos daro tiesioginę įtaką mokymo eigai ir galutiniams rezultatams.</w:t>
-      </w:r>
-      <w:r>
-        <w:t xml:space="preserve"> </w:t>
-      </w:r>
-      <w:r>
-        <w:t xml:space="preserve">Epocha reiškia vieną pilną perėjimą per visą mokymo aibę. Vis dėlto paketinio ir stochastinio </w:t>
+        <w:t xml:space="preserve">Tolimesnei neurono mokymo analizei svarbios dvi sąvokos – epocha ir mokymosi greitis. Abi jos daro tiesioginę įtaką mokymo eigai ir galutiniams rezultatams. Epocha reiškia vieną pilną perėjimą per visą mokymo aibę. Vis dėlto paketinio ir stochastinio </w:t>
       </w:r>
       <w:proofErr w:type="spellStart"/>
       <w:r>
@@ -8710,7 +8654,7 @@
       <w:pPr>
         <w:pStyle w:val="ISIAntrat1"/>
       </w:pPr>
-      <w:bookmarkStart w:id="29" w:name="_Toc224811190"/>
+      <w:bookmarkStart w:id="29" w:name="_Toc224818091"/>
       <w:r>
         <w:t>Programinė realizacija</w:t>
       </w:r>
@@ -8782,7 +8726,7 @@
       <w:pPr>
         <w:pStyle w:val="ISIAntrat2"/>
       </w:pPr>
-      <w:bookmarkStart w:id="30" w:name="_Toc224811191"/>
+      <w:bookmarkStart w:id="30" w:name="_Toc224818092"/>
       <w:r>
         <w:t>Duomenų paruošim</w:t>
       </w:r>
@@ -9107,7 +9051,7 @@
       <w:pPr>
         <w:pStyle w:val="ISIAntrat2"/>
       </w:pPr>
-      <w:bookmarkStart w:id="31" w:name="_Toc224811192"/>
+      <w:bookmarkStart w:id="31" w:name="_Toc224818093"/>
       <w:r>
         <w:t>Neurono mokymo ir vertinimo realizacija</w:t>
       </w:r>
@@ -9576,7 +9520,7 @@
       <w:pPr>
         <w:pStyle w:val="ISIAntrat2"/>
       </w:pPr>
-      <w:bookmarkStart w:id="32" w:name="_Toc224811193"/>
+      <w:bookmarkStart w:id="32" w:name="_Toc224818094"/>
       <w:r>
         <w:t>Eksperimentų realizacija</w:t>
       </w:r>
@@ -9962,7 +9906,7 @@
       <w:pPr>
         <w:pStyle w:val="ISIAntrat2"/>
       </w:pPr>
-      <w:bookmarkStart w:id="33" w:name="_Toc224811194"/>
+      <w:bookmarkStart w:id="33" w:name="_Toc224818095"/>
       <w:r>
         <w:t>Geriausio modelio parinkimas</w:t>
       </w:r>
@@ -10415,7 +10359,7 @@
       <w:pPr>
         <w:pStyle w:val="ISIAntrat1"/>
       </w:pPr>
-      <w:bookmarkStart w:id="34" w:name="_Toc224811195"/>
+      <w:bookmarkStart w:id="34" w:name="_Toc224818096"/>
       <w:r>
         <w:t>Tyrimai ir rezultatai</w:t>
       </w:r>
@@ -10498,7 +10442,7 @@
       <w:pPr>
         <w:pStyle w:val="ISIAntrat2"/>
       </w:pPr>
-      <w:bookmarkStart w:id="35" w:name="_Toc224811196"/>
+      <w:bookmarkStart w:id="35" w:name="_Toc224818097"/>
       <w:r>
         <w:t>Tyrimo eiga</w:t>
       </w:r>
@@ -10671,7 +10615,7 @@
       <w:pPr>
         <w:pStyle w:val="ISIAntrat2"/>
       </w:pPr>
-      <w:bookmarkStart w:id="36" w:name="_Toc224811197"/>
+      <w:bookmarkStart w:id="36" w:name="_Toc224818098"/>
       <w:r>
         <w:lastRenderedPageBreak/>
         <w:t>Paklaidos priklausomybė nuo epochų</w:t>
@@ -11062,7 +11006,7 @@
       <w:pPr>
         <w:pStyle w:val="ISIAntrat2"/>
       </w:pPr>
-      <w:bookmarkStart w:id="37" w:name="_Toc224811198"/>
+      <w:bookmarkStart w:id="37" w:name="_Toc224818099"/>
       <w:r>
         <w:t>Klasifikavimo tikslumo priklausomybė nuo epochų</w:t>
       </w:r>
@@ -11143,7 +11087,7 @@
       <w:pPr>
         <w:pStyle w:val="ISIAntrat2"/>
       </w:pPr>
-      <w:bookmarkStart w:id="38" w:name="_Toc224811199"/>
+      <w:bookmarkStart w:id="38" w:name="_Toc224818100"/>
       <w:r>
         <w:t>Mokymosi greičio įtaka rezultatams</w:t>
       </w:r>
@@ -12241,7 +12185,7 @@
       <w:pPr>
         <w:pStyle w:val="ISIAntrat2"/>
       </w:pPr>
-      <w:bookmarkStart w:id="39" w:name="_Toc224811200"/>
+      <w:bookmarkStart w:id="39" w:name="_Toc224818101"/>
       <w:r>
         <w:t>Paketinio ir stochastinio gradientinių nusileidimų palyginimas</w:t>
       </w:r>
@@ -12260,13 +12204,7 @@
       </w:r>
       <w:proofErr w:type="spellEnd"/>
       <w:r>
-        <w:t xml:space="preserve"> nusileidimų skirtumai. Lyginant 1 lentelės rezultatus matyti, kad vien validavimo tikslumo požiūriu abu metodai buvo</w:t>
-      </w:r>
-      <w:r>
-        <w:t xml:space="preserve"> labai panašūs</w:t>
-      </w:r>
-      <w:r>
-        <w:t>, nes visais nagrinėtais atvejais šis rodiklis siekė 0,970588. Todėl metodų palyginimui svarbesni tapo papildomi rodikliai – validavimo paklaida, testavimo tikslumas ir geriausia epocha.</w:t>
+        <w:t xml:space="preserve"> nusileidimų skirtumai. Lyginant 1 lentelės rezultatus matyti, kad vien validavimo tikslumo požiūriu abu metodai buvo labai panašūs, nes visais nagrinėtais atvejais šis rodiklis siekė 0,970588. Todėl metodų palyginimui svarbesni tapo papildomi rodikliai – validavimo paklaida, testavimo tikslumas ir geriausia epocha.</w:t>
       </w:r>
       <w:r>
         <w:t xml:space="preserve"> </w:t>
@@ -12323,7 +12261,7 @@
       <w:pPr>
         <w:pStyle w:val="ISIAntrat2"/>
       </w:pPr>
-      <w:bookmarkStart w:id="40" w:name="_Toc224811201"/>
+      <w:bookmarkStart w:id="40" w:name="_Toc224818102"/>
       <w:r>
         <w:t>Mokymo laiko palyginimas</w:t>
       </w:r>
@@ -12348,10 +12286,7 @@
       </w:r>
       <w:proofErr w:type="spellEnd"/>
       <w:r>
-        <w:t xml:space="preserve"> nusileidimo metodai, be tikslumo ir paklaidos papildomai vertintas ir mokymo laikas.</w:t>
-      </w:r>
-      <w:r>
-        <w:t xml:space="preserve"> </w:t>
+        <w:t xml:space="preserve"> nusileidimo metodai, be tikslumo ir paklaidos papildomai vertintas ir mokymo laikas. </w:t>
       </w:r>
       <w:r>
         <w:t>Šiame darbe mokymo laikas buvo matuojamas kiekvienam eksperimentui atskirai. Gauti rezultatai pateikti 3 paveiksle.</w:t>
@@ -12559,7 +12494,7 @@
       <w:pPr>
         <w:pStyle w:val="ISIAntrat2"/>
       </w:pPr>
-      <w:bookmarkStart w:id="41" w:name="_Toc224811202"/>
+      <w:bookmarkStart w:id="41" w:name="_Toc224818103"/>
       <w:r>
         <w:t>Geriausio modelio parinkimas</w:t>
       </w:r>
@@ -13078,7 +13013,7 @@
       <w:pPr>
         <w:pStyle w:val="ISIAntrat2"/>
       </w:pPr>
-      <w:bookmarkStart w:id="42" w:name="_Toc224811203"/>
+      <w:bookmarkStart w:id="42" w:name="_Toc224818104"/>
       <w:r>
         <w:t xml:space="preserve">Best </w:t>
       </w:r>
@@ -13125,10 +13060,7 @@
         <w:t>Galutiniam šiame darbe atrinktam modeliui geriausia ir paskutinė epocha sutapo. SGD metodui su mokymosi greičiu 0,10 geriausia epocha buvo 200, t. y. paskutinė mokymo epocha. Dėl to šio modelio atveju geriausios ir paskutinės epochos rodikliai buvo tokie patys.</w:t>
       </w:r>
       <w:r>
-        <w:t xml:space="preserve"> </w:t>
-      </w:r>
-      <w:r>
-        <w:t xml:space="preserve">Tačiau ne visiems variantams gautas toks pats rezultatas. Vienas </w:t>
+        <w:t xml:space="preserve"> Tačiau ne visiems variantams gautas toks pats rezultatas. Vienas </w:t>
       </w:r>
       <w:r>
         <w:t>iš</w:t>
@@ -13448,7 +13380,7 @@
       <w:pPr>
         <w:pStyle w:val="ISIAntrat2"/>
       </w:pPr>
-      <w:bookmarkStart w:id="43" w:name="_Toc224811204"/>
+      <w:bookmarkStart w:id="43" w:name="_Toc224818105"/>
       <w:r>
         <w:t>Testavimo duomenų klasifikavimo rezultatai</w:t>
       </w:r>
@@ -14263,7 +14195,7 @@
       <w:pPr>
         <w:pStyle w:val="ISIAntrat10"/>
       </w:pPr>
-      <w:bookmarkStart w:id="44" w:name="_Toc224811205"/>
+      <w:bookmarkStart w:id="44" w:name="_Toc224818106"/>
       <w:r>
         <w:t>Išvados</w:t>
       </w:r>
@@ -14282,7 +14214,7 @@
         <w:pStyle w:val="ISISraasnum"/>
         <w:numPr>
           <w:ilvl w:val="0"/>
-          <w:numId w:val="51"/>
+          <w:numId w:val="10"/>
         </w:numPr>
       </w:pPr>
       <w:r>
@@ -14361,7 +14293,7 @@
       <w:pPr>
         <w:pStyle w:val="ISIAntrat10"/>
       </w:pPr>
-      <w:bookmarkStart w:id="45" w:name="_Toc224811206"/>
+      <w:bookmarkStart w:id="45" w:name="_Toc224818107"/>
       <w:r>
         <w:lastRenderedPageBreak/>
         <w:t>Priedas</w:t>
@@ -14599,92 +14531,6 @@
 <file path=word/numbering.xml><?xml version="1.0" encoding="utf-8"?>
 <w:numbering xmlns:wpc="http://schemas.microsoft.com/office/word/2010/wordprocessingCanvas" xmlns:cx="http://schemas.microsoft.com/office/drawing/2014/chartex" xmlns:cx1="http://schemas.microsoft.com/office/drawing/2015/9/8/chartex" xmlns:cx2="http://schemas.microsoft.com/office/drawing/2015/10/21/chartex" xmlns:cx3="http://schemas.microsoft.com/office/drawing/2016/5/9/chartex" xmlns:cx4="http://schemas.microsoft.com/office/drawing/2016/5/10/chartex" xmlns:cx5="http://schemas.microsoft.com/office/drawing/2016/5/11/chartex" xmlns:cx6="http://schemas.microsoft.com/office/drawing/2016/5/12/chartex" xmlns:cx7="http://schemas.microsoft.com/office/drawing/2016/5/13/chartex" xmlns:cx8="http://schemas.microsoft.com/office/drawing/2016/5/14/chartex" xmlns:mc="http://schemas.openxmlformats.org/markup-compatibility/2006" xmlns:aink="http://schemas.microsoft.com/office/drawing/2016/ink" xmlns:am3d="http://schemas.microsoft.com/office/drawing/2017/model3d" xmlns:o="urn:schemas-microsoft-com:office:office" xmlns:oel="http://schemas.microsoft.com/office/2019/extlst" xmlns:r="http://schemas.openxmlformats.org/officeDocument/2006/relationships" xmlns:m="http://schemas.openxmlformats.org/officeDocument/2006/math" xmlns:v="urn:schemas-microsoft-com:vml" xmlns:wp14="http://schemas.microsoft.com/office/word/2010/wordprocessingDrawing" xmlns:wp="http://schemas.openxmlformats.org/drawingml/2006/wordprocessingDrawing" xmlns:w10="urn:schemas-microsoft-com:office:word" xmlns:w="http://schemas.openxmlformats.org/wordprocessingml/2006/main" xmlns:w14="http://schemas.microsoft.com/office/word/2010/wordml" xmlns:w15="http://schemas.microsoft.com/office/word/2012/wordml" xmlns:w16cex="http://schemas.microsoft.com/office/word/2018/wordml/cex" xmlns:w16cid="http://schemas.microsoft.com/office/word/2016/wordml/cid" xmlns:w16="http://schemas.microsoft.com/office/word/2018/wordml" xmlns:w16du="http://schemas.microsoft.com/office/word/2023/wordml/word16du" xmlns:w16sdtdh="http://schemas.microsoft.com/office/word/2020/wordml/sdtdatahash" xmlns:w16sdtfl="http://schemas.microsoft.com/office/word/2024/wordml/sdtformatlock" xmlns:w16se="http://schemas.microsoft.com/office/word/2015/wordml/symex" xmlns:wpg="http://schemas.microsoft.com/office/word/2010/wordprocessingGroup" xmlns:wpi="http://schemas.microsoft.com/office/word/2010/wordprocessingInk" xmlns:wne="http://schemas.microsoft.com/office/word/2006/wordml" xmlns:wps="http://schemas.microsoft.com/office/word/2010/wordprocessingShape" mc:Ignorable="w14 w15 w16se w16cid w16 w16cex w16sdtdh w16sdtfl w16du wp14">
   <w:abstractNum w:abstractNumId="0" w15:restartNumberingAfterBreak="0">
-    <w:nsid w:val="01315329"/>
-    <w:multiLevelType w:val="hybridMultilevel"/>
-    <w:tmpl w:val="DA988602"/>
-    <w:lvl w:ilvl="0" w:tplc="04270019">
-      <w:start w:val="1"/>
-      <w:numFmt w:val="lowerLetter"/>
-      <w:lvlText w:val="%1."/>
-      <w:lvlJc w:val="left"/>
-      <w:pPr>
-        <w:ind w:left="1287" w:hanging="360"/>
-      </w:pPr>
-    </w:lvl>
-    <w:lvl w:ilvl="1" w:tplc="04270019" w:tentative="1">
-      <w:start w:val="1"/>
-      <w:numFmt w:val="lowerLetter"/>
-      <w:lvlText w:val="%2."/>
-      <w:lvlJc w:val="left"/>
-      <w:pPr>
-        <w:ind w:left="2007" w:hanging="360"/>
-      </w:pPr>
-    </w:lvl>
-    <w:lvl w:ilvl="2" w:tplc="0427001B" w:tentative="1">
-      <w:start w:val="1"/>
-      <w:numFmt w:val="lowerRoman"/>
-      <w:lvlText w:val="%3."/>
-      <w:lvlJc w:val="right"/>
-      <w:pPr>
-        <w:ind w:left="2727" w:hanging="180"/>
-      </w:pPr>
-    </w:lvl>
-    <w:lvl w:ilvl="3" w:tplc="0427000F" w:tentative="1">
-      <w:start w:val="1"/>
-      <w:numFmt w:val="decimal"/>
-      <w:lvlText w:val="%4."/>
-      <w:lvlJc w:val="left"/>
-      <w:pPr>
-        <w:ind w:left="3447" w:hanging="360"/>
-      </w:pPr>
-    </w:lvl>
-    <w:lvl w:ilvl="4" w:tplc="04270019" w:tentative="1">
-      <w:start w:val="1"/>
-      <w:numFmt w:val="lowerLetter"/>
-      <w:lvlText w:val="%5."/>
-      <w:lvlJc w:val="left"/>
-      <w:pPr>
-        <w:ind w:left="4167" w:hanging="360"/>
-      </w:pPr>
-    </w:lvl>
-    <w:lvl w:ilvl="5" w:tplc="0427001B" w:tentative="1">
-      <w:start w:val="1"/>
-      <w:numFmt w:val="lowerRoman"/>
-      <w:lvlText w:val="%6."/>
-      <w:lvlJc w:val="right"/>
-      <w:pPr>
-        <w:ind w:left="4887" w:hanging="180"/>
-      </w:pPr>
-    </w:lvl>
-    <w:lvl w:ilvl="6" w:tplc="0427000F" w:tentative="1">
-      <w:start w:val="1"/>
-      <w:numFmt w:val="decimal"/>
-      <w:lvlText w:val="%7."/>
-      <w:lvlJc w:val="left"/>
-      <w:pPr>
-        <w:ind w:left="5607" w:hanging="360"/>
-      </w:pPr>
-    </w:lvl>
-    <w:lvl w:ilvl="7" w:tplc="04270019" w:tentative="1">
-      <w:start w:val="1"/>
-      <w:numFmt w:val="lowerLetter"/>
-      <w:lvlText w:val="%8."/>
-      <w:lvlJc w:val="left"/>
-      <w:pPr>
-        <w:ind w:left="6327" w:hanging="360"/>
-      </w:pPr>
-    </w:lvl>
-    <w:lvl w:ilvl="8" w:tplc="0427001B" w:tentative="1">
-      <w:start w:val="1"/>
-      <w:numFmt w:val="lowerRoman"/>
-      <w:lvlText w:val="%9."/>
-      <w:lvlJc w:val="right"/>
-      <w:pPr>
-        <w:ind w:left="7047" w:hanging="180"/>
-      </w:pPr>
-    </w:lvl>
-  </w:abstractNum>
-  <w:abstractNum w:abstractNumId="1" w15:restartNumberingAfterBreak="0">
     <w:nsid w:val="06DC6664"/>
     <w:multiLevelType w:val="multilevel"/>
     <w:tmpl w:val="C14C1788"/>
@@ -14833,496 +14679,7 @@
       </w:rPr>
     </w:lvl>
   </w:abstractNum>
-  <w:abstractNum w:abstractNumId="2" w15:restartNumberingAfterBreak="0">
-    <w:nsid w:val="0A662130"/>
-    <w:multiLevelType w:val="hybridMultilevel"/>
-    <w:tmpl w:val="8E54BAA0"/>
-    <w:lvl w:ilvl="0" w:tplc="6518E898">
-      <w:numFmt w:val="bullet"/>
-      <w:lvlText w:val="-"/>
-      <w:lvlJc w:val="left"/>
-      <w:pPr>
-        <w:ind w:left="927" w:hanging="360"/>
-      </w:pPr>
-      <w:rPr>
-        <w:rFonts w:ascii="Times New Roman" w:eastAsiaTheme="minorHAnsi" w:hAnsi="Times New Roman" w:cs="Times New Roman" w:hint="default"/>
-      </w:rPr>
-    </w:lvl>
-    <w:lvl w:ilvl="1" w:tplc="04090003" w:tentative="1">
-      <w:start w:val="1"/>
-      <w:numFmt w:val="bullet"/>
-      <w:lvlText w:val="o"/>
-      <w:lvlJc w:val="left"/>
-      <w:pPr>
-        <w:ind w:left="1647" w:hanging="360"/>
-      </w:pPr>
-      <w:rPr>
-        <w:rFonts w:ascii="Courier New" w:hAnsi="Courier New" w:cs="Courier New" w:hint="default"/>
-      </w:rPr>
-    </w:lvl>
-    <w:lvl w:ilvl="2" w:tplc="04090005" w:tentative="1">
-      <w:start w:val="1"/>
-      <w:numFmt w:val="bullet"/>
-      <w:lvlText w:val=""/>
-      <w:lvlJc w:val="left"/>
-      <w:pPr>
-        <w:ind w:left="2367" w:hanging="360"/>
-      </w:pPr>
-      <w:rPr>
-        <w:rFonts w:ascii="Wingdings" w:hAnsi="Wingdings" w:hint="default"/>
-      </w:rPr>
-    </w:lvl>
-    <w:lvl w:ilvl="3" w:tplc="04090001" w:tentative="1">
-      <w:start w:val="1"/>
-      <w:numFmt w:val="bullet"/>
-      <w:lvlText w:val=""/>
-      <w:lvlJc w:val="left"/>
-      <w:pPr>
-        <w:ind w:left="3087" w:hanging="360"/>
-      </w:pPr>
-      <w:rPr>
-        <w:rFonts w:ascii="Symbol" w:hAnsi="Symbol" w:hint="default"/>
-      </w:rPr>
-    </w:lvl>
-    <w:lvl w:ilvl="4" w:tplc="04090003" w:tentative="1">
-      <w:start w:val="1"/>
-      <w:numFmt w:val="bullet"/>
-      <w:lvlText w:val="o"/>
-      <w:lvlJc w:val="left"/>
-      <w:pPr>
-        <w:ind w:left="3807" w:hanging="360"/>
-      </w:pPr>
-      <w:rPr>
-        <w:rFonts w:ascii="Courier New" w:hAnsi="Courier New" w:cs="Courier New" w:hint="default"/>
-      </w:rPr>
-    </w:lvl>
-    <w:lvl w:ilvl="5" w:tplc="04090005" w:tentative="1">
-      <w:start w:val="1"/>
-      <w:numFmt w:val="bullet"/>
-      <w:lvlText w:val=""/>
-      <w:lvlJc w:val="left"/>
-      <w:pPr>
-        <w:ind w:left="4527" w:hanging="360"/>
-      </w:pPr>
-      <w:rPr>
-        <w:rFonts w:ascii="Wingdings" w:hAnsi="Wingdings" w:hint="default"/>
-      </w:rPr>
-    </w:lvl>
-    <w:lvl w:ilvl="6" w:tplc="04090001" w:tentative="1">
-      <w:start w:val="1"/>
-      <w:numFmt w:val="bullet"/>
-      <w:lvlText w:val=""/>
-      <w:lvlJc w:val="left"/>
-      <w:pPr>
-        <w:ind w:left="5247" w:hanging="360"/>
-      </w:pPr>
-      <w:rPr>
-        <w:rFonts w:ascii="Symbol" w:hAnsi="Symbol" w:hint="default"/>
-      </w:rPr>
-    </w:lvl>
-    <w:lvl w:ilvl="7" w:tplc="04090003" w:tentative="1">
-      <w:start w:val="1"/>
-      <w:numFmt w:val="bullet"/>
-      <w:lvlText w:val="o"/>
-      <w:lvlJc w:val="left"/>
-      <w:pPr>
-        <w:ind w:left="5967" w:hanging="360"/>
-      </w:pPr>
-      <w:rPr>
-        <w:rFonts w:ascii="Courier New" w:hAnsi="Courier New" w:cs="Courier New" w:hint="default"/>
-      </w:rPr>
-    </w:lvl>
-    <w:lvl w:ilvl="8" w:tplc="04090005" w:tentative="1">
-      <w:start w:val="1"/>
-      <w:numFmt w:val="bullet"/>
-      <w:lvlText w:val=""/>
-      <w:lvlJc w:val="left"/>
-      <w:pPr>
-        <w:ind w:left="6687" w:hanging="360"/>
-      </w:pPr>
-      <w:rPr>
-        <w:rFonts w:ascii="Wingdings" w:hAnsi="Wingdings" w:hint="default"/>
-      </w:rPr>
-    </w:lvl>
-  </w:abstractNum>
-  <w:abstractNum w:abstractNumId="3" w15:restartNumberingAfterBreak="0">
-    <w:nsid w:val="0E725394"/>
-    <w:multiLevelType w:val="hybridMultilevel"/>
-    <w:tmpl w:val="3AB81636"/>
-    <w:lvl w:ilvl="0" w:tplc="04090003">
-      <w:start w:val="1"/>
-      <w:numFmt w:val="bullet"/>
-      <w:lvlText w:val="o"/>
-      <w:lvlJc w:val="left"/>
-      <w:pPr>
-        <w:ind w:left="1287" w:hanging="360"/>
-      </w:pPr>
-      <w:rPr>
-        <w:rFonts w:ascii="Courier New" w:hAnsi="Courier New" w:hint="default"/>
-      </w:rPr>
-    </w:lvl>
-    <w:lvl w:ilvl="1" w:tplc="04090003" w:tentative="1">
-      <w:start w:val="1"/>
-      <w:numFmt w:val="bullet"/>
-      <w:lvlText w:val="o"/>
-      <w:lvlJc w:val="left"/>
-      <w:pPr>
-        <w:ind w:left="2007" w:hanging="360"/>
-      </w:pPr>
-      <w:rPr>
-        <w:rFonts w:ascii="Courier New" w:hAnsi="Courier New" w:cs="Courier New" w:hint="default"/>
-      </w:rPr>
-    </w:lvl>
-    <w:lvl w:ilvl="2" w:tplc="04090005" w:tentative="1">
-      <w:start w:val="1"/>
-      <w:numFmt w:val="bullet"/>
-      <w:lvlText w:val=""/>
-      <w:lvlJc w:val="left"/>
-      <w:pPr>
-        <w:ind w:left="2727" w:hanging="360"/>
-      </w:pPr>
-      <w:rPr>
-        <w:rFonts w:ascii="Wingdings" w:hAnsi="Wingdings" w:hint="default"/>
-      </w:rPr>
-    </w:lvl>
-    <w:lvl w:ilvl="3" w:tplc="04090001" w:tentative="1">
-      <w:start w:val="1"/>
-      <w:numFmt w:val="bullet"/>
-      <w:lvlText w:val=""/>
-      <w:lvlJc w:val="left"/>
-      <w:pPr>
-        <w:ind w:left="3447" w:hanging="360"/>
-      </w:pPr>
-      <w:rPr>
-        <w:rFonts w:ascii="Symbol" w:hAnsi="Symbol" w:hint="default"/>
-      </w:rPr>
-    </w:lvl>
-    <w:lvl w:ilvl="4" w:tplc="04090003" w:tentative="1">
-      <w:start w:val="1"/>
-      <w:numFmt w:val="bullet"/>
-      <w:lvlText w:val="o"/>
-      <w:lvlJc w:val="left"/>
-      <w:pPr>
-        <w:ind w:left="4167" w:hanging="360"/>
-      </w:pPr>
-      <w:rPr>
-        <w:rFonts w:ascii="Courier New" w:hAnsi="Courier New" w:cs="Courier New" w:hint="default"/>
-      </w:rPr>
-    </w:lvl>
-    <w:lvl w:ilvl="5" w:tplc="04090005" w:tentative="1">
-      <w:start w:val="1"/>
-      <w:numFmt w:val="bullet"/>
-      <w:lvlText w:val=""/>
-      <w:lvlJc w:val="left"/>
-      <w:pPr>
-        <w:ind w:left="4887" w:hanging="360"/>
-      </w:pPr>
-      <w:rPr>
-        <w:rFonts w:ascii="Wingdings" w:hAnsi="Wingdings" w:hint="default"/>
-      </w:rPr>
-    </w:lvl>
-    <w:lvl w:ilvl="6" w:tplc="04090001" w:tentative="1">
-      <w:start w:val="1"/>
-      <w:numFmt w:val="bullet"/>
-      <w:lvlText w:val=""/>
-      <w:lvlJc w:val="left"/>
-      <w:pPr>
-        <w:ind w:left="5607" w:hanging="360"/>
-      </w:pPr>
-      <w:rPr>
-        <w:rFonts w:ascii="Symbol" w:hAnsi="Symbol" w:hint="default"/>
-      </w:rPr>
-    </w:lvl>
-    <w:lvl w:ilvl="7" w:tplc="04090003" w:tentative="1">
-      <w:start w:val="1"/>
-      <w:numFmt w:val="bullet"/>
-      <w:lvlText w:val="o"/>
-      <w:lvlJc w:val="left"/>
-      <w:pPr>
-        <w:ind w:left="6327" w:hanging="360"/>
-      </w:pPr>
-      <w:rPr>
-        <w:rFonts w:ascii="Courier New" w:hAnsi="Courier New" w:cs="Courier New" w:hint="default"/>
-      </w:rPr>
-    </w:lvl>
-    <w:lvl w:ilvl="8" w:tplc="04090005" w:tentative="1">
-      <w:start w:val="1"/>
-      <w:numFmt w:val="bullet"/>
-      <w:lvlText w:val=""/>
-      <w:lvlJc w:val="left"/>
-      <w:pPr>
-        <w:ind w:left="7047" w:hanging="360"/>
-      </w:pPr>
-      <w:rPr>
-        <w:rFonts w:ascii="Wingdings" w:hAnsi="Wingdings" w:hint="default"/>
-      </w:rPr>
-    </w:lvl>
-  </w:abstractNum>
-  <w:abstractNum w:abstractNumId="4" w15:restartNumberingAfterBreak="0">
-    <w:nsid w:val="0F7E17F0"/>
-    <w:multiLevelType w:val="hybridMultilevel"/>
-    <w:tmpl w:val="9AC2A128"/>
-    <w:lvl w:ilvl="0" w:tplc="CBCE3F94">
-      <w:start w:val="1"/>
-      <w:numFmt w:val="decimal"/>
-      <w:lvlText w:val="%1."/>
-      <w:lvlJc w:val="left"/>
-      <w:pPr>
-        <w:ind w:left="927" w:hanging="360"/>
-      </w:pPr>
-      <w:rPr>
-        <w:rFonts w:hint="default"/>
-      </w:rPr>
-    </w:lvl>
-    <w:lvl w:ilvl="1" w:tplc="04090019" w:tentative="1">
-      <w:start w:val="1"/>
-      <w:numFmt w:val="lowerLetter"/>
-      <w:lvlText w:val="%2."/>
-      <w:lvlJc w:val="left"/>
-      <w:pPr>
-        <w:ind w:left="1647" w:hanging="360"/>
-      </w:pPr>
-    </w:lvl>
-    <w:lvl w:ilvl="2" w:tplc="0409001B" w:tentative="1">
-      <w:start w:val="1"/>
-      <w:numFmt w:val="lowerRoman"/>
-      <w:lvlText w:val="%3."/>
-      <w:lvlJc w:val="right"/>
-      <w:pPr>
-        <w:ind w:left="2367" w:hanging="180"/>
-      </w:pPr>
-    </w:lvl>
-    <w:lvl w:ilvl="3" w:tplc="0409000F" w:tentative="1">
-      <w:start w:val="1"/>
-      <w:numFmt w:val="decimal"/>
-      <w:lvlText w:val="%4."/>
-      <w:lvlJc w:val="left"/>
-      <w:pPr>
-        <w:ind w:left="3087" w:hanging="360"/>
-      </w:pPr>
-    </w:lvl>
-    <w:lvl w:ilvl="4" w:tplc="04090019" w:tentative="1">
-      <w:start w:val="1"/>
-      <w:numFmt w:val="lowerLetter"/>
-      <w:lvlText w:val="%5."/>
-      <w:lvlJc w:val="left"/>
-      <w:pPr>
-        <w:ind w:left="3807" w:hanging="360"/>
-      </w:pPr>
-    </w:lvl>
-    <w:lvl w:ilvl="5" w:tplc="0409001B" w:tentative="1">
-      <w:start w:val="1"/>
-      <w:numFmt w:val="lowerRoman"/>
-      <w:lvlText w:val="%6."/>
-      <w:lvlJc w:val="right"/>
-      <w:pPr>
-        <w:ind w:left="4527" w:hanging="180"/>
-      </w:pPr>
-    </w:lvl>
-    <w:lvl w:ilvl="6" w:tplc="0409000F" w:tentative="1">
-      <w:start w:val="1"/>
-      <w:numFmt w:val="decimal"/>
-      <w:lvlText w:val="%7."/>
-      <w:lvlJc w:val="left"/>
-      <w:pPr>
-        <w:ind w:left="5247" w:hanging="360"/>
-      </w:pPr>
-    </w:lvl>
-    <w:lvl w:ilvl="7" w:tplc="04090019" w:tentative="1">
-      <w:start w:val="1"/>
-      <w:numFmt w:val="lowerLetter"/>
-      <w:lvlText w:val="%8."/>
-      <w:lvlJc w:val="left"/>
-      <w:pPr>
-        <w:ind w:left="5967" w:hanging="360"/>
-      </w:pPr>
-    </w:lvl>
-    <w:lvl w:ilvl="8" w:tplc="0409001B" w:tentative="1">
-      <w:start w:val="1"/>
-      <w:numFmt w:val="lowerRoman"/>
-      <w:lvlText w:val="%9."/>
-      <w:lvlJc w:val="right"/>
-      <w:pPr>
-        <w:ind w:left="6687" w:hanging="180"/>
-      </w:pPr>
-    </w:lvl>
-  </w:abstractNum>
-  <w:abstractNum w:abstractNumId="5" w15:restartNumberingAfterBreak="0">
-    <w:nsid w:val="135E2842"/>
-    <w:multiLevelType w:val="hybridMultilevel"/>
-    <w:tmpl w:val="4E9AF3F8"/>
-    <w:lvl w:ilvl="0" w:tplc="04270019">
-      <w:start w:val="1"/>
-      <w:numFmt w:val="lowerLetter"/>
-      <w:lvlText w:val="%1."/>
-      <w:lvlJc w:val="left"/>
-      <w:pPr>
-        <w:ind w:left="1287" w:hanging="360"/>
-      </w:pPr>
-    </w:lvl>
-    <w:lvl w:ilvl="1" w:tplc="04270019" w:tentative="1">
-      <w:start w:val="1"/>
-      <w:numFmt w:val="lowerLetter"/>
-      <w:lvlText w:val="%2."/>
-      <w:lvlJc w:val="left"/>
-      <w:pPr>
-        <w:ind w:left="2007" w:hanging="360"/>
-      </w:pPr>
-    </w:lvl>
-    <w:lvl w:ilvl="2" w:tplc="0427001B" w:tentative="1">
-      <w:start w:val="1"/>
-      <w:numFmt w:val="lowerRoman"/>
-      <w:lvlText w:val="%3."/>
-      <w:lvlJc w:val="right"/>
-      <w:pPr>
-        <w:ind w:left="2727" w:hanging="180"/>
-      </w:pPr>
-    </w:lvl>
-    <w:lvl w:ilvl="3" w:tplc="0427000F" w:tentative="1">
-      <w:start w:val="1"/>
-      <w:numFmt w:val="decimal"/>
-      <w:lvlText w:val="%4."/>
-      <w:lvlJc w:val="left"/>
-      <w:pPr>
-        <w:ind w:left="3447" w:hanging="360"/>
-      </w:pPr>
-    </w:lvl>
-    <w:lvl w:ilvl="4" w:tplc="04270019" w:tentative="1">
-      <w:start w:val="1"/>
-      <w:numFmt w:val="lowerLetter"/>
-      <w:lvlText w:val="%5."/>
-      <w:lvlJc w:val="left"/>
-      <w:pPr>
-        <w:ind w:left="4167" w:hanging="360"/>
-      </w:pPr>
-    </w:lvl>
-    <w:lvl w:ilvl="5" w:tplc="0427001B" w:tentative="1">
-      <w:start w:val="1"/>
-      <w:numFmt w:val="lowerRoman"/>
-      <w:lvlText w:val="%6."/>
-      <w:lvlJc w:val="right"/>
-      <w:pPr>
-        <w:ind w:left="4887" w:hanging="180"/>
-      </w:pPr>
-    </w:lvl>
-    <w:lvl w:ilvl="6" w:tplc="0427000F" w:tentative="1">
-      <w:start w:val="1"/>
-      <w:numFmt w:val="decimal"/>
-      <w:lvlText w:val="%7."/>
-      <w:lvlJc w:val="left"/>
-      <w:pPr>
-        <w:ind w:left="5607" w:hanging="360"/>
-      </w:pPr>
-    </w:lvl>
-    <w:lvl w:ilvl="7" w:tplc="04270019" w:tentative="1">
-      <w:start w:val="1"/>
-      <w:numFmt w:val="lowerLetter"/>
-      <w:lvlText w:val="%8."/>
-      <w:lvlJc w:val="left"/>
-      <w:pPr>
-        <w:ind w:left="6327" w:hanging="360"/>
-      </w:pPr>
-    </w:lvl>
-    <w:lvl w:ilvl="8" w:tplc="0427001B" w:tentative="1">
-      <w:start w:val="1"/>
-      <w:numFmt w:val="lowerRoman"/>
-      <w:lvlText w:val="%9."/>
-      <w:lvlJc w:val="right"/>
-      <w:pPr>
-        <w:ind w:left="7047" w:hanging="180"/>
-      </w:pPr>
-    </w:lvl>
-  </w:abstractNum>
-  <w:abstractNum w:abstractNumId="6" w15:restartNumberingAfterBreak="0">
-    <w:nsid w:val="15127636"/>
-    <w:multiLevelType w:val="hybridMultilevel"/>
-    <w:tmpl w:val="0524890E"/>
-    <w:lvl w:ilvl="0" w:tplc="996C2CA4">
-      <w:start w:val="1"/>
-      <w:numFmt w:val="decimal"/>
-      <w:lvlText w:val="%1."/>
-      <w:lvlJc w:val="left"/>
-      <w:pPr>
-        <w:ind w:left="927" w:hanging="360"/>
-      </w:pPr>
-      <w:rPr>
-        <w:rFonts w:hint="default"/>
-      </w:rPr>
-    </w:lvl>
-    <w:lvl w:ilvl="1" w:tplc="04090019" w:tentative="1">
-      <w:start w:val="1"/>
-      <w:numFmt w:val="lowerLetter"/>
-      <w:lvlText w:val="%2."/>
-      <w:lvlJc w:val="left"/>
-      <w:pPr>
-        <w:ind w:left="1647" w:hanging="360"/>
-      </w:pPr>
-    </w:lvl>
-    <w:lvl w:ilvl="2" w:tplc="0409001B" w:tentative="1">
-      <w:start w:val="1"/>
-      <w:numFmt w:val="lowerRoman"/>
-      <w:lvlText w:val="%3."/>
-      <w:lvlJc w:val="right"/>
-      <w:pPr>
-        <w:ind w:left="2367" w:hanging="180"/>
-      </w:pPr>
-    </w:lvl>
-    <w:lvl w:ilvl="3" w:tplc="0409000F" w:tentative="1">
-      <w:start w:val="1"/>
-      <w:numFmt w:val="decimal"/>
-      <w:lvlText w:val="%4."/>
-      <w:lvlJc w:val="left"/>
-      <w:pPr>
-        <w:ind w:left="3087" w:hanging="360"/>
-      </w:pPr>
-    </w:lvl>
-    <w:lvl w:ilvl="4" w:tplc="04090019" w:tentative="1">
-      <w:start w:val="1"/>
-      <w:numFmt w:val="lowerLetter"/>
-      <w:lvlText w:val="%5."/>
-      <w:lvlJc w:val="left"/>
-      <w:pPr>
-        <w:ind w:left="3807" w:hanging="360"/>
-      </w:pPr>
-    </w:lvl>
-    <w:lvl w:ilvl="5" w:tplc="0409001B" w:tentative="1">
-      <w:start w:val="1"/>
-      <w:numFmt w:val="lowerRoman"/>
-      <w:lvlText w:val="%6."/>
-      <w:lvlJc w:val="right"/>
-      <w:pPr>
-        <w:ind w:left="4527" w:hanging="180"/>
-      </w:pPr>
-    </w:lvl>
-    <w:lvl w:ilvl="6" w:tplc="0409000F" w:tentative="1">
-      <w:start w:val="1"/>
-      <w:numFmt w:val="decimal"/>
-      <w:lvlText w:val="%7."/>
-      <w:lvlJc w:val="left"/>
-      <w:pPr>
-        <w:ind w:left="5247" w:hanging="360"/>
-      </w:pPr>
-    </w:lvl>
-    <w:lvl w:ilvl="7" w:tplc="04090019" w:tentative="1">
-      <w:start w:val="1"/>
-      <w:numFmt w:val="lowerLetter"/>
-      <w:lvlText w:val="%8."/>
-      <w:lvlJc w:val="left"/>
-      <w:pPr>
-        <w:ind w:left="5967" w:hanging="360"/>
-      </w:pPr>
-    </w:lvl>
-    <w:lvl w:ilvl="8" w:tplc="0409001B" w:tentative="1">
-      <w:start w:val="1"/>
-      <w:numFmt w:val="lowerRoman"/>
-      <w:lvlText w:val="%9."/>
-      <w:lvlJc w:val="right"/>
-      <w:pPr>
-        <w:ind w:left="6687" w:hanging="180"/>
-      </w:pPr>
-    </w:lvl>
-  </w:abstractNum>
-  <w:abstractNum w:abstractNumId="7" w15:restartNumberingAfterBreak="0">
+  <w:abstractNum w:abstractNumId="1" w15:restartNumberingAfterBreak="0">
     <w:nsid w:val="1773518E"/>
     <w:multiLevelType w:val="hybridMultilevel"/>
     <w:tmpl w:val="A6F82942"/>
@@ -15436,7 +14793,7 @@
       </w:rPr>
     </w:lvl>
   </w:abstractNum>
-  <w:abstractNum w:abstractNumId="8" w15:restartNumberingAfterBreak="0">
+  <w:abstractNum w:abstractNumId="2" w15:restartNumberingAfterBreak="0">
     <w:nsid w:val="18C878A0"/>
     <w:multiLevelType w:val="multilevel"/>
     <w:tmpl w:val="9FFC1D7E"/>
@@ -15554,291 +14911,7 @@
       </w:rPr>
     </w:lvl>
   </w:abstractNum>
-  <w:abstractNum w:abstractNumId="9" w15:restartNumberingAfterBreak="0">
-    <w:nsid w:val="19917712"/>
-    <w:multiLevelType w:val="hybridMultilevel"/>
-    <w:tmpl w:val="88BE82C0"/>
-    <w:lvl w:ilvl="0" w:tplc="04270019">
-      <w:start w:val="1"/>
-      <w:numFmt w:val="lowerLetter"/>
-      <w:lvlText w:val="%1."/>
-      <w:lvlJc w:val="left"/>
-      <w:pPr>
-        <w:ind w:left="1287" w:hanging="360"/>
-      </w:pPr>
-    </w:lvl>
-    <w:lvl w:ilvl="1" w:tplc="04270019" w:tentative="1">
-      <w:start w:val="1"/>
-      <w:numFmt w:val="lowerLetter"/>
-      <w:lvlText w:val="%2."/>
-      <w:lvlJc w:val="left"/>
-      <w:pPr>
-        <w:ind w:left="2007" w:hanging="360"/>
-      </w:pPr>
-    </w:lvl>
-    <w:lvl w:ilvl="2" w:tplc="0427001B" w:tentative="1">
-      <w:start w:val="1"/>
-      <w:numFmt w:val="lowerRoman"/>
-      <w:lvlText w:val="%3."/>
-      <w:lvlJc w:val="right"/>
-      <w:pPr>
-        <w:ind w:left="2727" w:hanging="180"/>
-      </w:pPr>
-    </w:lvl>
-    <w:lvl w:ilvl="3" w:tplc="0427000F" w:tentative="1">
-      <w:start w:val="1"/>
-      <w:numFmt w:val="decimal"/>
-      <w:lvlText w:val="%4."/>
-      <w:lvlJc w:val="left"/>
-      <w:pPr>
-        <w:ind w:left="3447" w:hanging="360"/>
-      </w:pPr>
-    </w:lvl>
-    <w:lvl w:ilvl="4" w:tplc="04270019" w:tentative="1">
-      <w:start w:val="1"/>
-      <w:numFmt w:val="lowerLetter"/>
-      <w:lvlText w:val="%5."/>
-      <w:lvlJc w:val="left"/>
-      <w:pPr>
-        <w:ind w:left="4167" w:hanging="360"/>
-      </w:pPr>
-    </w:lvl>
-    <w:lvl w:ilvl="5" w:tplc="0427001B" w:tentative="1">
-      <w:start w:val="1"/>
-      <w:numFmt w:val="lowerRoman"/>
-      <w:lvlText w:val="%6."/>
-      <w:lvlJc w:val="right"/>
-      <w:pPr>
-        <w:ind w:left="4887" w:hanging="180"/>
-      </w:pPr>
-    </w:lvl>
-    <w:lvl w:ilvl="6" w:tplc="0427000F" w:tentative="1">
-      <w:start w:val="1"/>
-      <w:numFmt w:val="decimal"/>
-      <w:lvlText w:val="%7."/>
-      <w:lvlJc w:val="left"/>
-      <w:pPr>
-        <w:ind w:left="5607" w:hanging="360"/>
-      </w:pPr>
-    </w:lvl>
-    <w:lvl w:ilvl="7" w:tplc="04270019" w:tentative="1">
-      <w:start w:val="1"/>
-      <w:numFmt w:val="lowerLetter"/>
-      <w:lvlText w:val="%8."/>
-      <w:lvlJc w:val="left"/>
-      <w:pPr>
-        <w:ind w:left="6327" w:hanging="360"/>
-      </w:pPr>
-    </w:lvl>
-    <w:lvl w:ilvl="8" w:tplc="0427001B" w:tentative="1">
-      <w:start w:val="1"/>
-      <w:numFmt w:val="lowerRoman"/>
-      <w:lvlText w:val="%9."/>
-      <w:lvlJc w:val="right"/>
-      <w:pPr>
-        <w:ind w:left="7047" w:hanging="180"/>
-      </w:pPr>
-    </w:lvl>
-  </w:abstractNum>
-  <w:abstractNum w:abstractNumId="10" w15:restartNumberingAfterBreak="0">
-    <w:nsid w:val="19B5677F"/>
-    <w:multiLevelType w:val="hybridMultilevel"/>
-    <w:tmpl w:val="6E36A27A"/>
-    <w:lvl w:ilvl="0" w:tplc="6518E898">
-      <w:numFmt w:val="bullet"/>
-      <w:lvlText w:val="-"/>
-      <w:lvlJc w:val="left"/>
-      <w:pPr>
-        <w:ind w:left="1494" w:hanging="360"/>
-      </w:pPr>
-      <w:rPr>
-        <w:rFonts w:ascii="Times New Roman" w:eastAsiaTheme="minorHAnsi" w:hAnsi="Times New Roman" w:cs="Times New Roman" w:hint="default"/>
-      </w:rPr>
-    </w:lvl>
-    <w:lvl w:ilvl="1" w:tplc="04090003" w:tentative="1">
-      <w:start w:val="1"/>
-      <w:numFmt w:val="bullet"/>
-      <w:lvlText w:val="o"/>
-      <w:lvlJc w:val="left"/>
-      <w:pPr>
-        <w:ind w:left="2007" w:hanging="360"/>
-      </w:pPr>
-      <w:rPr>
-        <w:rFonts w:ascii="Courier New" w:hAnsi="Courier New" w:cs="Courier New" w:hint="default"/>
-      </w:rPr>
-    </w:lvl>
-    <w:lvl w:ilvl="2" w:tplc="04090005" w:tentative="1">
-      <w:start w:val="1"/>
-      <w:numFmt w:val="bullet"/>
-      <w:lvlText w:val=""/>
-      <w:lvlJc w:val="left"/>
-      <w:pPr>
-        <w:ind w:left="2727" w:hanging="360"/>
-      </w:pPr>
-      <w:rPr>
-        <w:rFonts w:ascii="Wingdings" w:hAnsi="Wingdings" w:hint="default"/>
-      </w:rPr>
-    </w:lvl>
-    <w:lvl w:ilvl="3" w:tplc="04090001" w:tentative="1">
-      <w:start w:val="1"/>
-      <w:numFmt w:val="bullet"/>
-      <w:lvlText w:val=""/>
-      <w:lvlJc w:val="left"/>
-      <w:pPr>
-        <w:ind w:left="3447" w:hanging="360"/>
-      </w:pPr>
-      <w:rPr>
-        <w:rFonts w:ascii="Symbol" w:hAnsi="Symbol" w:hint="default"/>
-      </w:rPr>
-    </w:lvl>
-    <w:lvl w:ilvl="4" w:tplc="04090003" w:tentative="1">
-      <w:start w:val="1"/>
-      <w:numFmt w:val="bullet"/>
-      <w:lvlText w:val="o"/>
-      <w:lvlJc w:val="left"/>
-      <w:pPr>
-        <w:ind w:left="4167" w:hanging="360"/>
-      </w:pPr>
-      <w:rPr>
-        <w:rFonts w:ascii="Courier New" w:hAnsi="Courier New" w:cs="Courier New" w:hint="default"/>
-      </w:rPr>
-    </w:lvl>
-    <w:lvl w:ilvl="5" w:tplc="04090005" w:tentative="1">
-      <w:start w:val="1"/>
-      <w:numFmt w:val="bullet"/>
-      <w:lvlText w:val=""/>
-      <w:lvlJc w:val="left"/>
-      <w:pPr>
-        <w:ind w:left="4887" w:hanging="360"/>
-      </w:pPr>
-      <w:rPr>
-        <w:rFonts w:ascii="Wingdings" w:hAnsi="Wingdings" w:hint="default"/>
-      </w:rPr>
-    </w:lvl>
-    <w:lvl w:ilvl="6" w:tplc="04090001" w:tentative="1">
-      <w:start w:val="1"/>
-      <w:numFmt w:val="bullet"/>
-      <w:lvlText w:val=""/>
-      <w:lvlJc w:val="left"/>
-      <w:pPr>
-        <w:ind w:left="5607" w:hanging="360"/>
-      </w:pPr>
-      <w:rPr>
-        <w:rFonts w:ascii="Symbol" w:hAnsi="Symbol" w:hint="default"/>
-      </w:rPr>
-    </w:lvl>
-    <w:lvl w:ilvl="7" w:tplc="04090003" w:tentative="1">
-      <w:start w:val="1"/>
-      <w:numFmt w:val="bullet"/>
-      <w:lvlText w:val="o"/>
-      <w:lvlJc w:val="left"/>
-      <w:pPr>
-        <w:ind w:left="6327" w:hanging="360"/>
-      </w:pPr>
-      <w:rPr>
-        <w:rFonts w:ascii="Courier New" w:hAnsi="Courier New" w:cs="Courier New" w:hint="default"/>
-      </w:rPr>
-    </w:lvl>
-    <w:lvl w:ilvl="8" w:tplc="04090005" w:tentative="1">
-      <w:start w:val="1"/>
-      <w:numFmt w:val="bullet"/>
-      <w:lvlText w:val=""/>
-      <w:lvlJc w:val="left"/>
-      <w:pPr>
-        <w:ind w:left="7047" w:hanging="360"/>
-      </w:pPr>
-      <w:rPr>
-        <w:rFonts w:ascii="Wingdings" w:hAnsi="Wingdings" w:hint="default"/>
-      </w:rPr>
-    </w:lvl>
-  </w:abstractNum>
-  <w:abstractNum w:abstractNumId="11" w15:restartNumberingAfterBreak="0">
-    <w:nsid w:val="22DA33CC"/>
-    <w:multiLevelType w:val="hybridMultilevel"/>
-    <w:tmpl w:val="BDCE0774"/>
-    <w:lvl w:ilvl="0" w:tplc="04270019">
-      <w:start w:val="1"/>
-      <w:numFmt w:val="lowerLetter"/>
-      <w:lvlText w:val="%1."/>
-      <w:lvlJc w:val="left"/>
-      <w:pPr>
-        <w:ind w:left="1287" w:hanging="360"/>
-      </w:pPr>
-    </w:lvl>
-    <w:lvl w:ilvl="1" w:tplc="04270019" w:tentative="1">
-      <w:start w:val="1"/>
-      <w:numFmt w:val="lowerLetter"/>
-      <w:lvlText w:val="%2."/>
-      <w:lvlJc w:val="left"/>
-      <w:pPr>
-        <w:ind w:left="2007" w:hanging="360"/>
-      </w:pPr>
-    </w:lvl>
-    <w:lvl w:ilvl="2" w:tplc="0427001B" w:tentative="1">
-      <w:start w:val="1"/>
-      <w:numFmt w:val="lowerRoman"/>
-      <w:lvlText w:val="%3."/>
-      <w:lvlJc w:val="right"/>
-      <w:pPr>
-        <w:ind w:left="2727" w:hanging="180"/>
-      </w:pPr>
-    </w:lvl>
-    <w:lvl w:ilvl="3" w:tplc="0427000F" w:tentative="1">
-      <w:start w:val="1"/>
-      <w:numFmt w:val="decimal"/>
-      <w:lvlText w:val="%4."/>
-      <w:lvlJc w:val="left"/>
-      <w:pPr>
-        <w:ind w:left="3447" w:hanging="360"/>
-      </w:pPr>
-    </w:lvl>
-    <w:lvl w:ilvl="4" w:tplc="04270019" w:tentative="1">
-      <w:start w:val="1"/>
-      <w:numFmt w:val="lowerLetter"/>
-      <w:lvlText w:val="%5."/>
-      <w:lvlJc w:val="left"/>
-      <w:pPr>
-        <w:ind w:left="4167" w:hanging="360"/>
-      </w:pPr>
-    </w:lvl>
-    <w:lvl w:ilvl="5" w:tplc="0427001B" w:tentative="1">
-      <w:start w:val="1"/>
-      <w:numFmt w:val="lowerRoman"/>
-      <w:lvlText w:val="%6."/>
-      <w:lvlJc w:val="right"/>
-      <w:pPr>
-        <w:ind w:left="4887" w:hanging="180"/>
-      </w:pPr>
-    </w:lvl>
-    <w:lvl w:ilvl="6" w:tplc="0427000F" w:tentative="1">
-      <w:start w:val="1"/>
-      <w:numFmt w:val="decimal"/>
-      <w:lvlText w:val="%7."/>
-      <w:lvlJc w:val="left"/>
-      <w:pPr>
-        <w:ind w:left="5607" w:hanging="360"/>
-      </w:pPr>
-    </w:lvl>
-    <w:lvl w:ilvl="7" w:tplc="04270019" w:tentative="1">
-      <w:start w:val="1"/>
-      <w:numFmt w:val="lowerLetter"/>
-      <w:lvlText w:val="%8."/>
-      <w:lvlJc w:val="left"/>
-      <w:pPr>
-        <w:ind w:left="6327" w:hanging="360"/>
-      </w:pPr>
-    </w:lvl>
-    <w:lvl w:ilvl="8" w:tplc="0427001B" w:tentative="1">
-      <w:start w:val="1"/>
-      <w:numFmt w:val="lowerRoman"/>
-      <w:lvlText w:val="%9."/>
-      <w:lvlJc w:val="right"/>
-      <w:pPr>
-        <w:ind w:left="7047" w:hanging="180"/>
-      </w:pPr>
-    </w:lvl>
-  </w:abstractNum>
-  <w:abstractNum w:abstractNumId="12" w15:restartNumberingAfterBreak="0">
+  <w:abstractNum w:abstractNumId="3" w15:restartNumberingAfterBreak="0">
     <w:nsid w:val="231515EA"/>
     <w:multiLevelType w:val="multilevel"/>
     <w:tmpl w:val="CF9AC660"/>
@@ -15987,459 +15060,7 @@
       </w:rPr>
     </w:lvl>
   </w:abstractNum>
-  <w:abstractNum w:abstractNumId="13" w15:restartNumberingAfterBreak="0">
-    <w:nsid w:val="2C1C5D0A"/>
-    <w:multiLevelType w:val="hybridMultilevel"/>
-    <w:tmpl w:val="3A1831F6"/>
-    <w:lvl w:ilvl="0" w:tplc="04090003">
-      <w:start w:val="1"/>
-      <w:numFmt w:val="bullet"/>
-      <w:lvlText w:val="o"/>
-      <w:lvlJc w:val="left"/>
-      <w:pPr>
-        <w:ind w:left="1287" w:hanging="360"/>
-      </w:pPr>
-      <w:rPr>
-        <w:rFonts w:ascii="Courier New" w:hAnsi="Courier New" w:hint="default"/>
-      </w:rPr>
-    </w:lvl>
-    <w:lvl w:ilvl="1" w:tplc="04090003" w:tentative="1">
-      <w:start w:val="1"/>
-      <w:numFmt w:val="bullet"/>
-      <w:lvlText w:val="o"/>
-      <w:lvlJc w:val="left"/>
-      <w:pPr>
-        <w:ind w:left="2007" w:hanging="360"/>
-      </w:pPr>
-      <w:rPr>
-        <w:rFonts w:ascii="Courier New" w:hAnsi="Courier New" w:cs="Courier New" w:hint="default"/>
-      </w:rPr>
-    </w:lvl>
-    <w:lvl w:ilvl="2" w:tplc="04090005" w:tentative="1">
-      <w:start w:val="1"/>
-      <w:numFmt w:val="bullet"/>
-      <w:lvlText w:val=""/>
-      <w:lvlJc w:val="left"/>
-      <w:pPr>
-        <w:ind w:left="2727" w:hanging="360"/>
-      </w:pPr>
-      <w:rPr>
-        <w:rFonts w:ascii="Wingdings" w:hAnsi="Wingdings" w:hint="default"/>
-      </w:rPr>
-    </w:lvl>
-    <w:lvl w:ilvl="3" w:tplc="04090001" w:tentative="1">
-      <w:start w:val="1"/>
-      <w:numFmt w:val="bullet"/>
-      <w:lvlText w:val=""/>
-      <w:lvlJc w:val="left"/>
-      <w:pPr>
-        <w:ind w:left="3447" w:hanging="360"/>
-      </w:pPr>
-      <w:rPr>
-        <w:rFonts w:ascii="Symbol" w:hAnsi="Symbol" w:hint="default"/>
-      </w:rPr>
-    </w:lvl>
-    <w:lvl w:ilvl="4" w:tplc="04090003" w:tentative="1">
-      <w:start w:val="1"/>
-      <w:numFmt w:val="bullet"/>
-      <w:lvlText w:val="o"/>
-      <w:lvlJc w:val="left"/>
-      <w:pPr>
-        <w:ind w:left="4167" w:hanging="360"/>
-      </w:pPr>
-      <w:rPr>
-        <w:rFonts w:ascii="Courier New" w:hAnsi="Courier New" w:cs="Courier New" w:hint="default"/>
-      </w:rPr>
-    </w:lvl>
-    <w:lvl w:ilvl="5" w:tplc="04090005" w:tentative="1">
-      <w:start w:val="1"/>
-      <w:numFmt w:val="bullet"/>
-      <w:lvlText w:val=""/>
-      <w:lvlJc w:val="left"/>
-      <w:pPr>
-        <w:ind w:left="4887" w:hanging="360"/>
-      </w:pPr>
-      <w:rPr>
-        <w:rFonts w:ascii="Wingdings" w:hAnsi="Wingdings" w:hint="default"/>
-      </w:rPr>
-    </w:lvl>
-    <w:lvl w:ilvl="6" w:tplc="04090001" w:tentative="1">
-      <w:start w:val="1"/>
-      <w:numFmt w:val="bullet"/>
-      <w:lvlText w:val=""/>
-      <w:lvlJc w:val="left"/>
-      <w:pPr>
-        <w:ind w:left="5607" w:hanging="360"/>
-      </w:pPr>
-      <w:rPr>
-        <w:rFonts w:ascii="Symbol" w:hAnsi="Symbol" w:hint="default"/>
-      </w:rPr>
-    </w:lvl>
-    <w:lvl w:ilvl="7" w:tplc="04090003" w:tentative="1">
-      <w:start w:val="1"/>
-      <w:numFmt w:val="bullet"/>
-      <w:lvlText w:val="o"/>
-      <w:lvlJc w:val="left"/>
-      <w:pPr>
-        <w:ind w:left="6327" w:hanging="360"/>
-      </w:pPr>
-      <w:rPr>
-        <w:rFonts w:ascii="Courier New" w:hAnsi="Courier New" w:cs="Courier New" w:hint="default"/>
-      </w:rPr>
-    </w:lvl>
-    <w:lvl w:ilvl="8" w:tplc="04090005" w:tentative="1">
-      <w:start w:val="1"/>
-      <w:numFmt w:val="bullet"/>
-      <w:lvlText w:val=""/>
-      <w:lvlJc w:val="left"/>
-      <w:pPr>
-        <w:ind w:left="7047" w:hanging="360"/>
-      </w:pPr>
-      <w:rPr>
-        <w:rFonts w:ascii="Wingdings" w:hAnsi="Wingdings" w:hint="default"/>
-      </w:rPr>
-    </w:lvl>
-  </w:abstractNum>
-  <w:abstractNum w:abstractNumId="14" w15:restartNumberingAfterBreak="0">
-    <w:nsid w:val="2D32015D"/>
-    <w:multiLevelType w:val="hybridMultilevel"/>
-    <w:tmpl w:val="D8860FCA"/>
-    <w:lvl w:ilvl="0" w:tplc="04270003">
-      <w:start w:val="1"/>
-      <w:numFmt w:val="bullet"/>
-      <w:lvlText w:val="o"/>
-      <w:lvlJc w:val="left"/>
-      <w:pPr>
-        <w:ind w:left="1287" w:hanging="360"/>
-      </w:pPr>
-      <w:rPr>
-        <w:rFonts w:ascii="Courier New" w:hAnsi="Courier New" w:cs="Courier New" w:hint="default"/>
-      </w:rPr>
-    </w:lvl>
-    <w:lvl w:ilvl="1" w:tplc="04270003" w:tentative="1">
-      <w:start w:val="1"/>
-      <w:numFmt w:val="bullet"/>
-      <w:lvlText w:val="o"/>
-      <w:lvlJc w:val="left"/>
-      <w:pPr>
-        <w:ind w:left="2007" w:hanging="360"/>
-      </w:pPr>
-      <w:rPr>
-        <w:rFonts w:ascii="Courier New" w:hAnsi="Courier New" w:cs="Courier New" w:hint="default"/>
-      </w:rPr>
-    </w:lvl>
-    <w:lvl w:ilvl="2" w:tplc="04270005" w:tentative="1">
-      <w:start w:val="1"/>
-      <w:numFmt w:val="bullet"/>
-      <w:lvlText w:val=""/>
-      <w:lvlJc w:val="left"/>
-      <w:pPr>
-        <w:ind w:left="2727" w:hanging="360"/>
-      </w:pPr>
-      <w:rPr>
-        <w:rFonts w:ascii="Wingdings" w:hAnsi="Wingdings" w:hint="default"/>
-      </w:rPr>
-    </w:lvl>
-    <w:lvl w:ilvl="3" w:tplc="04270001" w:tentative="1">
-      <w:start w:val="1"/>
-      <w:numFmt w:val="bullet"/>
-      <w:lvlText w:val=""/>
-      <w:lvlJc w:val="left"/>
-      <w:pPr>
-        <w:ind w:left="3447" w:hanging="360"/>
-      </w:pPr>
-      <w:rPr>
-        <w:rFonts w:ascii="Symbol" w:hAnsi="Symbol" w:hint="default"/>
-      </w:rPr>
-    </w:lvl>
-    <w:lvl w:ilvl="4" w:tplc="04270003" w:tentative="1">
-      <w:start w:val="1"/>
-      <w:numFmt w:val="bullet"/>
-      <w:lvlText w:val="o"/>
-      <w:lvlJc w:val="left"/>
-      <w:pPr>
-        <w:ind w:left="4167" w:hanging="360"/>
-      </w:pPr>
-      <w:rPr>
-        <w:rFonts w:ascii="Courier New" w:hAnsi="Courier New" w:cs="Courier New" w:hint="default"/>
-      </w:rPr>
-    </w:lvl>
-    <w:lvl w:ilvl="5" w:tplc="04270005" w:tentative="1">
-      <w:start w:val="1"/>
-      <w:numFmt w:val="bullet"/>
-      <w:lvlText w:val=""/>
-      <w:lvlJc w:val="left"/>
-      <w:pPr>
-        <w:ind w:left="4887" w:hanging="360"/>
-      </w:pPr>
-      <w:rPr>
-        <w:rFonts w:ascii="Wingdings" w:hAnsi="Wingdings" w:hint="default"/>
-      </w:rPr>
-    </w:lvl>
-    <w:lvl w:ilvl="6" w:tplc="04270001" w:tentative="1">
-      <w:start w:val="1"/>
-      <w:numFmt w:val="bullet"/>
-      <w:lvlText w:val=""/>
-      <w:lvlJc w:val="left"/>
-      <w:pPr>
-        <w:ind w:left="5607" w:hanging="360"/>
-      </w:pPr>
-      <w:rPr>
-        <w:rFonts w:ascii="Symbol" w:hAnsi="Symbol" w:hint="default"/>
-      </w:rPr>
-    </w:lvl>
-    <w:lvl w:ilvl="7" w:tplc="04270003" w:tentative="1">
-      <w:start w:val="1"/>
-      <w:numFmt w:val="bullet"/>
-      <w:lvlText w:val="o"/>
-      <w:lvlJc w:val="left"/>
-      <w:pPr>
-        <w:ind w:left="6327" w:hanging="360"/>
-      </w:pPr>
-      <w:rPr>
-        <w:rFonts w:ascii="Courier New" w:hAnsi="Courier New" w:cs="Courier New" w:hint="default"/>
-      </w:rPr>
-    </w:lvl>
-    <w:lvl w:ilvl="8" w:tplc="04270005" w:tentative="1">
-      <w:start w:val="1"/>
-      <w:numFmt w:val="bullet"/>
-      <w:lvlText w:val=""/>
-      <w:lvlJc w:val="left"/>
-      <w:pPr>
-        <w:ind w:left="7047" w:hanging="360"/>
-      </w:pPr>
-      <w:rPr>
-        <w:rFonts w:ascii="Wingdings" w:hAnsi="Wingdings" w:hint="default"/>
-      </w:rPr>
-    </w:lvl>
-  </w:abstractNum>
-  <w:abstractNum w:abstractNumId="15" w15:restartNumberingAfterBreak="0">
-    <w:nsid w:val="2E6D3609"/>
-    <w:multiLevelType w:val="hybridMultilevel"/>
-    <w:tmpl w:val="1722DDA2"/>
-    <w:lvl w:ilvl="0" w:tplc="04090003">
-      <w:start w:val="1"/>
-      <w:numFmt w:val="bullet"/>
-      <w:lvlText w:val="o"/>
-      <w:lvlJc w:val="left"/>
-      <w:pPr>
-        <w:ind w:left="927" w:hanging="360"/>
-      </w:pPr>
-      <w:rPr>
-        <w:rFonts w:ascii="Courier New" w:hAnsi="Courier New" w:hint="default"/>
-      </w:rPr>
-    </w:lvl>
-    <w:lvl w:ilvl="1" w:tplc="FFFFFFFF" w:tentative="1">
-      <w:start w:val="1"/>
-      <w:numFmt w:val="bullet"/>
-      <w:lvlText w:val="o"/>
-      <w:lvlJc w:val="left"/>
-      <w:pPr>
-        <w:ind w:left="1647" w:hanging="360"/>
-      </w:pPr>
-      <w:rPr>
-        <w:rFonts w:ascii="Courier New" w:hAnsi="Courier New" w:cs="Courier New" w:hint="default"/>
-      </w:rPr>
-    </w:lvl>
-    <w:lvl w:ilvl="2" w:tplc="FFFFFFFF" w:tentative="1">
-      <w:start w:val="1"/>
-      <w:numFmt w:val="bullet"/>
-      <w:lvlText w:val=""/>
-      <w:lvlJc w:val="left"/>
-      <w:pPr>
-        <w:ind w:left="2367" w:hanging="360"/>
-      </w:pPr>
-      <w:rPr>
-        <w:rFonts w:ascii="Wingdings" w:hAnsi="Wingdings" w:hint="default"/>
-      </w:rPr>
-    </w:lvl>
-    <w:lvl w:ilvl="3" w:tplc="FFFFFFFF" w:tentative="1">
-      <w:start w:val="1"/>
-      <w:numFmt w:val="bullet"/>
-      <w:lvlText w:val=""/>
-      <w:lvlJc w:val="left"/>
-      <w:pPr>
-        <w:ind w:left="3087" w:hanging="360"/>
-      </w:pPr>
-      <w:rPr>
-        <w:rFonts w:ascii="Symbol" w:hAnsi="Symbol" w:hint="default"/>
-      </w:rPr>
-    </w:lvl>
-    <w:lvl w:ilvl="4" w:tplc="FFFFFFFF" w:tentative="1">
-      <w:start w:val="1"/>
-      <w:numFmt w:val="bullet"/>
-      <w:lvlText w:val="o"/>
-      <w:lvlJc w:val="left"/>
-      <w:pPr>
-        <w:ind w:left="3807" w:hanging="360"/>
-      </w:pPr>
-      <w:rPr>
-        <w:rFonts w:ascii="Courier New" w:hAnsi="Courier New" w:cs="Courier New" w:hint="default"/>
-      </w:rPr>
-    </w:lvl>
-    <w:lvl w:ilvl="5" w:tplc="FFFFFFFF" w:tentative="1">
-      <w:start w:val="1"/>
-      <w:numFmt w:val="bullet"/>
-      <w:lvlText w:val=""/>
-      <w:lvlJc w:val="left"/>
-      <w:pPr>
-        <w:ind w:left="4527" w:hanging="360"/>
-      </w:pPr>
-      <w:rPr>
-        <w:rFonts w:ascii="Wingdings" w:hAnsi="Wingdings" w:hint="default"/>
-      </w:rPr>
-    </w:lvl>
-    <w:lvl w:ilvl="6" w:tplc="FFFFFFFF" w:tentative="1">
-      <w:start w:val="1"/>
-      <w:numFmt w:val="bullet"/>
-      <w:lvlText w:val=""/>
-      <w:lvlJc w:val="left"/>
-      <w:pPr>
-        <w:ind w:left="5247" w:hanging="360"/>
-      </w:pPr>
-      <w:rPr>
-        <w:rFonts w:ascii="Symbol" w:hAnsi="Symbol" w:hint="default"/>
-      </w:rPr>
-    </w:lvl>
-    <w:lvl w:ilvl="7" w:tplc="FFFFFFFF" w:tentative="1">
-      <w:start w:val="1"/>
-      <w:numFmt w:val="bullet"/>
-      <w:lvlText w:val="o"/>
-      <w:lvlJc w:val="left"/>
-      <w:pPr>
-        <w:ind w:left="5967" w:hanging="360"/>
-      </w:pPr>
-      <w:rPr>
-        <w:rFonts w:ascii="Courier New" w:hAnsi="Courier New" w:cs="Courier New" w:hint="default"/>
-      </w:rPr>
-    </w:lvl>
-    <w:lvl w:ilvl="8" w:tplc="FFFFFFFF" w:tentative="1">
-      <w:start w:val="1"/>
-      <w:numFmt w:val="bullet"/>
-      <w:lvlText w:val=""/>
-      <w:lvlJc w:val="left"/>
-      <w:pPr>
-        <w:ind w:left="6687" w:hanging="360"/>
-      </w:pPr>
-      <w:rPr>
-        <w:rFonts w:ascii="Wingdings" w:hAnsi="Wingdings" w:hint="default"/>
-      </w:rPr>
-    </w:lvl>
-  </w:abstractNum>
-  <w:abstractNum w:abstractNumId="16" w15:restartNumberingAfterBreak="0">
-    <w:nsid w:val="30171BDD"/>
-    <w:multiLevelType w:val="multilevel"/>
-    <w:tmpl w:val="3C0052DA"/>
-    <w:lvl w:ilvl="0">
-      <w:start w:val="1"/>
-      <w:numFmt w:val="decimal"/>
-      <w:lvlText w:val="%1."/>
-      <w:lvlJc w:val="left"/>
-      <w:pPr>
-        <w:tabs>
-          <w:tab w:val="num" w:pos="720"/>
-        </w:tabs>
-        <w:ind w:left="720" w:hanging="360"/>
-      </w:pPr>
-    </w:lvl>
-    <w:lvl w:ilvl="1" w:tentative="1">
-      <w:start w:val="1"/>
-      <w:numFmt w:val="decimal"/>
-      <w:lvlText w:val="%2."/>
-      <w:lvlJc w:val="left"/>
-      <w:pPr>
-        <w:tabs>
-          <w:tab w:val="num" w:pos="1440"/>
-        </w:tabs>
-        <w:ind w:left="1440" w:hanging="360"/>
-      </w:pPr>
-    </w:lvl>
-    <w:lvl w:ilvl="2" w:tentative="1">
-      <w:start w:val="1"/>
-      <w:numFmt w:val="decimal"/>
-      <w:lvlText w:val="%3."/>
-      <w:lvlJc w:val="left"/>
-      <w:pPr>
-        <w:tabs>
-          <w:tab w:val="num" w:pos="2160"/>
-        </w:tabs>
-        <w:ind w:left="2160" w:hanging="360"/>
-      </w:pPr>
-    </w:lvl>
-    <w:lvl w:ilvl="3" w:tentative="1">
-      <w:start w:val="1"/>
-      <w:numFmt w:val="decimal"/>
-      <w:lvlText w:val="%4."/>
-      <w:lvlJc w:val="left"/>
-      <w:pPr>
-        <w:tabs>
-          <w:tab w:val="num" w:pos="2880"/>
-        </w:tabs>
-        <w:ind w:left="2880" w:hanging="360"/>
-      </w:pPr>
-    </w:lvl>
-    <w:lvl w:ilvl="4" w:tentative="1">
-      <w:start w:val="1"/>
-      <w:numFmt w:val="decimal"/>
-      <w:lvlText w:val="%5."/>
-      <w:lvlJc w:val="left"/>
-      <w:pPr>
-        <w:tabs>
-          <w:tab w:val="num" w:pos="3600"/>
-        </w:tabs>
-        <w:ind w:left="3600" w:hanging="360"/>
-      </w:pPr>
-    </w:lvl>
-    <w:lvl w:ilvl="5" w:tentative="1">
-      <w:start w:val="1"/>
-      <w:numFmt w:val="decimal"/>
-      <w:lvlText w:val="%6."/>
-      <w:lvlJc w:val="left"/>
-      <w:pPr>
-        <w:tabs>
-          <w:tab w:val="num" w:pos="4320"/>
-        </w:tabs>
-        <w:ind w:left="4320" w:hanging="360"/>
-      </w:pPr>
-    </w:lvl>
-    <w:lvl w:ilvl="6" w:tentative="1">
-      <w:start w:val="1"/>
-      <w:numFmt w:val="decimal"/>
-      <w:lvlText w:val="%7."/>
-      <w:lvlJc w:val="left"/>
-      <w:pPr>
-        <w:tabs>
-          <w:tab w:val="num" w:pos="5040"/>
-        </w:tabs>
-        <w:ind w:left="5040" w:hanging="360"/>
-      </w:pPr>
-    </w:lvl>
-    <w:lvl w:ilvl="7" w:tentative="1">
-      <w:start w:val="1"/>
-      <w:numFmt w:val="decimal"/>
-      <w:lvlText w:val="%8."/>
-      <w:lvlJc w:val="left"/>
-      <w:pPr>
-        <w:tabs>
-          <w:tab w:val="num" w:pos="5760"/>
-        </w:tabs>
-        <w:ind w:left="5760" w:hanging="360"/>
-      </w:pPr>
-    </w:lvl>
-    <w:lvl w:ilvl="8" w:tentative="1">
-      <w:start w:val="1"/>
-      <w:numFmt w:val="decimal"/>
-      <w:lvlText w:val="%9."/>
-      <w:lvlJc w:val="left"/>
-      <w:pPr>
-        <w:tabs>
-          <w:tab w:val="num" w:pos="6480"/>
-        </w:tabs>
-        <w:ind w:left="6480" w:hanging="360"/>
-      </w:pPr>
-    </w:lvl>
-  </w:abstractNum>
-  <w:abstractNum w:abstractNumId="17" w15:restartNumberingAfterBreak="0">
+  <w:abstractNum w:abstractNumId="4" w15:restartNumberingAfterBreak="0">
     <w:nsid w:val="30C11E58"/>
     <w:multiLevelType w:val="hybridMultilevel"/>
     <w:tmpl w:val="40D6E5AE"/>
@@ -16529,2320 +15150,14 @@
       </w:pPr>
     </w:lvl>
   </w:abstractNum>
-  <w:abstractNum w:abstractNumId="18" w15:restartNumberingAfterBreak="0">
-    <w:nsid w:val="323E2A91"/>
-    <w:multiLevelType w:val="hybridMultilevel"/>
-    <w:tmpl w:val="93FEEE76"/>
-    <w:lvl w:ilvl="0" w:tplc="04090001">
-      <w:start w:val="1"/>
-      <w:numFmt w:val="bullet"/>
-      <w:lvlText w:val=""/>
-      <w:lvlJc w:val="left"/>
-      <w:pPr>
-        <w:ind w:left="1287" w:hanging="360"/>
-      </w:pPr>
-      <w:rPr>
-        <w:rFonts w:ascii="Symbol" w:hAnsi="Symbol" w:hint="default"/>
-      </w:rPr>
-    </w:lvl>
-    <w:lvl w:ilvl="1" w:tplc="04090003" w:tentative="1">
-      <w:start w:val="1"/>
-      <w:numFmt w:val="bullet"/>
-      <w:lvlText w:val="o"/>
-      <w:lvlJc w:val="left"/>
-      <w:pPr>
-        <w:ind w:left="2007" w:hanging="360"/>
-      </w:pPr>
-      <w:rPr>
-        <w:rFonts w:ascii="Courier New" w:hAnsi="Courier New" w:cs="Courier New" w:hint="default"/>
-      </w:rPr>
-    </w:lvl>
-    <w:lvl w:ilvl="2" w:tplc="04090005" w:tentative="1">
-      <w:start w:val="1"/>
-      <w:numFmt w:val="bullet"/>
-      <w:lvlText w:val=""/>
-      <w:lvlJc w:val="left"/>
-      <w:pPr>
-        <w:ind w:left="2727" w:hanging="360"/>
-      </w:pPr>
-      <w:rPr>
-        <w:rFonts w:ascii="Wingdings" w:hAnsi="Wingdings" w:hint="default"/>
-      </w:rPr>
-    </w:lvl>
-    <w:lvl w:ilvl="3" w:tplc="04090001" w:tentative="1">
-      <w:start w:val="1"/>
-      <w:numFmt w:val="bullet"/>
-      <w:lvlText w:val=""/>
-      <w:lvlJc w:val="left"/>
-      <w:pPr>
-        <w:ind w:left="3447" w:hanging="360"/>
-      </w:pPr>
-      <w:rPr>
-        <w:rFonts w:ascii="Symbol" w:hAnsi="Symbol" w:hint="default"/>
-      </w:rPr>
-    </w:lvl>
-    <w:lvl w:ilvl="4" w:tplc="04090003" w:tentative="1">
-      <w:start w:val="1"/>
-      <w:numFmt w:val="bullet"/>
-      <w:lvlText w:val="o"/>
-      <w:lvlJc w:val="left"/>
-      <w:pPr>
-        <w:ind w:left="4167" w:hanging="360"/>
-      </w:pPr>
-      <w:rPr>
-        <w:rFonts w:ascii="Courier New" w:hAnsi="Courier New" w:cs="Courier New" w:hint="default"/>
-      </w:rPr>
-    </w:lvl>
-    <w:lvl w:ilvl="5" w:tplc="04090005" w:tentative="1">
-      <w:start w:val="1"/>
-      <w:numFmt w:val="bullet"/>
-      <w:lvlText w:val=""/>
-      <w:lvlJc w:val="left"/>
-      <w:pPr>
-        <w:ind w:left="4887" w:hanging="360"/>
-      </w:pPr>
-      <w:rPr>
-        <w:rFonts w:ascii="Wingdings" w:hAnsi="Wingdings" w:hint="default"/>
-      </w:rPr>
-    </w:lvl>
-    <w:lvl w:ilvl="6" w:tplc="04090001" w:tentative="1">
-      <w:start w:val="1"/>
-      <w:numFmt w:val="bullet"/>
-      <w:lvlText w:val=""/>
-      <w:lvlJc w:val="left"/>
-      <w:pPr>
-        <w:ind w:left="5607" w:hanging="360"/>
-      </w:pPr>
-      <w:rPr>
-        <w:rFonts w:ascii="Symbol" w:hAnsi="Symbol" w:hint="default"/>
-      </w:rPr>
-    </w:lvl>
-    <w:lvl w:ilvl="7" w:tplc="04090003" w:tentative="1">
-      <w:start w:val="1"/>
-      <w:numFmt w:val="bullet"/>
-      <w:lvlText w:val="o"/>
-      <w:lvlJc w:val="left"/>
-      <w:pPr>
-        <w:ind w:left="6327" w:hanging="360"/>
-      </w:pPr>
-      <w:rPr>
-        <w:rFonts w:ascii="Courier New" w:hAnsi="Courier New" w:cs="Courier New" w:hint="default"/>
-      </w:rPr>
-    </w:lvl>
-    <w:lvl w:ilvl="8" w:tplc="04090005" w:tentative="1">
-      <w:start w:val="1"/>
-      <w:numFmt w:val="bullet"/>
-      <w:lvlText w:val=""/>
-      <w:lvlJc w:val="left"/>
-      <w:pPr>
-        <w:ind w:left="7047" w:hanging="360"/>
-      </w:pPr>
-      <w:rPr>
-        <w:rFonts w:ascii="Wingdings" w:hAnsi="Wingdings" w:hint="default"/>
-      </w:rPr>
-    </w:lvl>
-  </w:abstractNum>
-  <w:abstractNum w:abstractNumId="19" w15:restartNumberingAfterBreak="0">
-    <w:nsid w:val="32C9094B"/>
-    <w:multiLevelType w:val="hybridMultilevel"/>
-    <w:tmpl w:val="1F0EE728"/>
-    <w:lvl w:ilvl="0" w:tplc="1EEE02F8">
-      <w:start w:val="1"/>
-      <w:numFmt w:val="decimal"/>
-      <w:lvlText w:val="%1."/>
-      <w:lvlJc w:val="left"/>
-      <w:pPr>
-        <w:ind w:left="927" w:hanging="360"/>
-      </w:pPr>
-      <w:rPr>
-        <w:rFonts w:hint="default"/>
-      </w:rPr>
-    </w:lvl>
-    <w:lvl w:ilvl="1" w:tplc="04090019" w:tentative="1">
-      <w:start w:val="1"/>
-      <w:numFmt w:val="lowerLetter"/>
-      <w:lvlText w:val="%2."/>
-      <w:lvlJc w:val="left"/>
-      <w:pPr>
-        <w:ind w:left="1647" w:hanging="360"/>
-      </w:pPr>
-    </w:lvl>
-    <w:lvl w:ilvl="2" w:tplc="0409001B" w:tentative="1">
-      <w:start w:val="1"/>
-      <w:numFmt w:val="lowerRoman"/>
-      <w:lvlText w:val="%3."/>
-      <w:lvlJc w:val="right"/>
-      <w:pPr>
-        <w:ind w:left="2367" w:hanging="180"/>
-      </w:pPr>
-    </w:lvl>
-    <w:lvl w:ilvl="3" w:tplc="0409000F" w:tentative="1">
-      <w:start w:val="1"/>
-      <w:numFmt w:val="decimal"/>
-      <w:lvlText w:val="%4."/>
-      <w:lvlJc w:val="left"/>
-      <w:pPr>
-        <w:ind w:left="3087" w:hanging="360"/>
-      </w:pPr>
-    </w:lvl>
-    <w:lvl w:ilvl="4" w:tplc="04090019" w:tentative="1">
-      <w:start w:val="1"/>
-      <w:numFmt w:val="lowerLetter"/>
-      <w:lvlText w:val="%5."/>
-      <w:lvlJc w:val="left"/>
-      <w:pPr>
-        <w:ind w:left="3807" w:hanging="360"/>
-      </w:pPr>
-    </w:lvl>
-    <w:lvl w:ilvl="5" w:tplc="0409001B" w:tentative="1">
-      <w:start w:val="1"/>
-      <w:numFmt w:val="lowerRoman"/>
-      <w:lvlText w:val="%6."/>
-      <w:lvlJc w:val="right"/>
-      <w:pPr>
-        <w:ind w:left="4527" w:hanging="180"/>
-      </w:pPr>
-    </w:lvl>
-    <w:lvl w:ilvl="6" w:tplc="0409000F" w:tentative="1">
-      <w:start w:val="1"/>
-      <w:numFmt w:val="decimal"/>
-      <w:lvlText w:val="%7."/>
-      <w:lvlJc w:val="left"/>
-      <w:pPr>
-        <w:ind w:left="5247" w:hanging="360"/>
-      </w:pPr>
-    </w:lvl>
-    <w:lvl w:ilvl="7" w:tplc="04090019" w:tentative="1">
-      <w:start w:val="1"/>
-      <w:numFmt w:val="lowerLetter"/>
-      <w:lvlText w:val="%8."/>
-      <w:lvlJc w:val="left"/>
-      <w:pPr>
-        <w:ind w:left="5967" w:hanging="360"/>
-      </w:pPr>
-    </w:lvl>
-    <w:lvl w:ilvl="8" w:tplc="0409001B" w:tentative="1">
-      <w:start w:val="1"/>
-      <w:numFmt w:val="lowerRoman"/>
-      <w:lvlText w:val="%9."/>
-      <w:lvlJc w:val="right"/>
-      <w:pPr>
-        <w:ind w:left="6687" w:hanging="180"/>
-      </w:pPr>
-    </w:lvl>
-  </w:abstractNum>
-  <w:abstractNum w:abstractNumId="20" w15:restartNumberingAfterBreak="0">
-    <w:nsid w:val="33EF0D29"/>
-    <w:multiLevelType w:val="hybridMultilevel"/>
-    <w:tmpl w:val="752693C0"/>
-    <w:lvl w:ilvl="0" w:tplc="04270019">
-      <w:start w:val="1"/>
-      <w:numFmt w:val="lowerLetter"/>
-      <w:lvlText w:val="%1."/>
-      <w:lvlJc w:val="left"/>
-      <w:pPr>
-        <w:ind w:left="1287" w:hanging="360"/>
-      </w:pPr>
-    </w:lvl>
-    <w:lvl w:ilvl="1" w:tplc="04270019" w:tentative="1">
-      <w:start w:val="1"/>
-      <w:numFmt w:val="lowerLetter"/>
-      <w:lvlText w:val="%2."/>
-      <w:lvlJc w:val="left"/>
-      <w:pPr>
-        <w:ind w:left="2007" w:hanging="360"/>
-      </w:pPr>
-    </w:lvl>
-    <w:lvl w:ilvl="2" w:tplc="0427001B" w:tentative="1">
-      <w:start w:val="1"/>
-      <w:numFmt w:val="lowerRoman"/>
-      <w:lvlText w:val="%3."/>
-      <w:lvlJc w:val="right"/>
-      <w:pPr>
-        <w:ind w:left="2727" w:hanging="180"/>
-      </w:pPr>
-    </w:lvl>
-    <w:lvl w:ilvl="3" w:tplc="0427000F" w:tentative="1">
-      <w:start w:val="1"/>
-      <w:numFmt w:val="decimal"/>
-      <w:lvlText w:val="%4."/>
-      <w:lvlJc w:val="left"/>
-      <w:pPr>
-        <w:ind w:left="3447" w:hanging="360"/>
-      </w:pPr>
-    </w:lvl>
-    <w:lvl w:ilvl="4" w:tplc="04270019" w:tentative="1">
-      <w:start w:val="1"/>
-      <w:numFmt w:val="lowerLetter"/>
-      <w:lvlText w:val="%5."/>
-      <w:lvlJc w:val="left"/>
-      <w:pPr>
-        <w:ind w:left="4167" w:hanging="360"/>
-      </w:pPr>
-    </w:lvl>
-    <w:lvl w:ilvl="5" w:tplc="0427001B" w:tentative="1">
-      <w:start w:val="1"/>
-      <w:numFmt w:val="lowerRoman"/>
-      <w:lvlText w:val="%6."/>
-      <w:lvlJc w:val="right"/>
-      <w:pPr>
-        <w:ind w:left="4887" w:hanging="180"/>
-      </w:pPr>
-    </w:lvl>
-    <w:lvl w:ilvl="6" w:tplc="0427000F" w:tentative="1">
-      <w:start w:val="1"/>
-      <w:numFmt w:val="decimal"/>
-      <w:lvlText w:val="%7."/>
-      <w:lvlJc w:val="left"/>
-      <w:pPr>
-        <w:ind w:left="5607" w:hanging="360"/>
-      </w:pPr>
-    </w:lvl>
-    <w:lvl w:ilvl="7" w:tplc="04270019" w:tentative="1">
-      <w:start w:val="1"/>
-      <w:numFmt w:val="lowerLetter"/>
-      <w:lvlText w:val="%8."/>
-      <w:lvlJc w:val="left"/>
-      <w:pPr>
-        <w:ind w:left="6327" w:hanging="360"/>
-      </w:pPr>
-    </w:lvl>
-    <w:lvl w:ilvl="8" w:tplc="0427001B" w:tentative="1">
-      <w:start w:val="1"/>
-      <w:numFmt w:val="lowerRoman"/>
-      <w:lvlText w:val="%9."/>
-      <w:lvlJc w:val="right"/>
-      <w:pPr>
-        <w:ind w:left="7047" w:hanging="180"/>
-      </w:pPr>
-    </w:lvl>
-  </w:abstractNum>
-  <w:abstractNum w:abstractNumId="21" w15:restartNumberingAfterBreak="0">
-    <w:nsid w:val="3B7420F7"/>
-    <w:multiLevelType w:val="hybridMultilevel"/>
-    <w:tmpl w:val="CFF8F7DC"/>
-    <w:lvl w:ilvl="0" w:tplc="04090001">
-      <w:start w:val="1"/>
-      <w:numFmt w:val="bullet"/>
-      <w:lvlText w:val=""/>
-      <w:lvlJc w:val="left"/>
-      <w:pPr>
-        <w:ind w:left="1287" w:hanging="360"/>
-      </w:pPr>
-      <w:rPr>
-        <w:rFonts w:ascii="Symbol" w:hAnsi="Symbol" w:hint="default"/>
-      </w:rPr>
-    </w:lvl>
-    <w:lvl w:ilvl="1" w:tplc="04090003" w:tentative="1">
-      <w:start w:val="1"/>
-      <w:numFmt w:val="bullet"/>
-      <w:lvlText w:val="o"/>
-      <w:lvlJc w:val="left"/>
-      <w:pPr>
-        <w:ind w:left="2007" w:hanging="360"/>
-      </w:pPr>
-      <w:rPr>
-        <w:rFonts w:ascii="Courier New" w:hAnsi="Courier New" w:cs="Courier New" w:hint="default"/>
-      </w:rPr>
-    </w:lvl>
-    <w:lvl w:ilvl="2" w:tplc="04090005" w:tentative="1">
-      <w:start w:val="1"/>
-      <w:numFmt w:val="bullet"/>
-      <w:lvlText w:val=""/>
-      <w:lvlJc w:val="left"/>
-      <w:pPr>
-        <w:ind w:left="2727" w:hanging="360"/>
-      </w:pPr>
-      <w:rPr>
-        <w:rFonts w:ascii="Wingdings" w:hAnsi="Wingdings" w:hint="default"/>
-      </w:rPr>
-    </w:lvl>
-    <w:lvl w:ilvl="3" w:tplc="04090001" w:tentative="1">
-      <w:start w:val="1"/>
-      <w:numFmt w:val="bullet"/>
-      <w:lvlText w:val=""/>
-      <w:lvlJc w:val="left"/>
-      <w:pPr>
-        <w:ind w:left="3447" w:hanging="360"/>
-      </w:pPr>
-      <w:rPr>
-        <w:rFonts w:ascii="Symbol" w:hAnsi="Symbol" w:hint="default"/>
-      </w:rPr>
-    </w:lvl>
-    <w:lvl w:ilvl="4" w:tplc="04090003" w:tentative="1">
-      <w:start w:val="1"/>
-      <w:numFmt w:val="bullet"/>
-      <w:lvlText w:val="o"/>
-      <w:lvlJc w:val="left"/>
-      <w:pPr>
-        <w:ind w:left="4167" w:hanging="360"/>
-      </w:pPr>
-      <w:rPr>
-        <w:rFonts w:ascii="Courier New" w:hAnsi="Courier New" w:cs="Courier New" w:hint="default"/>
-      </w:rPr>
-    </w:lvl>
-    <w:lvl w:ilvl="5" w:tplc="04090005" w:tentative="1">
-      <w:start w:val="1"/>
-      <w:numFmt w:val="bullet"/>
-      <w:lvlText w:val=""/>
-      <w:lvlJc w:val="left"/>
-      <w:pPr>
-        <w:ind w:left="4887" w:hanging="360"/>
-      </w:pPr>
-      <w:rPr>
-        <w:rFonts w:ascii="Wingdings" w:hAnsi="Wingdings" w:hint="default"/>
-      </w:rPr>
-    </w:lvl>
-    <w:lvl w:ilvl="6" w:tplc="04090001" w:tentative="1">
-      <w:start w:val="1"/>
-      <w:numFmt w:val="bullet"/>
-      <w:lvlText w:val=""/>
-      <w:lvlJc w:val="left"/>
-      <w:pPr>
-        <w:ind w:left="5607" w:hanging="360"/>
-      </w:pPr>
-      <w:rPr>
-        <w:rFonts w:ascii="Symbol" w:hAnsi="Symbol" w:hint="default"/>
-      </w:rPr>
-    </w:lvl>
-    <w:lvl w:ilvl="7" w:tplc="04090003" w:tentative="1">
-      <w:start w:val="1"/>
-      <w:numFmt w:val="bullet"/>
-      <w:lvlText w:val="o"/>
-      <w:lvlJc w:val="left"/>
-      <w:pPr>
-        <w:ind w:left="6327" w:hanging="360"/>
-      </w:pPr>
-      <w:rPr>
-        <w:rFonts w:ascii="Courier New" w:hAnsi="Courier New" w:cs="Courier New" w:hint="default"/>
-      </w:rPr>
-    </w:lvl>
-    <w:lvl w:ilvl="8" w:tplc="04090005" w:tentative="1">
-      <w:start w:val="1"/>
-      <w:numFmt w:val="bullet"/>
-      <w:lvlText w:val=""/>
-      <w:lvlJc w:val="left"/>
-      <w:pPr>
-        <w:ind w:left="7047" w:hanging="360"/>
-      </w:pPr>
-      <w:rPr>
-        <w:rFonts w:ascii="Wingdings" w:hAnsi="Wingdings" w:hint="default"/>
-      </w:rPr>
-    </w:lvl>
-  </w:abstractNum>
-  <w:abstractNum w:abstractNumId="22" w15:restartNumberingAfterBreak="0">
-    <w:nsid w:val="3B945034"/>
-    <w:multiLevelType w:val="multilevel"/>
-    <w:tmpl w:val="34ECB796"/>
-    <w:lvl w:ilvl="0">
-      <w:start w:val="1"/>
-      <w:numFmt w:val="decimal"/>
-      <w:lvlText w:val="%1."/>
-      <w:lvlJc w:val="left"/>
-      <w:pPr>
-        <w:tabs>
-          <w:tab w:val="num" w:pos="720"/>
-        </w:tabs>
-        <w:ind w:left="720" w:hanging="360"/>
-      </w:pPr>
-    </w:lvl>
-    <w:lvl w:ilvl="1" w:tentative="1">
-      <w:start w:val="1"/>
-      <w:numFmt w:val="decimal"/>
-      <w:lvlText w:val="%2."/>
-      <w:lvlJc w:val="left"/>
-      <w:pPr>
-        <w:tabs>
-          <w:tab w:val="num" w:pos="1440"/>
-        </w:tabs>
-        <w:ind w:left="1440" w:hanging="360"/>
-      </w:pPr>
-    </w:lvl>
-    <w:lvl w:ilvl="2" w:tentative="1">
-      <w:start w:val="1"/>
-      <w:numFmt w:val="decimal"/>
-      <w:lvlText w:val="%3."/>
-      <w:lvlJc w:val="left"/>
-      <w:pPr>
-        <w:tabs>
-          <w:tab w:val="num" w:pos="2160"/>
-        </w:tabs>
-        <w:ind w:left="2160" w:hanging="360"/>
-      </w:pPr>
-    </w:lvl>
-    <w:lvl w:ilvl="3" w:tentative="1">
-      <w:start w:val="1"/>
-      <w:numFmt w:val="decimal"/>
-      <w:lvlText w:val="%4."/>
-      <w:lvlJc w:val="left"/>
-      <w:pPr>
-        <w:tabs>
-          <w:tab w:val="num" w:pos="2880"/>
-        </w:tabs>
-        <w:ind w:left="2880" w:hanging="360"/>
-      </w:pPr>
-    </w:lvl>
-    <w:lvl w:ilvl="4" w:tentative="1">
-      <w:start w:val="1"/>
-      <w:numFmt w:val="decimal"/>
-      <w:lvlText w:val="%5."/>
-      <w:lvlJc w:val="left"/>
-      <w:pPr>
-        <w:tabs>
-          <w:tab w:val="num" w:pos="3600"/>
-        </w:tabs>
-        <w:ind w:left="3600" w:hanging="360"/>
-      </w:pPr>
-    </w:lvl>
-    <w:lvl w:ilvl="5" w:tentative="1">
-      <w:start w:val="1"/>
-      <w:numFmt w:val="decimal"/>
-      <w:lvlText w:val="%6."/>
-      <w:lvlJc w:val="left"/>
-      <w:pPr>
-        <w:tabs>
-          <w:tab w:val="num" w:pos="4320"/>
-        </w:tabs>
-        <w:ind w:left="4320" w:hanging="360"/>
-      </w:pPr>
-    </w:lvl>
-    <w:lvl w:ilvl="6" w:tentative="1">
-      <w:start w:val="1"/>
-      <w:numFmt w:val="decimal"/>
-      <w:lvlText w:val="%7."/>
-      <w:lvlJc w:val="left"/>
-      <w:pPr>
-        <w:tabs>
-          <w:tab w:val="num" w:pos="5040"/>
-        </w:tabs>
-        <w:ind w:left="5040" w:hanging="360"/>
-      </w:pPr>
-    </w:lvl>
-    <w:lvl w:ilvl="7" w:tentative="1">
-      <w:start w:val="1"/>
-      <w:numFmt w:val="decimal"/>
-      <w:lvlText w:val="%8."/>
-      <w:lvlJc w:val="left"/>
-      <w:pPr>
-        <w:tabs>
-          <w:tab w:val="num" w:pos="5760"/>
-        </w:tabs>
-        <w:ind w:left="5760" w:hanging="360"/>
-      </w:pPr>
-    </w:lvl>
-    <w:lvl w:ilvl="8" w:tentative="1">
-      <w:start w:val="1"/>
-      <w:numFmt w:val="decimal"/>
-      <w:lvlText w:val="%9."/>
-      <w:lvlJc w:val="left"/>
-      <w:pPr>
-        <w:tabs>
-          <w:tab w:val="num" w:pos="6480"/>
-        </w:tabs>
-        <w:ind w:left="6480" w:hanging="360"/>
-      </w:pPr>
-    </w:lvl>
-  </w:abstractNum>
-  <w:abstractNum w:abstractNumId="23" w15:restartNumberingAfterBreak="0">
-    <w:nsid w:val="3C887744"/>
-    <w:multiLevelType w:val="hybridMultilevel"/>
-    <w:tmpl w:val="8370E132"/>
-    <w:lvl w:ilvl="0" w:tplc="04270019">
-      <w:start w:val="1"/>
-      <w:numFmt w:val="lowerLetter"/>
-      <w:lvlText w:val="%1."/>
-      <w:lvlJc w:val="left"/>
-      <w:pPr>
-        <w:ind w:left="1287" w:hanging="360"/>
-      </w:pPr>
-    </w:lvl>
-    <w:lvl w:ilvl="1" w:tplc="04270019" w:tentative="1">
-      <w:start w:val="1"/>
-      <w:numFmt w:val="lowerLetter"/>
-      <w:lvlText w:val="%2."/>
-      <w:lvlJc w:val="left"/>
-      <w:pPr>
-        <w:ind w:left="2007" w:hanging="360"/>
-      </w:pPr>
-    </w:lvl>
-    <w:lvl w:ilvl="2" w:tplc="0427001B" w:tentative="1">
-      <w:start w:val="1"/>
-      <w:numFmt w:val="lowerRoman"/>
-      <w:lvlText w:val="%3."/>
-      <w:lvlJc w:val="right"/>
-      <w:pPr>
-        <w:ind w:left="2727" w:hanging="180"/>
-      </w:pPr>
-    </w:lvl>
-    <w:lvl w:ilvl="3" w:tplc="0427000F" w:tentative="1">
-      <w:start w:val="1"/>
-      <w:numFmt w:val="decimal"/>
-      <w:lvlText w:val="%4."/>
-      <w:lvlJc w:val="left"/>
-      <w:pPr>
-        <w:ind w:left="3447" w:hanging="360"/>
-      </w:pPr>
-    </w:lvl>
-    <w:lvl w:ilvl="4" w:tplc="04270019" w:tentative="1">
-      <w:start w:val="1"/>
-      <w:numFmt w:val="lowerLetter"/>
-      <w:lvlText w:val="%5."/>
-      <w:lvlJc w:val="left"/>
-      <w:pPr>
-        <w:ind w:left="4167" w:hanging="360"/>
-      </w:pPr>
-    </w:lvl>
-    <w:lvl w:ilvl="5" w:tplc="0427001B" w:tentative="1">
-      <w:start w:val="1"/>
-      <w:numFmt w:val="lowerRoman"/>
-      <w:lvlText w:val="%6."/>
-      <w:lvlJc w:val="right"/>
-      <w:pPr>
-        <w:ind w:left="4887" w:hanging="180"/>
-      </w:pPr>
-    </w:lvl>
-    <w:lvl w:ilvl="6" w:tplc="0427000F" w:tentative="1">
-      <w:start w:val="1"/>
-      <w:numFmt w:val="decimal"/>
-      <w:lvlText w:val="%7."/>
-      <w:lvlJc w:val="left"/>
-      <w:pPr>
-        <w:ind w:left="5607" w:hanging="360"/>
-      </w:pPr>
-    </w:lvl>
-    <w:lvl w:ilvl="7" w:tplc="04270019" w:tentative="1">
-      <w:start w:val="1"/>
-      <w:numFmt w:val="lowerLetter"/>
-      <w:lvlText w:val="%8."/>
-      <w:lvlJc w:val="left"/>
-      <w:pPr>
-        <w:ind w:left="6327" w:hanging="360"/>
-      </w:pPr>
-    </w:lvl>
-    <w:lvl w:ilvl="8" w:tplc="0427001B" w:tentative="1">
-      <w:start w:val="1"/>
-      <w:numFmt w:val="lowerRoman"/>
-      <w:lvlText w:val="%9."/>
-      <w:lvlJc w:val="right"/>
-      <w:pPr>
-        <w:ind w:left="7047" w:hanging="180"/>
-      </w:pPr>
-    </w:lvl>
-  </w:abstractNum>
-  <w:abstractNum w:abstractNumId="24" w15:restartNumberingAfterBreak="0">
-    <w:nsid w:val="43F66579"/>
-    <w:multiLevelType w:val="hybridMultilevel"/>
-    <w:tmpl w:val="2F38C246"/>
-    <w:lvl w:ilvl="0" w:tplc="04090001">
-      <w:start w:val="1"/>
-      <w:numFmt w:val="bullet"/>
-      <w:lvlText w:val=""/>
-      <w:lvlJc w:val="left"/>
-      <w:pPr>
-        <w:ind w:left="1287" w:hanging="360"/>
-      </w:pPr>
-      <w:rPr>
-        <w:rFonts w:ascii="Symbol" w:hAnsi="Symbol" w:hint="default"/>
-      </w:rPr>
-    </w:lvl>
-    <w:lvl w:ilvl="1" w:tplc="04090003" w:tentative="1">
-      <w:start w:val="1"/>
-      <w:numFmt w:val="bullet"/>
-      <w:lvlText w:val="o"/>
-      <w:lvlJc w:val="left"/>
-      <w:pPr>
-        <w:ind w:left="2007" w:hanging="360"/>
-      </w:pPr>
-      <w:rPr>
-        <w:rFonts w:ascii="Courier New" w:hAnsi="Courier New" w:cs="Courier New" w:hint="default"/>
-      </w:rPr>
-    </w:lvl>
-    <w:lvl w:ilvl="2" w:tplc="04090005" w:tentative="1">
-      <w:start w:val="1"/>
-      <w:numFmt w:val="bullet"/>
-      <w:lvlText w:val=""/>
-      <w:lvlJc w:val="left"/>
-      <w:pPr>
-        <w:ind w:left="2727" w:hanging="360"/>
-      </w:pPr>
-      <w:rPr>
-        <w:rFonts w:ascii="Wingdings" w:hAnsi="Wingdings" w:hint="default"/>
-      </w:rPr>
-    </w:lvl>
-    <w:lvl w:ilvl="3" w:tplc="04090001" w:tentative="1">
-      <w:start w:val="1"/>
-      <w:numFmt w:val="bullet"/>
-      <w:lvlText w:val=""/>
-      <w:lvlJc w:val="left"/>
-      <w:pPr>
-        <w:ind w:left="3447" w:hanging="360"/>
-      </w:pPr>
-      <w:rPr>
-        <w:rFonts w:ascii="Symbol" w:hAnsi="Symbol" w:hint="default"/>
-      </w:rPr>
-    </w:lvl>
-    <w:lvl w:ilvl="4" w:tplc="04090003" w:tentative="1">
-      <w:start w:val="1"/>
-      <w:numFmt w:val="bullet"/>
-      <w:lvlText w:val="o"/>
-      <w:lvlJc w:val="left"/>
-      <w:pPr>
-        <w:ind w:left="4167" w:hanging="360"/>
-      </w:pPr>
-      <w:rPr>
-        <w:rFonts w:ascii="Courier New" w:hAnsi="Courier New" w:cs="Courier New" w:hint="default"/>
-      </w:rPr>
-    </w:lvl>
-    <w:lvl w:ilvl="5" w:tplc="04090005" w:tentative="1">
-      <w:start w:val="1"/>
-      <w:numFmt w:val="bullet"/>
-      <w:lvlText w:val=""/>
-      <w:lvlJc w:val="left"/>
-      <w:pPr>
-        <w:ind w:left="4887" w:hanging="360"/>
-      </w:pPr>
-      <w:rPr>
-        <w:rFonts w:ascii="Wingdings" w:hAnsi="Wingdings" w:hint="default"/>
-      </w:rPr>
-    </w:lvl>
-    <w:lvl w:ilvl="6" w:tplc="04090001" w:tentative="1">
-      <w:start w:val="1"/>
-      <w:numFmt w:val="bullet"/>
-      <w:lvlText w:val=""/>
-      <w:lvlJc w:val="left"/>
-      <w:pPr>
-        <w:ind w:left="5607" w:hanging="360"/>
-      </w:pPr>
-      <w:rPr>
-        <w:rFonts w:ascii="Symbol" w:hAnsi="Symbol" w:hint="default"/>
-      </w:rPr>
-    </w:lvl>
-    <w:lvl w:ilvl="7" w:tplc="04090003" w:tentative="1">
-      <w:start w:val="1"/>
-      <w:numFmt w:val="bullet"/>
-      <w:lvlText w:val="o"/>
-      <w:lvlJc w:val="left"/>
-      <w:pPr>
-        <w:ind w:left="6327" w:hanging="360"/>
-      </w:pPr>
-      <w:rPr>
-        <w:rFonts w:ascii="Courier New" w:hAnsi="Courier New" w:cs="Courier New" w:hint="default"/>
-      </w:rPr>
-    </w:lvl>
-    <w:lvl w:ilvl="8" w:tplc="04090005" w:tentative="1">
-      <w:start w:val="1"/>
-      <w:numFmt w:val="bullet"/>
-      <w:lvlText w:val=""/>
-      <w:lvlJc w:val="left"/>
-      <w:pPr>
-        <w:ind w:left="7047" w:hanging="360"/>
-      </w:pPr>
-      <w:rPr>
-        <w:rFonts w:ascii="Wingdings" w:hAnsi="Wingdings" w:hint="default"/>
-      </w:rPr>
-    </w:lvl>
-  </w:abstractNum>
-  <w:abstractNum w:abstractNumId="25" w15:restartNumberingAfterBreak="0">
-    <w:nsid w:val="461F53B9"/>
-    <w:multiLevelType w:val="hybridMultilevel"/>
-    <w:tmpl w:val="693A7254"/>
-    <w:lvl w:ilvl="0" w:tplc="04090001">
-      <w:start w:val="1"/>
-      <w:numFmt w:val="bullet"/>
-      <w:lvlText w:val=""/>
-      <w:lvlJc w:val="left"/>
-      <w:pPr>
-        <w:ind w:left="927" w:hanging="360"/>
-      </w:pPr>
-      <w:rPr>
-        <w:rFonts w:ascii="Symbol" w:hAnsi="Symbol" w:hint="default"/>
-      </w:rPr>
-    </w:lvl>
-    <w:lvl w:ilvl="1" w:tplc="FFFFFFFF" w:tentative="1">
-      <w:start w:val="1"/>
-      <w:numFmt w:val="bullet"/>
-      <w:lvlText w:val="o"/>
-      <w:lvlJc w:val="left"/>
-      <w:pPr>
-        <w:ind w:left="1647" w:hanging="360"/>
-      </w:pPr>
-      <w:rPr>
-        <w:rFonts w:ascii="Courier New" w:hAnsi="Courier New" w:cs="Courier New" w:hint="default"/>
-      </w:rPr>
-    </w:lvl>
-    <w:lvl w:ilvl="2" w:tplc="FFFFFFFF" w:tentative="1">
-      <w:start w:val="1"/>
-      <w:numFmt w:val="bullet"/>
-      <w:lvlText w:val=""/>
-      <w:lvlJc w:val="left"/>
-      <w:pPr>
-        <w:ind w:left="2367" w:hanging="360"/>
-      </w:pPr>
-      <w:rPr>
-        <w:rFonts w:ascii="Wingdings" w:hAnsi="Wingdings" w:hint="default"/>
-      </w:rPr>
-    </w:lvl>
-    <w:lvl w:ilvl="3" w:tplc="FFFFFFFF" w:tentative="1">
-      <w:start w:val="1"/>
-      <w:numFmt w:val="bullet"/>
-      <w:lvlText w:val=""/>
-      <w:lvlJc w:val="left"/>
-      <w:pPr>
-        <w:ind w:left="3087" w:hanging="360"/>
-      </w:pPr>
-      <w:rPr>
-        <w:rFonts w:ascii="Symbol" w:hAnsi="Symbol" w:hint="default"/>
-      </w:rPr>
-    </w:lvl>
-    <w:lvl w:ilvl="4" w:tplc="FFFFFFFF" w:tentative="1">
-      <w:start w:val="1"/>
-      <w:numFmt w:val="bullet"/>
-      <w:lvlText w:val="o"/>
-      <w:lvlJc w:val="left"/>
-      <w:pPr>
-        <w:ind w:left="3807" w:hanging="360"/>
-      </w:pPr>
-      <w:rPr>
-        <w:rFonts w:ascii="Courier New" w:hAnsi="Courier New" w:cs="Courier New" w:hint="default"/>
-      </w:rPr>
-    </w:lvl>
-    <w:lvl w:ilvl="5" w:tplc="FFFFFFFF" w:tentative="1">
-      <w:start w:val="1"/>
-      <w:numFmt w:val="bullet"/>
-      <w:lvlText w:val=""/>
-      <w:lvlJc w:val="left"/>
-      <w:pPr>
-        <w:ind w:left="4527" w:hanging="360"/>
-      </w:pPr>
-      <w:rPr>
-        <w:rFonts w:ascii="Wingdings" w:hAnsi="Wingdings" w:hint="default"/>
-      </w:rPr>
-    </w:lvl>
-    <w:lvl w:ilvl="6" w:tplc="FFFFFFFF" w:tentative="1">
-      <w:start w:val="1"/>
-      <w:numFmt w:val="bullet"/>
-      <w:lvlText w:val=""/>
-      <w:lvlJc w:val="left"/>
-      <w:pPr>
-        <w:ind w:left="5247" w:hanging="360"/>
-      </w:pPr>
-      <w:rPr>
-        <w:rFonts w:ascii="Symbol" w:hAnsi="Symbol" w:hint="default"/>
-      </w:rPr>
-    </w:lvl>
-    <w:lvl w:ilvl="7" w:tplc="FFFFFFFF" w:tentative="1">
-      <w:start w:val="1"/>
-      <w:numFmt w:val="bullet"/>
-      <w:lvlText w:val="o"/>
-      <w:lvlJc w:val="left"/>
-      <w:pPr>
-        <w:ind w:left="5967" w:hanging="360"/>
-      </w:pPr>
-      <w:rPr>
-        <w:rFonts w:ascii="Courier New" w:hAnsi="Courier New" w:cs="Courier New" w:hint="default"/>
-      </w:rPr>
-    </w:lvl>
-    <w:lvl w:ilvl="8" w:tplc="FFFFFFFF" w:tentative="1">
-      <w:start w:val="1"/>
-      <w:numFmt w:val="bullet"/>
-      <w:lvlText w:val=""/>
-      <w:lvlJc w:val="left"/>
-      <w:pPr>
-        <w:ind w:left="6687" w:hanging="360"/>
-      </w:pPr>
-      <w:rPr>
-        <w:rFonts w:ascii="Wingdings" w:hAnsi="Wingdings" w:hint="default"/>
-      </w:rPr>
-    </w:lvl>
-  </w:abstractNum>
-  <w:abstractNum w:abstractNumId="26" w15:restartNumberingAfterBreak="0">
-    <w:nsid w:val="4B2E5C05"/>
-    <w:multiLevelType w:val="hybridMultilevel"/>
-    <w:tmpl w:val="1E84FD0A"/>
-    <w:lvl w:ilvl="0" w:tplc="04090001">
-      <w:start w:val="1"/>
-      <w:numFmt w:val="bullet"/>
-      <w:lvlText w:val=""/>
-      <w:lvlJc w:val="left"/>
-      <w:pPr>
-        <w:ind w:left="1287" w:hanging="360"/>
-      </w:pPr>
-      <w:rPr>
-        <w:rFonts w:ascii="Symbol" w:hAnsi="Symbol" w:hint="default"/>
-      </w:rPr>
-    </w:lvl>
-    <w:lvl w:ilvl="1" w:tplc="04090003" w:tentative="1">
-      <w:start w:val="1"/>
-      <w:numFmt w:val="bullet"/>
-      <w:lvlText w:val="o"/>
-      <w:lvlJc w:val="left"/>
-      <w:pPr>
-        <w:ind w:left="2007" w:hanging="360"/>
-      </w:pPr>
-      <w:rPr>
-        <w:rFonts w:ascii="Courier New" w:hAnsi="Courier New" w:cs="Courier New" w:hint="default"/>
-      </w:rPr>
-    </w:lvl>
-    <w:lvl w:ilvl="2" w:tplc="04090005" w:tentative="1">
-      <w:start w:val="1"/>
-      <w:numFmt w:val="bullet"/>
-      <w:lvlText w:val=""/>
-      <w:lvlJc w:val="left"/>
-      <w:pPr>
-        <w:ind w:left="2727" w:hanging="360"/>
-      </w:pPr>
-      <w:rPr>
-        <w:rFonts w:ascii="Wingdings" w:hAnsi="Wingdings" w:hint="default"/>
-      </w:rPr>
-    </w:lvl>
-    <w:lvl w:ilvl="3" w:tplc="04090001" w:tentative="1">
-      <w:start w:val="1"/>
-      <w:numFmt w:val="bullet"/>
-      <w:lvlText w:val=""/>
-      <w:lvlJc w:val="left"/>
-      <w:pPr>
-        <w:ind w:left="3447" w:hanging="360"/>
-      </w:pPr>
-      <w:rPr>
-        <w:rFonts w:ascii="Symbol" w:hAnsi="Symbol" w:hint="default"/>
-      </w:rPr>
-    </w:lvl>
-    <w:lvl w:ilvl="4" w:tplc="04090003" w:tentative="1">
-      <w:start w:val="1"/>
-      <w:numFmt w:val="bullet"/>
-      <w:lvlText w:val="o"/>
-      <w:lvlJc w:val="left"/>
-      <w:pPr>
-        <w:ind w:left="4167" w:hanging="360"/>
-      </w:pPr>
-      <w:rPr>
-        <w:rFonts w:ascii="Courier New" w:hAnsi="Courier New" w:cs="Courier New" w:hint="default"/>
-      </w:rPr>
-    </w:lvl>
-    <w:lvl w:ilvl="5" w:tplc="04090005" w:tentative="1">
-      <w:start w:val="1"/>
-      <w:numFmt w:val="bullet"/>
-      <w:lvlText w:val=""/>
-      <w:lvlJc w:val="left"/>
-      <w:pPr>
-        <w:ind w:left="4887" w:hanging="360"/>
-      </w:pPr>
-      <w:rPr>
-        <w:rFonts w:ascii="Wingdings" w:hAnsi="Wingdings" w:hint="default"/>
-      </w:rPr>
-    </w:lvl>
-    <w:lvl w:ilvl="6" w:tplc="04090001" w:tentative="1">
-      <w:start w:val="1"/>
-      <w:numFmt w:val="bullet"/>
-      <w:lvlText w:val=""/>
-      <w:lvlJc w:val="left"/>
-      <w:pPr>
-        <w:ind w:left="5607" w:hanging="360"/>
-      </w:pPr>
-      <w:rPr>
-        <w:rFonts w:ascii="Symbol" w:hAnsi="Symbol" w:hint="default"/>
-      </w:rPr>
-    </w:lvl>
-    <w:lvl w:ilvl="7" w:tplc="04090003" w:tentative="1">
-      <w:start w:val="1"/>
-      <w:numFmt w:val="bullet"/>
-      <w:lvlText w:val="o"/>
-      <w:lvlJc w:val="left"/>
-      <w:pPr>
-        <w:ind w:left="6327" w:hanging="360"/>
-      </w:pPr>
-      <w:rPr>
-        <w:rFonts w:ascii="Courier New" w:hAnsi="Courier New" w:cs="Courier New" w:hint="default"/>
-      </w:rPr>
-    </w:lvl>
-    <w:lvl w:ilvl="8" w:tplc="04090005" w:tentative="1">
-      <w:start w:val="1"/>
-      <w:numFmt w:val="bullet"/>
-      <w:lvlText w:val=""/>
-      <w:lvlJc w:val="left"/>
-      <w:pPr>
-        <w:ind w:left="7047" w:hanging="360"/>
-      </w:pPr>
-      <w:rPr>
-        <w:rFonts w:ascii="Wingdings" w:hAnsi="Wingdings" w:hint="default"/>
-      </w:rPr>
-    </w:lvl>
-  </w:abstractNum>
-  <w:abstractNum w:abstractNumId="27" w15:restartNumberingAfterBreak="0">
-    <w:nsid w:val="4C7C647D"/>
-    <w:multiLevelType w:val="hybridMultilevel"/>
-    <w:tmpl w:val="D7C64456"/>
-    <w:lvl w:ilvl="0" w:tplc="14C63D50">
-      <w:start w:val="1"/>
-      <w:numFmt w:val="decimal"/>
-      <w:lvlText w:val="%1."/>
-      <w:lvlJc w:val="left"/>
-      <w:pPr>
-        <w:ind w:left="927" w:hanging="360"/>
-      </w:pPr>
-      <w:rPr>
-        <w:rFonts w:hint="default"/>
-      </w:rPr>
-    </w:lvl>
-    <w:lvl w:ilvl="1" w:tplc="04270001">
-      <w:start w:val="1"/>
-      <w:numFmt w:val="bullet"/>
-      <w:lvlText w:val=""/>
-      <w:lvlJc w:val="left"/>
-      <w:pPr>
-        <w:ind w:left="1353" w:hanging="360"/>
-      </w:pPr>
-      <w:rPr>
-        <w:rFonts w:ascii="Symbol" w:hAnsi="Symbol" w:hint="default"/>
-      </w:rPr>
-    </w:lvl>
-    <w:lvl w:ilvl="2" w:tplc="FFFFFFFF" w:tentative="1">
-      <w:start w:val="1"/>
-      <w:numFmt w:val="lowerRoman"/>
-      <w:lvlText w:val="%3."/>
-      <w:lvlJc w:val="right"/>
-      <w:pPr>
-        <w:ind w:left="2367" w:hanging="180"/>
-      </w:pPr>
-    </w:lvl>
-    <w:lvl w:ilvl="3" w:tplc="FFFFFFFF" w:tentative="1">
-      <w:start w:val="1"/>
-      <w:numFmt w:val="decimal"/>
-      <w:lvlText w:val="%4."/>
-      <w:lvlJc w:val="left"/>
-      <w:pPr>
-        <w:ind w:left="3087" w:hanging="360"/>
-      </w:pPr>
-    </w:lvl>
-    <w:lvl w:ilvl="4" w:tplc="FFFFFFFF" w:tentative="1">
-      <w:start w:val="1"/>
-      <w:numFmt w:val="lowerLetter"/>
-      <w:lvlText w:val="%5."/>
-      <w:lvlJc w:val="left"/>
-      <w:pPr>
-        <w:ind w:left="3807" w:hanging="360"/>
-      </w:pPr>
-    </w:lvl>
-    <w:lvl w:ilvl="5" w:tplc="FFFFFFFF" w:tentative="1">
-      <w:start w:val="1"/>
-      <w:numFmt w:val="lowerRoman"/>
-      <w:lvlText w:val="%6."/>
-      <w:lvlJc w:val="right"/>
-      <w:pPr>
-        <w:ind w:left="4527" w:hanging="180"/>
-      </w:pPr>
-    </w:lvl>
-    <w:lvl w:ilvl="6" w:tplc="FFFFFFFF" w:tentative="1">
-      <w:start w:val="1"/>
-      <w:numFmt w:val="decimal"/>
-      <w:lvlText w:val="%7."/>
-      <w:lvlJc w:val="left"/>
-      <w:pPr>
-        <w:ind w:left="5247" w:hanging="360"/>
-      </w:pPr>
-    </w:lvl>
-    <w:lvl w:ilvl="7" w:tplc="FFFFFFFF" w:tentative="1">
-      <w:start w:val="1"/>
-      <w:numFmt w:val="lowerLetter"/>
-      <w:lvlText w:val="%8."/>
-      <w:lvlJc w:val="left"/>
-      <w:pPr>
-        <w:ind w:left="5967" w:hanging="360"/>
-      </w:pPr>
-    </w:lvl>
-    <w:lvl w:ilvl="8" w:tplc="FFFFFFFF" w:tentative="1">
-      <w:start w:val="1"/>
-      <w:numFmt w:val="lowerRoman"/>
-      <w:lvlText w:val="%9."/>
-      <w:lvlJc w:val="right"/>
-      <w:pPr>
-        <w:ind w:left="6687" w:hanging="180"/>
-      </w:pPr>
-    </w:lvl>
-  </w:abstractNum>
-  <w:abstractNum w:abstractNumId="28" w15:restartNumberingAfterBreak="0">
-    <w:nsid w:val="51613878"/>
-    <w:multiLevelType w:val="hybridMultilevel"/>
-    <w:tmpl w:val="A25E7210"/>
-    <w:lvl w:ilvl="0" w:tplc="5082DB18">
-      <w:start w:val="1"/>
-      <w:numFmt w:val="decimal"/>
-      <w:lvlText w:val="%1."/>
-      <w:lvlJc w:val="left"/>
-      <w:pPr>
-        <w:ind w:left="927" w:hanging="360"/>
-      </w:pPr>
-      <w:rPr>
-        <w:rFonts w:hint="default"/>
-      </w:rPr>
-    </w:lvl>
-    <w:lvl w:ilvl="1" w:tplc="04090019" w:tentative="1">
-      <w:start w:val="1"/>
-      <w:numFmt w:val="lowerLetter"/>
-      <w:lvlText w:val="%2."/>
-      <w:lvlJc w:val="left"/>
-      <w:pPr>
-        <w:ind w:left="1647" w:hanging="360"/>
-      </w:pPr>
-    </w:lvl>
-    <w:lvl w:ilvl="2" w:tplc="0409001B" w:tentative="1">
-      <w:start w:val="1"/>
-      <w:numFmt w:val="lowerRoman"/>
-      <w:lvlText w:val="%3."/>
-      <w:lvlJc w:val="right"/>
-      <w:pPr>
-        <w:ind w:left="2367" w:hanging="180"/>
-      </w:pPr>
-    </w:lvl>
-    <w:lvl w:ilvl="3" w:tplc="0409000F" w:tentative="1">
-      <w:start w:val="1"/>
-      <w:numFmt w:val="decimal"/>
-      <w:lvlText w:val="%4."/>
-      <w:lvlJc w:val="left"/>
-      <w:pPr>
-        <w:ind w:left="3087" w:hanging="360"/>
-      </w:pPr>
-    </w:lvl>
-    <w:lvl w:ilvl="4" w:tplc="04090019" w:tentative="1">
-      <w:start w:val="1"/>
-      <w:numFmt w:val="lowerLetter"/>
-      <w:lvlText w:val="%5."/>
-      <w:lvlJc w:val="left"/>
-      <w:pPr>
-        <w:ind w:left="3807" w:hanging="360"/>
-      </w:pPr>
-    </w:lvl>
-    <w:lvl w:ilvl="5" w:tplc="0409001B" w:tentative="1">
-      <w:start w:val="1"/>
-      <w:numFmt w:val="lowerRoman"/>
-      <w:lvlText w:val="%6."/>
-      <w:lvlJc w:val="right"/>
-      <w:pPr>
-        <w:ind w:left="4527" w:hanging="180"/>
-      </w:pPr>
-    </w:lvl>
-    <w:lvl w:ilvl="6" w:tplc="0409000F" w:tentative="1">
-      <w:start w:val="1"/>
-      <w:numFmt w:val="decimal"/>
-      <w:lvlText w:val="%7."/>
-      <w:lvlJc w:val="left"/>
-      <w:pPr>
-        <w:ind w:left="5247" w:hanging="360"/>
-      </w:pPr>
-    </w:lvl>
-    <w:lvl w:ilvl="7" w:tplc="04090019" w:tentative="1">
-      <w:start w:val="1"/>
-      <w:numFmt w:val="lowerLetter"/>
-      <w:lvlText w:val="%8."/>
-      <w:lvlJc w:val="left"/>
-      <w:pPr>
-        <w:ind w:left="5967" w:hanging="360"/>
-      </w:pPr>
-    </w:lvl>
-    <w:lvl w:ilvl="8" w:tplc="0409001B" w:tentative="1">
-      <w:start w:val="1"/>
-      <w:numFmt w:val="lowerRoman"/>
-      <w:lvlText w:val="%9."/>
-      <w:lvlJc w:val="right"/>
-      <w:pPr>
-        <w:ind w:left="6687" w:hanging="180"/>
-      </w:pPr>
-    </w:lvl>
-  </w:abstractNum>
-  <w:abstractNum w:abstractNumId="29" w15:restartNumberingAfterBreak="0">
-    <w:nsid w:val="521E0F53"/>
-    <w:multiLevelType w:val="hybridMultilevel"/>
-    <w:tmpl w:val="1A86FE9E"/>
-    <w:lvl w:ilvl="0" w:tplc="04270001">
-      <w:start w:val="1"/>
-      <w:numFmt w:val="bullet"/>
-      <w:lvlText w:val=""/>
-      <w:lvlJc w:val="left"/>
-      <w:pPr>
-        <w:ind w:left="1287" w:hanging="360"/>
-      </w:pPr>
-      <w:rPr>
-        <w:rFonts w:ascii="Symbol" w:hAnsi="Symbol" w:hint="default"/>
-      </w:rPr>
-    </w:lvl>
-    <w:lvl w:ilvl="1" w:tplc="04270003" w:tentative="1">
-      <w:start w:val="1"/>
-      <w:numFmt w:val="bullet"/>
-      <w:lvlText w:val="o"/>
-      <w:lvlJc w:val="left"/>
-      <w:pPr>
-        <w:ind w:left="2007" w:hanging="360"/>
-      </w:pPr>
-      <w:rPr>
-        <w:rFonts w:ascii="Courier New" w:hAnsi="Courier New" w:cs="Courier New" w:hint="default"/>
-      </w:rPr>
-    </w:lvl>
-    <w:lvl w:ilvl="2" w:tplc="04270005" w:tentative="1">
-      <w:start w:val="1"/>
-      <w:numFmt w:val="bullet"/>
-      <w:lvlText w:val=""/>
-      <w:lvlJc w:val="left"/>
-      <w:pPr>
-        <w:ind w:left="2727" w:hanging="360"/>
-      </w:pPr>
-      <w:rPr>
-        <w:rFonts w:ascii="Wingdings" w:hAnsi="Wingdings" w:hint="default"/>
-      </w:rPr>
-    </w:lvl>
-    <w:lvl w:ilvl="3" w:tplc="04270001" w:tentative="1">
-      <w:start w:val="1"/>
-      <w:numFmt w:val="bullet"/>
-      <w:lvlText w:val=""/>
-      <w:lvlJc w:val="left"/>
-      <w:pPr>
-        <w:ind w:left="3447" w:hanging="360"/>
-      </w:pPr>
-      <w:rPr>
-        <w:rFonts w:ascii="Symbol" w:hAnsi="Symbol" w:hint="default"/>
-      </w:rPr>
-    </w:lvl>
-    <w:lvl w:ilvl="4" w:tplc="04270003" w:tentative="1">
-      <w:start w:val="1"/>
-      <w:numFmt w:val="bullet"/>
-      <w:lvlText w:val="o"/>
-      <w:lvlJc w:val="left"/>
-      <w:pPr>
-        <w:ind w:left="4167" w:hanging="360"/>
-      </w:pPr>
-      <w:rPr>
-        <w:rFonts w:ascii="Courier New" w:hAnsi="Courier New" w:cs="Courier New" w:hint="default"/>
-      </w:rPr>
-    </w:lvl>
-    <w:lvl w:ilvl="5" w:tplc="04270005" w:tentative="1">
-      <w:start w:val="1"/>
-      <w:numFmt w:val="bullet"/>
-      <w:lvlText w:val=""/>
-      <w:lvlJc w:val="left"/>
-      <w:pPr>
-        <w:ind w:left="4887" w:hanging="360"/>
-      </w:pPr>
-      <w:rPr>
-        <w:rFonts w:ascii="Wingdings" w:hAnsi="Wingdings" w:hint="default"/>
-      </w:rPr>
-    </w:lvl>
-    <w:lvl w:ilvl="6" w:tplc="04270001" w:tentative="1">
-      <w:start w:val="1"/>
-      <w:numFmt w:val="bullet"/>
-      <w:lvlText w:val=""/>
-      <w:lvlJc w:val="left"/>
-      <w:pPr>
-        <w:ind w:left="5607" w:hanging="360"/>
-      </w:pPr>
-      <w:rPr>
-        <w:rFonts w:ascii="Symbol" w:hAnsi="Symbol" w:hint="default"/>
-      </w:rPr>
-    </w:lvl>
-    <w:lvl w:ilvl="7" w:tplc="04270003" w:tentative="1">
-      <w:start w:val="1"/>
-      <w:numFmt w:val="bullet"/>
-      <w:lvlText w:val="o"/>
-      <w:lvlJc w:val="left"/>
-      <w:pPr>
-        <w:ind w:left="6327" w:hanging="360"/>
-      </w:pPr>
-      <w:rPr>
-        <w:rFonts w:ascii="Courier New" w:hAnsi="Courier New" w:cs="Courier New" w:hint="default"/>
-      </w:rPr>
-    </w:lvl>
-    <w:lvl w:ilvl="8" w:tplc="04270005" w:tentative="1">
-      <w:start w:val="1"/>
-      <w:numFmt w:val="bullet"/>
-      <w:lvlText w:val=""/>
-      <w:lvlJc w:val="left"/>
-      <w:pPr>
-        <w:ind w:left="7047" w:hanging="360"/>
-      </w:pPr>
-      <w:rPr>
-        <w:rFonts w:ascii="Wingdings" w:hAnsi="Wingdings" w:hint="default"/>
-      </w:rPr>
-    </w:lvl>
-  </w:abstractNum>
-  <w:abstractNum w:abstractNumId="30" w15:restartNumberingAfterBreak="0">
-    <w:nsid w:val="528613D3"/>
-    <w:multiLevelType w:val="multilevel"/>
-    <w:tmpl w:val="7884E0CC"/>
-    <w:lvl w:ilvl="0">
-      <w:start w:val="1"/>
-      <w:numFmt w:val="bullet"/>
-      <w:lvlText w:val=""/>
-      <w:lvlJc w:val="left"/>
-      <w:pPr>
-        <w:tabs>
-          <w:tab w:val="num" w:pos="720"/>
-        </w:tabs>
-        <w:ind w:left="720" w:hanging="360"/>
-      </w:pPr>
-      <w:rPr>
-        <w:rFonts w:ascii="Symbol" w:hAnsi="Symbol" w:hint="default"/>
-        <w:sz w:val="20"/>
-      </w:rPr>
-    </w:lvl>
-    <w:lvl w:ilvl="1" w:tentative="1">
-      <w:start w:val="1"/>
-      <w:numFmt w:val="bullet"/>
-      <w:lvlText w:val="o"/>
-      <w:lvlJc w:val="left"/>
-      <w:pPr>
-        <w:tabs>
-          <w:tab w:val="num" w:pos="1440"/>
-        </w:tabs>
-        <w:ind w:left="1440" w:hanging="360"/>
-      </w:pPr>
-      <w:rPr>
-        <w:rFonts w:ascii="Courier New" w:hAnsi="Courier New" w:hint="default"/>
-        <w:sz w:val="20"/>
-      </w:rPr>
-    </w:lvl>
-    <w:lvl w:ilvl="2" w:tentative="1">
-      <w:start w:val="1"/>
-      <w:numFmt w:val="bullet"/>
-      <w:lvlText w:val=""/>
-      <w:lvlJc w:val="left"/>
-      <w:pPr>
-        <w:tabs>
-          <w:tab w:val="num" w:pos="2160"/>
-        </w:tabs>
-        <w:ind w:left="2160" w:hanging="360"/>
-      </w:pPr>
-      <w:rPr>
-        <w:rFonts w:ascii="Wingdings" w:hAnsi="Wingdings" w:hint="default"/>
-        <w:sz w:val="20"/>
-      </w:rPr>
-    </w:lvl>
-    <w:lvl w:ilvl="3" w:tentative="1">
-      <w:start w:val="1"/>
-      <w:numFmt w:val="bullet"/>
-      <w:lvlText w:val=""/>
-      <w:lvlJc w:val="left"/>
-      <w:pPr>
-        <w:tabs>
-          <w:tab w:val="num" w:pos="2880"/>
-        </w:tabs>
-        <w:ind w:left="2880" w:hanging="360"/>
-      </w:pPr>
-      <w:rPr>
-        <w:rFonts w:ascii="Wingdings" w:hAnsi="Wingdings" w:hint="default"/>
-        <w:sz w:val="20"/>
-      </w:rPr>
-    </w:lvl>
-    <w:lvl w:ilvl="4" w:tentative="1">
-      <w:start w:val="1"/>
-      <w:numFmt w:val="bullet"/>
-      <w:lvlText w:val=""/>
-      <w:lvlJc w:val="left"/>
-      <w:pPr>
-        <w:tabs>
-          <w:tab w:val="num" w:pos="3600"/>
-        </w:tabs>
-        <w:ind w:left="3600" w:hanging="360"/>
-      </w:pPr>
-      <w:rPr>
-        <w:rFonts w:ascii="Wingdings" w:hAnsi="Wingdings" w:hint="default"/>
-        <w:sz w:val="20"/>
-      </w:rPr>
-    </w:lvl>
-    <w:lvl w:ilvl="5" w:tentative="1">
-      <w:start w:val="1"/>
-      <w:numFmt w:val="bullet"/>
-      <w:lvlText w:val=""/>
-      <w:lvlJc w:val="left"/>
-      <w:pPr>
-        <w:tabs>
-          <w:tab w:val="num" w:pos="4320"/>
-        </w:tabs>
-        <w:ind w:left="4320" w:hanging="360"/>
-      </w:pPr>
-      <w:rPr>
-        <w:rFonts w:ascii="Wingdings" w:hAnsi="Wingdings" w:hint="default"/>
-        <w:sz w:val="20"/>
-      </w:rPr>
-    </w:lvl>
-    <w:lvl w:ilvl="6" w:tentative="1">
-      <w:start w:val="1"/>
-      <w:numFmt w:val="bullet"/>
-      <w:lvlText w:val=""/>
-      <w:lvlJc w:val="left"/>
-      <w:pPr>
-        <w:tabs>
-          <w:tab w:val="num" w:pos="5040"/>
-        </w:tabs>
-        <w:ind w:left="5040" w:hanging="360"/>
-      </w:pPr>
-      <w:rPr>
-        <w:rFonts w:ascii="Wingdings" w:hAnsi="Wingdings" w:hint="default"/>
-        <w:sz w:val="20"/>
-      </w:rPr>
-    </w:lvl>
-    <w:lvl w:ilvl="7" w:tentative="1">
-      <w:start w:val="1"/>
-      <w:numFmt w:val="bullet"/>
-      <w:lvlText w:val=""/>
-      <w:lvlJc w:val="left"/>
-      <w:pPr>
-        <w:tabs>
-          <w:tab w:val="num" w:pos="5760"/>
-        </w:tabs>
-        <w:ind w:left="5760" w:hanging="360"/>
-      </w:pPr>
-      <w:rPr>
-        <w:rFonts w:ascii="Wingdings" w:hAnsi="Wingdings" w:hint="default"/>
-        <w:sz w:val="20"/>
-      </w:rPr>
-    </w:lvl>
-    <w:lvl w:ilvl="8" w:tentative="1">
-      <w:start w:val="1"/>
-      <w:numFmt w:val="bullet"/>
-      <w:lvlText w:val=""/>
-      <w:lvlJc w:val="left"/>
-      <w:pPr>
-        <w:tabs>
-          <w:tab w:val="num" w:pos="6480"/>
-        </w:tabs>
-        <w:ind w:left="6480" w:hanging="360"/>
-      </w:pPr>
-      <w:rPr>
-        <w:rFonts w:ascii="Wingdings" w:hAnsi="Wingdings" w:hint="default"/>
-        <w:sz w:val="20"/>
-      </w:rPr>
-    </w:lvl>
-  </w:abstractNum>
-  <w:abstractNum w:abstractNumId="31" w15:restartNumberingAfterBreak="0">
-    <w:nsid w:val="596C5344"/>
-    <w:multiLevelType w:val="multilevel"/>
-    <w:tmpl w:val="566A7D38"/>
-    <w:lvl w:ilvl="0">
-      <w:start w:val="1"/>
-      <w:numFmt w:val="bullet"/>
-      <w:lvlText w:val=""/>
-      <w:lvlJc w:val="left"/>
-      <w:pPr>
-        <w:tabs>
-          <w:tab w:val="num" w:pos="720"/>
-        </w:tabs>
-        <w:ind w:left="720" w:hanging="360"/>
-      </w:pPr>
-      <w:rPr>
-        <w:rFonts w:ascii="Symbol" w:hAnsi="Symbol" w:hint="default"/>
-        <w:sz w:val="20"/>
-      </w:rPr>
-    </w:lvl>
-    <w:lvl w:ilvl="1" w:tentative="1">
-      <w:start w:val="1"/>
-      <w:numFmt w:val="bullet"/>
-      <w:lvlText w:val="o"/>
-      <w:lvlJc w:val="left"/>
-      <w:pPr>
-        <w:tabs>
-          <w:tab w:val="num" w:pos="1440"/>
-        </w:tabs>
-        <w:ind w:left="1440" w:hanging="360"/>
-      </w:pPr>
-      <w:rPr>
-        <w:rFonts w:ascii="Courier New" w:hAnsi="Courier New" w:hint="default"/>
-        <w:sz w:val="20"/>
-      </w:rPr>
-    </w:lvl>
-    <w:lvl w:ilvl="2" w:tentative="1">
-      <w:start w:val="1"/>
-      <w:numFmt w:val="bullet"/>
-      <w:lvlText w:val=""/>
-      <w:lvlJc w:val="left"/>
-      <w:pPr>
-        <w:tabs>
-          <w:tab w:val="num" w:pos="2160"/>
-        </w:tabs>
-        <w:ind w:left="2160" w:hanging="360"/>
-      </w:pPr>
-      <w:rPr>
-        <w:rFonts w:ascii="Wingdings" w:hAnsi="Wingdings" w:hint="default"/>
-        <w:sz w:val="20"/>
-      </w:rPr>
-    </w:lvl>
-    <w:lvl w:ilvl="3" w:tentative="1">
-      <w:start w:val="1"/>
-      <w:numFmt w:val="bullet"/>
-      <w:lvlText w:val=""/>
-      <w:lvlJc w:val="left"/>
-      <w:pPr>
-        <w:tabs>
-          <w:tab w:val="num" w:pos="2880"/>
-        </w:tabs>
-        <w:ind w:left="2880" w:hanging="360"/>
-      </w:pPr>
-      <w:rPr>
-        <w:rFonts w:ascii="Wingdings" w:hAnsi="Wingdings" w:hint="default"/>
-        <w:sz w:val="20"/>
-      </w:rPr>
-    </w:lvl>
-    <w:lvl w:ilvl="4" w:tentative="1">
-      <w:start w:val="1"/>
-      <w:numFmt w:val="bullet"/>
-      <w:lvlText w:val=""/>
-      <w:lvlJc w:val="left"/>
-      <w:pPr>
-        <w:tabs>
-          <w:tab w:val="num" w:pos="3600"/>
-        </w:tabs>
-        <w:ind w:left="3600" w:hanging="360"/>
-      </w:pPr>
-      <w:rPr>
-        <w:rFonts w:ascii="Wingdings" w:hAnsi="Wingdings" w:hint="default"/>
-        <w:sz w:val="20"/>
-      </w:rPr>
-    </w:lvl>
-    <w:lvl w:ilvl="5" w:tentative="1">
-      <w:start w:val="1"/>
-      <w:numFmt w:val="bullet"/>
-      <w:lvlText w:val=""/>
-      <w:lvlJc w:val="left"/>
-      <w:pPr>
-        <w:tabs>
-          <w:tab w:val="num" w:pos="4320"/>
-        </w:tabs>
-        <w:ind w:left="4320" w:hanging="360"/>
-      </w:pPr>
-      <w:rPr>
-        <w:rFonts w:ascii="Wingdings" w:hAnsi="Wingdings" w:hint="default"/>
-        <w:sz w:val="20"/>
-      </w:rPr>
-    </w:lvl>
-    <w:lvl w:ilvl="6" w:tentative="1">
-      <w:start w:val="1"/>
-      <w:numFmt w:val="bullet"/>
-      <w:lvlText w:val=""/>
-      <w:lvlJc w:val="left"/>
-      <w:pPr>
-        <w:tabs>
-          <w:tab w:val="num" w:pos="5040"/>
-        </w:tabs>
-        <w:ind w:left="5040" w:hanging="360"/>
-      </w:pPr>
-      <w:rPr>
-        <w:rFonts w:ascii="Wingdings" w:hAnsi="Wingdings" w:hint="default"/>
-        <w:sz w:val="20"/>
-      </w:rPr>
-    </w:lvl>
-    <w:lvl w:ilvl="7" w:tentative="1">
-      <w:start w:val="1"/>
-      <w:numFmt w:val="bullet"/>
-      <w:lvlText w:val=""/>
-      <w:lvlJc w:val="left"/>
-      <w:pPr>
-        <w:tabs>
-          <w:tab w:val="num" w:pos="5760"/>
-        </w:tabs>
-        <w:ind w:left="5760" w:hanging="360"/>
-      </w:pPr>
-      <w:rPr>
-        <w:rFonts w:ascii="Wingdings" w:hAnsi="Wingdings" w:hint="default"/>
-        <w:sz w:val="20"/>
-      </w:rPr>
-    </w:lvl>
-    <w:lvl w:ilvl="8" w:tentative="1">
-      <w:start w:val="1"/>
-      <w:numFmt w:val="bullet"/>
-      <w:lvlText w:val=""/>
-      <w:lvlJc w:val="left"/>
-      <w:pPr>
-        <w:tabs>
-          <w:tab w:val="num" w:pos="6480"/>
-        </w:tabs>
-        <w:ind w:left="6480" w:hanging="360"/>
-      </w:pPr>
-      <w:rPr>
-        <w:rFonts w:ascii="Wingdings" w:hAnsi="Wingdings" w:hint="default"/>
-        <w:sz w:val="20"/>
-      </w:rPr>
-    </w:lvl>
-  </w:abstractNum>
-  <w:abstractNum w:abstractNumId="32" w15:restartNumberingAfterBreak="0">
-    <w:nsid w:val="601E1FCC"/>
-    <w:multiLevelType w:val="hybridMultilevel"/>
-    <w:tmpl w:val="A224E052"/>
-    <w:lvl w:ilvl="0" w:tplc="8DD81562">
-      <w:start w:val="1"/>
-      <w:numFmt w:val="decimal"/>
-      <w:lvlText w:val="%1."/>
-      <w:lvlJc w:val="left"/>
-      <w:pPr>
-        <w:ind w:left="927" w:hanging="360"/>
-      </w:pPr>
-      <w:rPr>
-        <w:rFonts w:hint="default"/>
-      </w:rPr>
-    </w:lvl>
-    <w:lvl w:ilvl="1" w:tplc="04090019" w:tentative="1">
-      <w:start w:val="1"/>
-      <w:numFmt w:val="lowerLetter"/>
-      <w:lvlText w:val="%2."/>
-      <w:lvlJc w:val="left"/>
-      <w:pPr>
-        <w:ind w:left="1647" w:hanging="360"/>
-      </w:pPr>
-    </w:lvl>
-    <w:lvl w:ilvl="2" w:tplc="0409001B" w:tentative="1">
-      <w:start w:val="1"/>
-      <w:numFmt w:val="lowerRoman"/>
-      <w:lvlText w:val="%3."/>
-      <w:lvlJc w:val="right"/>
-      <w:pPr>
-        <w:ind w:left="2367" w:hanging="180"/>
-      </w:pPr>
-    </w:lvl>
-    <w:lvl w:ilvl="3" w:tplc="0409000F" w:tentative="1">
-      <w:start w:val="1"/>
-      <w:numFmt w:val="decimal"/>
-      <w:lvlText w:val="%4."/>
-      <w:lvlJc w:val="left"/>
-      <w:pPr>
-        <w:ind w:left="3087" w:hanging="360"/>
-      </w:pPr>
-    </w:lvl>
-    <w:lvl w:ilvl="4" w:tplc="04090019" w:tentative="1">
-      <w:start w:val="1"/>
-      <w:numFmt w:val="lowerLetter"/>
-      <w:lvlText w:val="%5."/>
-      <w:lvlJc w:val="left"/>
-      <w:pPr>
-        <w:ind w:left="3807" w:hanging="360"/>
-      </w:pPr>
-    </w:lvl>
-    <w:lvl w:ilvl="5" w:tplc="0409001B" w:tentative="1">
-      <w:start w:val="1"/>
-      <w:numFmt w:val="lowerRoman"/>
-      <w:lvlText w:val="%6."/>
-      <w:lvlJc w:val="right"/>
-      <w:pPr>
-        <w:ind w:left="4527" w:hanging="180"/>
-      </w:pPr>
-    </w:lvl>
-    <w:lvl w:ilvl="6" w:tplc="0409000F" w:tentative="1">
-      <w:start w:val="1"/>
-      <w:numFmt w:val="decimal"/>
-      <w:lvlText w:val="%7."/>
-      <w:lvlJc w:val="left"/>
-      <w:pPr>
-        <w:ind w:left="5247" w:hanging="360"/>
-      </w:pPr>
-    </w:lvl>
-    <w:lvl w:ilvl="7" w:tplc="04090019" w:tentative="1">
-      <w:start w:val="1"/>
-      <w:numFmt w:val="lowerLetter"/>
-      <w:lvlText w:val="%8."/>
-      <w:lvlJc w:val="left"/>
-      <w:pPr>
-        <w:ind w:left="5967" w:hanging="360"/>
-      </w:pPr>
-    </w:lvl>
-    <w:lvl w:ilvl="8" w:tplc="0409001B" w:tentative="1">
-      <w:start w:val="1"/>
-      <w:numFmt w:val="lowerRoman"/>
-      <w:lvlText w:val="%9."/>
-      <w:lvlJc w:val="right"/>
-      <w:pPr>
-        <w:ind w:left="6687" w:hanging="180"/>
-      </w:pPr>
-    </w:lvl>
-  </w:abstractNum>
-  <w:abstractNum w:abstractNumId="33" w15:restartNumberingAfterBreak="0">
-    <w:nsid w:val="606A07B9"/>
-    <w:multiLevelType w:val="hybridMultilevel"/>
-    <w:tmpl w:val="EF3EBC5C"/>
-    <w:lvl w:ilvl="0" w:tplc="2F729260">
-      <w:start w:val="1"/>
-      <w:numFmt w:val="decimal"/>
-      <w:lvlText w:val="%1."/>
-      <w:lvlJc w:val="left"/>
-      <w:pPr>
-        <w:ind w:left="927" w:hanging="360"/>
-      </w:pPr>
-      <w:rPr>
-        <w:rFonts w:hint="default"/>
-      </w:rPr>
-    </w:lvl>
-    <w:lvl w:ilvl="1" w:tplc="08090019">
-      <w:start w:val="1"/>
-      <w:numFmt w:val="lowerLetter"/>
-      <w:lvlText w:val="%2."/>
-      <w:lvlJc w:val="left"/>
-      <w:pPr>
-        <w:ind w:left="1647" w:hanging="360"/>
-      </w:pPr>
-    </w:lvl>
-    <w:lvl w:ilvl="2" w:tplc="0809001B" w:tentative="1">
-      <w:start w:val="1"/>
-      <w:numFmt w:val="lowerRoman"/>
-      <w:lvlText w:val="%3."/>
-      <w:lvlJc w:val="right"/>
-      <w:pPr>
-        <w:ind w:left="2367" w:hanging="180"/>
-      </w:pPr>
-    </w:lvl>
-    <w:lvl w:ilvl="3" w:tplc="0809000F" w:tentative="1">
-      <w:start w:val="1"/>
-      <w:numFmt w:val="decimal"/>
-      <w:lvlText w:val="%4."/>
-      <w:lvlJc w:val="left"/>
-      <w:pPr>
-        <w:ind w:left="3087" w:hanging="360"/>
-      </w:pPr>
-    </w:lvl>
-    <w:lvl w:ilvl="4" w:tplc="08090019" w:tentative="1">
-      <w:start w:val="1"/>
-      <w:numFmt w:val="lowerLetter"/>
-      <w:lvlText w:val="%5."/>
-      <w:lvlJc w:val="left"/>
-      <w:pPr>
-        <w:ind w:left="3807" w:hanging="360"/>
-      </w:pPr>
-    </w:lvl>
-    <w:lvl w:ilvl="5" w:tplc="0809001B" w:tentative="1">
-      <w:start w:val="1"/>
-      <w:numFmt w:val="lowerRoman"/>
-      <w:lvlText w:val="%6."/>
-      <w:lvlJc w:val="right"/>
-      <w:pPr>
-        <w:ind w:left="4527" w:hanging="180"/>
-      </w:pPr>
-    </w:lvl>
-    <w:lvl w:ilvl="6" w:tplc="0809000F" w:tentative="1">
-      <w:start w:val="1"/>
-      <w:numFmt w:val="decimal"/>
-      <w:lvlText w:val="%7."/>
-      <w:lvlJc w:val="left"/>
-      <w:pPr>
-        <w:ind w:left="5247" w:hanging="360"/>
-      </w:pPr>
-    </w:lvl>
-    <w:lvl w:ilvl="7" w:tplc="08090019" w:tentative="1">
-      <w:start w:val="1"/>
-      <w:numFmt w:val="lowerLetter"/>
-      <w:lvlText w:val="%8."/>
-      <w:lvlJc w:val="left"/>
-      <w:pPr>
-        <w:ind w:left="5967" w:hanging="360"/>
-      </w:pPr>
-    </w:lvl>
-    <w:lvl w:ilvl="8" w:tplc="0809001B" w:tentative="1">
-      <w:start w:val="1"/>
-      <w:numFmt w:val="lowerRoman"/>
-      <w:lvlText w:val="%9."/>
-      <w:lvlJc w:val="right"/>
-      <w:pPr>
-        <w:ind w:left="6687" w:hanging="180"/>
-      </w:pPr>
-    </w:lvl>
-  </w:abstractNum>
-  <w:abstractNum w:abstractNumId="34" w15:restartNumberingAfterBreak="0">
-    <w:nsid w:val="65456001"/>
-    <w:multiLevelType w:val="multilevel"/>
-    <w:tmpl w:val="A6D25E28"/>
-    <w:lvl w:ilvl="0">
-      <w:start w:val="1"/>
-      <w:numFmt w:val="bullet"/>
-      <w:lvlText w:val=""/>
-      <w:lvlJc w:val="left"/>
-      <w:pPr>
-        <w:tabs>
-          <w:tab w:val="num" w:pos="720"/>
-        </w:tabs>
-        <w:ind w:left="720" w:hanging="360"/>
-      </w:pPr>
-      <w:rPr>
-        <w:rFonts w:ascii="Symbol" w:hAnsi="Symbol" w:hint="default"/>
-        <w:sz w:val="20"/>
-      </w:rPr>
-    </w:lvl>
-    <w:lvl w:ilvl="1" w:tentative="1">
-      <w:start w:val="1"/>
-      <w:numFmt w:val="bullet"/>
-      <w:lvlText w:val="o"/>
-      <w:lvlJc w:val="left"/>
-      <w:pPr>
-        <w:tabs>
-          <w:tab w:val="num" w:pos="1440"/>
-        </w:tabs>
-        <w:ind w:left="1440" w:hanging="360"/>
-      </w:pPr>
-      <w:rPr>
-        <w:rFonts w:ascii="Courier New" w:hAnsi="Courier New" w:hint="default"/>
-        <w:sz w:val="20"/>
-      </w:rPr>
-    </w:lvl>
-    <w:lvl w:ilvl="2" w:tentative="1">
-      <w:start w:val="1"/>
-      <w:numFmt w:val="bullet"/>
-      <w:lvlText w:val=""/>
-      <w:lvlJc w:val="left"/>
-      <w:pPr>
-        <w:tabs>
-          <w:tab w:val="num" w:pos="2160"/>
-        </w:tabs>
-        <w:ind w:left="2160" w:hanging="360"/>
-      </w:pPr>
-      <w:rPr>
-        <w:rFonts w:ascii="Wingdings" w:hAnsi="Wingdings" w:hint="default"/>
-        <w:sz w:val="20"/>
-      </w:rPr>
-    </w:lvl>
-    <w:lvl w:ilvl="3" w:tentative="1">
-      <w:start w:val="1"/>
-      <w:numFmt w:val="bullet"/>
-      <w:lvlText w:val=""/>
-      <w:lvlJc w:val="left"/>
-      <w:pPr>
-        <w:tabs>
-          <w:tab w:val="num" w:pos="2880"/>
-        </w:tabs>
-        <w:ind w:left="2880" w:hanging="360"/>
-      </w:pPr>
-      <w:rPr>
-        <w:rFonts w:ascii="Wingdings" w:hAnsi="Wingdings" w:hint="default"/>
-        <w:sz w:val="20"/>
-      </w:rPr>
-    </w:lvl>
-    <w:lvl w:ilvl="4" w:tentative="1">
-      <w:start w:val="1"/>
-      <w:numFmt w:val="bullet"/>
-      <w:lvlText w:val=""/>
-      <w:lvlJc w:val="left"/>
-      <w:pPr>
-        <w:tabs>
-          <w:tab w:val="num" w:pos="3600"/>
-        </w:tabs>
-        <w:ind w:left="3600" w:hanging="360"/>
-      </w:pPr>
-      <w:rPr>
-        <w:rFonts w:ascii="Wingdings" w:hAnsi="Wingdings" w:hint="default"/>
-        <w:sz w:val="20"/>
-      </w:rPr>
-    </w:lvl>
-    <w:lvl w:ilvl="5" w:tentative="1">
-      <w:start w:val="1"/>
-      <w:numFmt w:val="bullet"/>
-      <w:lvlText w:val=""/>
-      <w:lvlJc w:val="left"/>
-      <w:pPr>
-        <w:tabs>
-          <w:tab w:val="num" w:pos="4320"/>
-        </w:tabs>
-        <w:ind w:left="4320" w:hanging="360"/>
-      </w:pPr>
-      <w:rPr>
-        <w:rFonts w:ascii="Wingdings" w:hAnsi="Wingdings" w:hint="default"/>
-        <w:sz w:val="20"/>
-      </w:rPr>
-    </w:lvl>
-    <w:lvl w:ilvl="6" w:tentative="1">
-      <w:start w:val="1"/>
-      <w:numFmt w:val="bullet"/>
-      <w:lvlText w:val=""/>
-      <w:lvlJc w:val="left"/>
-      <w:pPr>
-        <w:tabs>
-          <w:tab w:val="num" w:pos="5040"/>
-        </w:tabs>
-        <w:ind w:left="5040" w:hanging="360"/>
-      </w:pPr>
-      <w:rPr>
-        <w:rFonts w:ascii="Wingdings" w:hAnsi="Wingdings" w:hint="default"/>
-        <w:sz w:val="20"/>
-      </w:rPr>
-    </w:lvl>
-    <w:lvl w:ilvl="7" w:tentative="1">
-      <w:start w:val="1"/>
-      <w:numFmt w:val="bullet"/>
-      <w:lvlText w:val=""/>
-      <w:lvlJc w:val="left"/>
-      <w:pPr>
-        <w:tabs>
-          <w:tab w:val="num" w:pos="5760"/>
-        </w:tabs>
-        <w:ind w:left="5760" w:hanging="360"/>
-      </w:pPr>
-      <w:rPr>
-        <w:rFonts w:ascii="Wingdings" w:hAnsi="Wingdings" w:hint="default"/>
-        <w:sz w:val="20"/>
-      </w:rPr>
-    </w:lvl>
-    <w:lvl w:ilvl="8" w:tentative="1">
-      <w:start w:val="1"/>
-      <w:numFmt w:val="bullet"/>
-      <w:lvlText w:val=""/>
-      <w:lvlJc w:val="left"/>
-      <w:pPr>
-        <w:tabs>
-          <w:tab w:val="num" w:pos="6480"/>
-        </w:tabs>
-        <w:ind w:left="6480" w:hanging="360"/>
-      </w:pPr>
-      <w:rPr>
-        <w:rFonts w:ascii="Wingdings" w:hAnsi="Wingdings" w:hint="default"/>
-        <w:sz w:val="20"/>
-      </w:rPr>
-    </w:lvl>
-  </w:abstractNum>
-  <w:abstractNum w:abstractNumId="35" w15:restartNumberingAfterBreak="0">
-    <w:nsid w:val="671B3C03"/>
-    <w:multiLevelType w:val="hybridMultilevel"/>
-    <w:tmpl w:val="F2A68B06"/>
-    <w:lvl w:ilvl="0" w:tplc="6518E898">
-      <w:numFmt w:val="bullet"/>
-      <w:lvlText w:val="-"/>
-      <w:lvlJc w:val="left"/>
-      <w:pPr>
-        <w:ind w:left="1494" w:hanging="360"/>
-      </w:pPr>
-      <w:rPr>
-        <w:rFonts w:ascii="Times New Roman" w:eastAsiaTheme="minorHAnsi" w:hAnsi="Times New Roman" w:cs="Times New Roman" w:hint="default"/>
-      </w:rPr>
-    </w:lvl>
-    <w:lvl w:ilvl="1" w:tplc="04090003" w:tentative="1">
-      <w:start w:val="1"/>
-      <w:numFmt w:val="bullet"/>
-      <w:lvlText w:val="o"/>
-      <w:lvlJc w:val="left"/>
-      <w:pPr>
-        <w:ind w:left="2007" w:hanging="360"/>
-      </w:pPr>
-      <w:rPr>
-        <w:rFonts w:ascii="Courier New" w:hAnsi="Courier New" w:cs="Courier New" w:hint="default"/>
-      </w:rPr>
-    </w:lvl>
-    <w:lvl w:ilvl="2" w:tplc="04090005" w:tentative="1">
-      <w:start w:val="1"/>
-      <w:numFmt w:val="bullet"/>
-      <w:lvlText w:val=""/>
-      <w:lvlJc w:val="left"/>
-      <w:pPr>
-        <w:ind w:left="2727" w:hanging="360"/>
-      </w:pPr>
-      <w:rPr>
-        <w:rFonts w:ascii="Wingdings" w:hAnsi="Wingdings" w:hint="default"/>
-      </w:rPr>
-    </w:lvl>
-    <w:lvl w:ilvl="3" w:tplc="04090001" w:tentative="1">
-      <w:start w:val="1"/>
-      <w:numFmt w:val="bullet"/>
-      <w:lvlText w:val=""/>
-      <w:lvlJc w:val="left"/>
-      <w:pPr>
-        <w:ind w:left="3447" w:hanging="360"/>
-      </w:pPr>
-      <w:rPr>
-        <w:rFonts w:ascii="Symbol" w:hAnsi="Symbol" w:hint="default"/>
-      </w:rPr>
-    </w:lvl>
-    <w:lvl w:ilvl="4" w:tplc="04090003" w:tentative="1">
-      <w:start w:val="1"/>
-      <w:numFmt w:val="bullet"/>
-      <w:lvlText w:val="o"/>
-      <w:lvlJc w:val="left"/>
-      <w:pPr>
-        <w:ind w:left="4167" w:hanging="360"/>
-      </w:pPr>
-      <w:rPr>
-        <w:rFonts w:ascii="Courier New" w:hAnsi="Courier New" w:cs="Courier New" w:hint="default"/>
-      </w:rPr>
-    </w:lvl>
-    <w:lvl w:ilvl="5" w:tplc="04090005" w:tentative="1">
-      <w:start w:val="1"/>
-      <w:numFmt w:val="bullet"/>
-      <w:lvlText w:val=""/>
-      <w:lvlJc w:val="left"/>
-      <w:pPr>
-        <w:ind w:left="4887" w:hanging="360"/>
-      </w:pPr>
-      <w:rPr>
-        <w:rFonts w:ascii="Wingdings" w:hAnsi="Wingdings" w:hint="default"/>
-      </w:rPr>
-    </w:lvl>
-    <w:lvl w:ilvl="6" w:tplc="04090001" w:tentative="1">
-      <w:start w:val="1"/>
-      <w:numFmt w:val="bullet"/>
-      <w:lvlText w:val=""/>
-      <w:lvlJc w:val="left"/>
-      <w:pPr>
-        <w:ind w:left="5607" w:hanging="360"/>
-      </w:pPr>
-      <w:rPr>
-        <w:rFonts w:ascii="Symbol" w:hAnsi="Symbol" w:hint="default"/>
-      </w:rPr>
-    </w:lvl>
-    <w:lvl w:ilvl="7" w:tplc="04090003" w:tentative="1">
-      <w:start w:val="1"/>
-      <w:numFmt w:val="bullet"/>
-      <w:lvlText w:val="o"/>
-      <w:lvlJc w:val="left"/>
-      <w:pPr>
-        <w:ind w:left="6327" w:hanging="360"/>
-      </w:pPr>
-      <w:rPr>
-        <w:rFonts w:ascii="Courier New" w:hAnsi="Courier New" w:cs="Courier New" w:hint="default"/>
-      </w:rPr>
-    </w:lvl>
-    <w:lvl w:ilvl="8" w:tplc="04090005" w:tentative="1">
-      <w:start w:val="1"/>
-      <w:numFmt w:val="bullet"/>
-      <w:lvlText w:val=""/>
-      <w:lvlJc w:val="left"/>
-      <w:pPr>
-        <w:ind w:left="7047" w:hanging="360"/>
-      </w:pPr>
-      <w:rPr>
-        <w:rFonts w:ascii="Wingdings" w:hAnsi="Wingdings" w:hint="default"/>
-      </w:rPr>
-    </w:lvl>
-  </w:abstractNum>
-  <w:abstractNum w:abstractNumId="36" w15:restartNumberingAfterBreak="0">
-    <w:nsid w:val="6AA5083B"/>
-    <w:multiLevelType w:val="hybridMultilevel"/>
-    <w:tmpl w:val="F948C448"/>
-    <w:lvl w:ilvl="0" w:tplc="04270001">
-      <w:start w:val="1"/>
-      <w:numFmt w:val="bullet"/>
-      <w:lvlText w:val=""/>
-      <w:lvlJc w:val="left"/>
-      <w:pPr>
-        <w:ind w:left="1287" w:hanging="360"/>
-      </w:pPr>
-      <w:rPr>
-        <w:rFonts w:ascii="Symbol" w:hAnsi="Symbol" w:hint="default"/>
-      </w:rPr>
-    </w:lvl>
-    <w:lvl w:ilvl="1" w:tplc="04270003" w:tentative="1">
-      <w:start w:val="1"/>
-      <w:numFmt w:val="bullet"/>
-      <w:lvlText w:val="o"/>
-      <w:lvlJc w:val="left"/>
-      <w:pPr>
-        <w:ind w:left="2007" w:hanging="360"/>
-      </w:pPr>
-      <w:rPr>
-        <w:rFonts w:ascii="Courier New" w:hAnsi="Courier New" w:cs="Courier New" w:hint="default"/>
-      </w:rPr>
-    </w:lvl>
-    <w:lvl w:ilvl="2" w:tplc="04270005" w:tentative="1">
-      <w:start w:val="1"/>
-      <w:numFmt w:val="bullet"/>
-      <w:lvlText w:val=""/>
-      <w:lvlJc w:val="left"/>
-      <w:pPr>
-        <w:ind w:left="2727" w:hanging="360"/>
-      </w:pPr>
-      <w:rPr>
-        <w:rFonts w:ascii="Wingdings" w:hAnsi="Wingdings" w:hint="default"/>
-      </w:rPr>
-    </w:lvl>
-    <w:lvl w:ilvl="3" w:tplc="04270001" w:tentative="1">
-      <w:start w:val="1"/>
-      <w:numFmt w:val="bullet"/>
-      <w:lvlText w:val=""/>
-      <w:lvlJc w:val="left"/>
-      <w:pPr>
-        <w:ind w:left="3447" w:hanging="360"/>
-      </w:pPr>
-      <w:rPr>
-        <w:rFonts w:ascii="Symbol" w:hAnsi="Symbol" w:hint="default"/>
-      </w:rPr>
-    </w:lvl>
-    <w:lvl w:ilvl="4" w:tplc="04270003" w:tentative="1">
-      <w:start w:val="1"/>
-      <w:numFmt w:val="bullet"/>
-      <w:lvlText w:val="o"/>
-      <w:lvlJc w:val="left"/>
-      <w:pPr>
-        <w:ind w:left="4167" w:hanging="360"/>
-      </w:pPr>
-      <w:rPr>
-        <w:rFonts w:ascii="Courier New" w:hAnsi="Courier New" w:cs="Courier New" w:hint="default"/>
-      </w:rPr>
-    </w:lvl>
-    <w:lvl w:ilvl="5" w:tplc="04270005" w:tentative="1">
-      <w:start w:val="1"/>
-      <w:numFmt w:val="bullet"/>
-      <w:lvlText w:val=""/>
-      <w:lvlJc w:val="left"/>
-      <w:pPr>
-        <w:ind w:left="4887" w:hanging="360"/>
-      </w:pPr>
-      <w:rPr>
-        <w:rFonts w:ascii="Wingdings" w:hAnsi="Wingdings" w:hint="default"/>
-      </w:rPr>
-    </w:lvl>
-    <w:lvl w:ilvl="6" w:tplc="04270001" w:tentative="1">
-      <w:start w:val="1"/>
-      <w:numFmt w:val="bullet"/>
-      <w:lvlText w:val=""/>
-      <w:lvlJc w:val="left"/>
-      <w:pPr>
-        <w:ind w:left="5607" w:hanging="360"/>
-      </w:pPr>
-      <w:rPr>
-        <w:rFonts w:ascii="Symbol" w:hAnsi="Symbol" w:hint="default"/>
-      </w:rPr>
-    </w:lvl>
-    <w:lvl w:ilvl="7" w:tplc="04270003" w:tentative="1">
-      <w:start w:val="1"/>
-      <w:numFmt w:val="bullet"/>
-      <w:lvlText w:val="o"/>
-      <w:lvlJc w:val="left"/>
-      <w:pPr>
-        <w:ind w:left="6327" w:hanging="360"/>
-      </w:pPr>
-      <w:rPr>
-        <w:rFonts w:ascii="Courier New" w:hAnsi="Courier New" w:cs="Courier New" w:hint="default"/>
-      </w:rPr>
-    </w:lvl>
-    <w:lvl w:ilvl="8" w:tplc="04270005" w:tentative="1">
-      <w:start w:val="1"/>
-      <w:numFmt w:val="bullet"/>
-      <w:lvlText w:val=""/>
-      <w:lvlJc w:val="left"/>
-      <w:pPr>
-        <w:ind w:left="7047" w:hanging="360"/>
-      </w:pPr>
-      <w:rPr>
-        <w:rFonts w:ascii="Wingdings" w:hAnsi="Wingdings" w:hint="default"/>
-      </w:rPr>
-    </w:lvl>
-  </w:abstractNum>
-  <w:abstractNum w:abstractNumId="37" w15:restartNumberingAfterBreak="0">
-    <w:nsid w:val="703900D8"/>
-    <w:multiLevelType w:val="hybridMultilevel"/>
-    <w:tmpl w:val="1EC25FCA"/>
-    <w:lvl w:ilvl="0" w:tplc="04090001">
-      <w:start w:val="1"/>
-      <w:numFmt w:val="bullet"/>
-      <w:lvlText w:val=""/>
-      <w:lvlJc w:val="left"/>
-      <w:pPr>
-        <w:ind w:left="1287" w:hanging="360"/>
-      </w:pPr>
-      <w:rPr>
-        <w:rFonts w:ascii="Symbol" w:hAnsi="Symbol" w:hint="default"/>
-      </w:rPr>
-    </w:lvl>
-    <w:lvl w:ilvl="1" w:tplc="FFFFFFFF" w:tentative="1">
-      <w:start w:val="1"/>
-      <w:numFmt w:val="bullet"/>
-      <w:lvlText w:val="o"/>
-      <w:lvlJc w:val="left"/>
-      <w:pPr>
-        <w:ind w:left="1647" w:hanging="360"/>
-      </w:pPr>
-      <w:rPr>
-        <w:rFonts w:ascii="Courier New" w:hAnsi="Courier New" w:cs="Courier New" w:hint="default"/>
-      </w:rPr>
-    </w:lvl>
-    <w:lvl w:ilvl="2" w:tplc="FFFFFFFF" w:tentative="1">
-      <w:start w:val="1"/>
-      <w:numFmt w:val="bullet"/>
-      <w:lvlText w:val=""/>
-      <w:lvlJc w:val="left"/>
-      <w:pPr>
-        <w:ind w:left="2367" w:hanging="360"/>
-      </w:pPr>
-      <w:rPr>
-        <w:rFonts w:ascii="Wingdings" w:hAnsi="Wingdings" w:hint="default"/>
-      </w:rPr>
-    </w:lvl>
-    <w:lvl w:ilvl="3" w:tplc="FFFFFFFF" w:tentative="1">
-      <w:start w:val="1"/>
-      <w:numFmt w:val="bullet"/>
-      <w:lvlText w:val=""/>
-      <w:lvlJc w:val="left"/>
-      <w:pPr>
-        <w:ind w:left="3087" w:hanging="360"/>
-      </w:pPr>
-      <w:rPr>
-        <w:rFonts w:ascii="Symbol" w:hAnsi="Symbol" w:hint="default"/>
-      </w:rPr>
-    </w:lvl>
-    <w:lvl w:ilvl="4" w:tplc="FFFFFFFF" w:tentative="1">
-      <w:start w:val="1"/>
-      <w:numFmt w:val="bullet"/>
-      <w:lvlText w:val="o"/>
-      <w:lvlJc w:val="left"/>
-      <w:pPr>
-        <w:ind w:left="3807" w:hanging="360"/>
-      </w:pPr>
-      <w:rPr>
-        <w:rFonts w:ascii="Courier New" w:hAnsi="Courier New" w:cs="Courier New" w:hint="default"/>
-      </w:rPr>
-    </w:lvl>
-    <w:lvl w:ilvl="5" w:tplc="FFFFFFFF" w:tentative="1">
-      <w:start w:val="1"/>
-      <w:numFmt w:val="bullet"/>
-      <w:lvlText w:val=""/>
-      <w:lvlJc w:val="left"/>
-      <w:pPr>
-        <w:ind w:left="4527" w:hanging="360"/>
-      </w:pPr>
-      <w:rPr>
-        <w:rFonts w:ascii="Wingdings" w:hAnsi="Wingdings" w:hint="default"/>
-      </w:rPr>
-    </w:lvl>
-    <w:lvl w:ilvl="6" w:tplc="FFFFFFFF" w:tentative="1">
-      <w:start w:val="1"/>
-      <w:numFmt w:val="bullet"/>
-      <w:lvlText w:val=""/>
-      <w:lvlJc w:val="left"/>
-      <w:pPr>
-        <w:ind w:left="5247" w:hanging="360"/>
-      </w:pPr>
-      <w:rPr>
-        <w:rFonts w:ascii="Symbol" w:hAnsi="Symbol" w:hint="default"/>
-      </w:rPr>
-    </w:lvl>
-    <w:lvl w:ilvl="7" w:tplc="FFFFFFFF" w:tentative="1">
-      <w:start w:val="1"/>
-      <w:numFmt w:val="bullet"/>
-      <w:lvlText w:val="o"/>
-      <w:lvlJc w:val="left"/>
-      <w:pPr>
-        <w:ind w:left="5967" w:hanging="360"/>
-      </w:pPr>
-      <w:rPr>
-        <w:rFonts w:ascii="Courier New" w:hAnsi="Courier New" w:cs="Courier New" w:hint="default"/>
-      </w:rPr>
-    </w:lvl>
-    <w:lvl w:ilvl="8" w:tplc="FFFFFFFF" w:tentative="1">
-      <w:start w:val="1"/>
-      <w:numFmt w:val="bullet"/>
-      <w:lvlText w:val=""/>
-      <w:lvlJc w:val="left"/>
-      <w:pPr>
-        <w:ind w:left="6687" w:hanging="360"/>
-      </w:pPr>
-      <w:rPr>
-        <w:rFonts w:ascii="Wingdings" w:hAnsi="Wingdings" w:hint="default"/>
-      </w:rPr>
-    </w:lvl>
-  </w:abstractNum>
-  <w:abstractNum w:abstractNumId="38" w15:restartNumberingAfterBreak="0">
-    <w:nsid w:val="7B45565F"/>
-    <w:multiLevelType w:val="hybridMultilevel"/>
-    <w:tmpl w:val="A0C0667C"/>
-    <w:lvl w:ilvl="0" w:tplc="04270003">
-      <w:start w:val="1"/>
-      <w:numFmt w:val="bullet"/>
-      <w:lvlText w:val="o"/>
-      <w:lvlJc w:val="left"/>
-      <w:pPr>
-        <w:ind w:left="1287" w:hanging="360"/>
-      </w:pPr>
-      <w:rPr>
-        <w:rFonts w:ascii="Courier New" w:hAnsi="Courier New" w:cs="Courier New" w:hint="default"/>
-      </w:rPr>
-    </w:lvl>
-    <w:lvl w:ilvl="1" w:tplc="04270003" w:tentative="1">
-      <w:start w:val="1"/>
-      <w:numFmt w:val="bullet"/>
-      <w:lvlText w:val="o"/>
-      <w:lvlJc w:val="left"/>
-      <w:pPr>
-        <w:ind w:left="2007" w:hanging="360"/>
-      </w:pPr>
-      <w:rPr>
-        <w:rFonts w:ascii="Courier New" w:hAnsi="Courier New" w:cs="Courier New" w:hint="default"/>
-      </w:rPr>
-    </w:lvl>
-    <w:lvl w:ilvl="2" w:tplc="04270005" w:tentative="1">
-      <w:start w:val="1"/>
-      <w:numFmt w:val="bullet"/>
-      <w:lvlText w:val=""/>
-      <w:lvlJc w:val="left"/>
-      <w:pPr>
-        <w:ind w:left="2727" w:hanging="360"/>
-      </w:pPr>
-      <w:rPr>
-        <w:rFonts w:ascii="Wingdings" w:hAnsi="Wingdings" w:hint="default"/>
-      </w:rPr>
-    </w:lvl>
-    <w:lvl w:ilvl="3" w:tplc="04270001" w:tentative="1">
-      <w:start w:val="1"/>
-      <w:numFmt w:val="bullet"/>
-      <w:lvlText w:val=""/>
-      <w:lvlJc w:val="left"/>
-      <w:pPr>
-        <w:ind w:left="3447" w:hanging="360"/>
-      </w:pPr>
-      <w:rPr>
-        <w:rFonts w:ascii="Symbol" w:hAnsi="Symbol" w:hint="default"/>
-      </w:rPr>
-    </w:lvl>
-    <w:lvl w:ilvl="4" w:tplc="04270003" w:tentative="1">
-      <w:start w:val="1"/>
-      <w:numFmt w:val="bullet"/>
-      <w:lvlText w:val="o"/>
-      <w:lvlJc w:val="left"/>
-      <w:pPr>
-        <w:ind w:left="4167" w:hanging="360"/>
-      </w:pPr>
-      <w:rPr>
-        <w:rFonts w:ascii="Courier New" w:hAnsi="Courier New" w:cs="Courier New" w:hint="default"/>
-      </w:rPr>
-    </w:lvl>
-    <w:lvl w:ilvl="5" w:tplc="04270005" w:tentative="1">
-      <w:start w:val="1"/>
-      <w:numFmt w:val="bullet"/>
-      <w:lvlText w:val=""/>
-      <w:lvlJc w:val="left"/>
-      <w:pPr>
-        <w:ind w:left="4887" w:hanging="360"/>
-      </w:pPr>
-      <w:rPr>
-        <w:rFonts w:ascii="Wingdings" w:hAnsi="Wingdings" w:hint="default"/>
-      </w:rPr>
-    </w:lvl>
-    <w:lvl w:ilvl="6" w:tplc="04270001" w:tentative="1">
-      <w:start w:val="1"/>
-      <w:numFmt w:val="bullet"/>
-      <w:lvlText w:val=""/>
-      <w:lvlJc w:val="left"/>
-      <w:pPr>
-        <w:ind w:left="5607" w:hanging="360"/>
-      </w:pPr>
-      <w:rPr>
-        <w:rFonts w:ascii="Symbol" w:hAnsi="Symbol" w:hint="default"/>
-      </w:rPr>
-    </w:lvl>
-    <w:lvl w:ilvl="7" w:tplc="04270003" w:tentative="1">
-      <w:start w:val="1"/>
-      <w:numFmt w:val="bullet"/>
-      <w:lvlText w:val="o"/>
-      <w:lvlJc w:val="left"/>
-      <w:pPr>
-        <w:ind w:left="6327" w:hanging="360"/>
-      </w:pPr>
-      <w:rPr>
-        <w:rFonts w:ascii="Courier New" w:hAnsi="Courier New" w:cs="Courier New" w:hint="default"/>
-      </w:rPr>
-    </w:lvl>
-    <w:lvl w:ilvl="8" w:tplc="04270005" w:tentative="1">
-      <w:start w:val="1"/>
-      <w:numFmt w:val="bullet"/>
-      <w:lvlText w:val=""/>
-      <w:lvlJc w:val="left"/>
-      <w:pPr>
-        <w:ind w:left="7047" w:hanging="360"/>
-      </w:pPr>
-      <w:rPr>
-        <w:rFonts w:ascii="Wingdings" w:hAnsi="Wingdings" w:hint="default"/>
-      </w:rPr>
-    </w:lvl>
-  </w:abstractNum>
   <w:num w:numId="1" w16cid:durableId="1009328680">
-    <w:abstractNumId w:val="7"/>
+    <w:abstractNumId w:val="1"/>
   </w:num>
-  <w:num w:numId="2" w16cid:durableId="1568153809">
-    <w:abstractNumId w:val="8"/>
+  <w:num w:numId="2" w16cid:durableId="288098903">
+    <w:abstractNumId w:val="4"/>
+  </w:num>
+  <w:num w:numId="3" w16cid:durableId="1103766035">
+    <w:abstractNumId w:val="2"/>
     <w:lvlOverride w:ilvl="0">
       <w:startOverride w:val="1"/>
     </w:lvlOverride>
@@ -18871,238 +15186,43 @@
       <w:startOverride w:val="1"/>
     </w:lvlOverride>
   </w:num>
-  <w:num w:numId="3" w16cid:durableId="288098903">
-    <w:abstractNumId w:val="17"/>
-  </w:num>
-  <w:num w:numId="4" w16cid:durableId="1811439616">
-    <w:abstractNumId w:val="18"/>
-  </w:num>
-  <w:num w:numId="5" w16cid:durableId="481655043">
-    <w:abstractNumId w:val="2"/>
-  </w:num>
-  <w:num w:numId="6" w16cid:durableId="1373581699">
-    <w:abstractNumId w:val="36"/>
-  </w:num>
-  <w:num w:numId="7" w16cid:durableId="2067291716">
-    <w:abstractNumId w:val="10"/>
-  </w:num>
-  <w:num w:numId="8" w16cid:durableId="735710564">
-    <w:abstractNumId w:val="35"/>
-  </w:num>
-  <w:num w:numId="9" w16cid:durableId="57293058">
-    <w:abstractNumId w:val="26"/>
-  </w:num>
-  <w:num w:numId="10" w16cid:durableId="921571452">
-    <w:abstractNumId w:val="19"/>
-  </w:num>
-  <w:num w:numId="11" w16cid:durableId="877819115">
-    <w:abstractNumId w:val="21"/>
-  </w:num>
-  <w:num w:numId="12" w16cid:durableId="654652742">
-    <w:abstractNumId w:val="15"/>
-  </w:num>
-  <w:num w:numId="13" w16cid:durableId="1389765777">
-    <w:abstractNumId w:val="30"/>
-  </w:num>
-  <w:num w:numId="14" w16cid:durableId="2146386386">
-    <w:abstractNumId w:val="6"/>
-  </w:num>
-  <w:num w:numId="15" w16cid:durableId="2131896201">
-    <w:abstractNumId w:val="8"/>
-    <w:lvlOverride w:ilvl="0">
-      <w:startOverride w:val="1"/>
-    </w:lvlOverride>
-    <w:lvlOverride w:ilvl="1">
-      <w:startOverride w:val="1"/>
-    </w:lvlOverride>
-    <w:lvlOverride w:ilvl="2">
-      <w:startOverride w:val="1"/>
-    </w:lvlOverride>
-    <w:lvlOverride w:ilvl="3">
-      <w:startOverride w:val="1"/>
-    </w:lvlOverride>
-    <w:lvlOverride w:ilvl="4">
-      <w:startOverride w:val="1"/>
-    </w:lvlOverride>
-    <w:lvlOverride w:ilvl="5">
-      <w:startOverride w:val="1"/>
-    </w:lvlOverride>
-    <w:lvlOverride w:ilvl="6">
-      <w:startOverride w:val="1"/>
-    </w:lvlOverride>
-    <w:lvlOverride w:ilvl="7">
-      <w:startOverride w:val="1"/>
-    </w:lvlOverride>
-    <w:lvlOverride w:ilvl="8">
-      <w:startOverride w:val="1"/>
-    </w:lvlOverride>
-  </w:num>
-  <w:num w:numId="16" w16cid:durableId="1985500810">
-    <w:abstractNumId w:val="14"/>
-  </w:num>
-  <w:num w:numId="17" w16cid:durableId="1564178548">
-    <w:abstractNumId w:val="38"/>
-  </w:num>
-  <w:num w:numId="18" w16cid:durableId="1461921938">
-    <w:abstractNumId w:val="28"/>
-  </w:num>
-  <w:num w:numId="19" w16cid:durableId="876236074">
-    <w:abstractNumId w:val="3"/>
-  </w:num>
-  <w:num w:numId="20" w16cid:durableId="606079735">
-    <w:abstractNumId w:val="32"/>
-  </w:num>
-  <w:num w:numId="21" w16cid:durableId="1103766035">
-    <w:abstractNumId w:val="8"/>
-    <w:lvlOverride w:ilvl="0">
-      <w:startOverride w:val="1"/>
-    </w:lvlOverride>
-    <w:lvlOverride w:ilvl="1">
-      <w:startOverride w:val="1"/>
-    </w:lvlOverride>
-    <w:lvlOverride w:ilvl="2">
-      <w:startOverride w:val="1"/>
-    </w:lvlOverride>
-    <w:lvlOverride w:ilvl="3">
-      <w:startOverride w:val="1"/>
-    </w:lvlOverride>
-    <w:lvlOverride w:ilvl="4">
-      <w:startOverride w:val="1"/>
-    </w:lvlOverride>
-    <w:lvlOverride w:ilvl="5">
-      <w:startOverride w:val="1"/>
-    </w:lvlOverride>
-    <w:lvlOverride w:ilvl="6">
-      <w:startOverride w:val="1"/>
-    </w:lvlOverride>
-    <w:lvlOverride w:ilvl="7">
-      <w:startOverride w:val="1"/>
-    </w:lvlOverride>
-    <w:lvlOverride w:ilvl="8">
-      <w:startOverride w:val="1"/>
-    </w:lvlOverride>
-  </w:num>
-  <w:num w:numId="22" w16cid:durableId="1105230103">
-    <w:abstractNumId w:val="13"/>
-  </w:num>
-  <w:num w:numId="23" w16cid:durableId="1917275380">
+  <w:num w:numId="4" w16cid:durableId="300774774">
     <w:abstractNumId w:val="4"/>
-  </w:num>
-  <w:num w:numId="24" w16cid:durableId="1537962604">
-    <w:abstractNumId w:val="9"/>
-  </w:num>
-  <w:num w:numId="25" w16cid:durableId="1643581838">
-    <w:abstractNumId w:val="23"/>
-  </w:num>
-  <w:num w:numId="26" w16cid:durableId="602958766">
-    <w:abstractNumId w:val="0"/>
-  </w:num>
-  <w:num w:numId="27" w16cid:durableId="827790273">
-    <w:abstractNumId w:val="27"/>
-  </w:num>
-  <w:num w:numId="28" w16cid:durableId="2112700263">
-    <w:abstractNumId w:val="20"/>
-  </w:num>
-  <w:num w:numId="29" w16cid:durableId="403919365">
-    <w:abstractNumId w:val="29"/>
-  </w:num>
-  <w:num w:numId="30" w16cid:durableId="1564020847">
-    <w:abstractNumId w:val="5"/>
-  </w:num>
-  <w:num w:numId="31" w16cid:durableId="812136468">
-    <w:abstractNumId w:val="11"/>
-  </w:num>
-  <w:num w:numId="32" w16cid:durableId="594093112">
-    <w:abstractNumId w:val="25"/>
-  </w:num>
-  <w:num w:numId="33" w16cid:durableId="2086491498">
-    <w:abstractNumId w:val="37"/>
-  </w:num>
-  <w:num w:numId="34" w16cid:durableId="873273580">
-    <w:abstractNumId w:val="24"/>
-  </w:num>
-  <w:num w:numId="35" w16cid:durableId="2019961989">
-    <w:abstractNumId w:val="33"/>
-  </w:num>
-  <w:num w:numId="36" w16cid:durableId="1419524316">
-    <w:abstractNumId w:val="34"/>
-  </w:num>
-  <w:num w:numId="37" w16cid:durableId="2113433052">
-    <w:abstractNumId w:val="16"/>
-  </w:num>
-  <w:num w:numId="38" w16cid:durableId="831263378">
-    <w:abstractNumId w:val="22"/>
-  </w:num>
-  <w:num w:numId="39" w16cid:durableId="1570577092">
-    <w:abstractNumId w:val="17"/>
     <w:lvlOverride w:ilvl="0">
       <w:startOverride w:val="1"/>
     </w:lvlOverride>
   </w:num>
-  <w:num w:numId="40" w16cid:durableId="1239438982">
-    <w:abstractNumId w:val="17"/>
+  <w:num w:numId="5" w16cid:durableId="1403483321">
+    <w:abstractNumId w:val="4"/>
     <w:lvlOverride w:ilvl="0">
       <w:startOverride w:val="1"/>
     </w:lvlOverride>
   </w:num>
-  <w:num w:numId="41" w16cid:durableId="1795441921">
-    <w:abstractNumId w:val="17"/>
+  <w:num w:numId="6" w16cid:durableId="310212400">
+    <w:abstractNumId w:val="0"/>
+  </w:num>
+  <w:num w:numId="7" w16cid:durableId="1887981250">
+    <w:abstractNumId w:val="3"/>
+  </w:num>
+  <w:num w:numId="8" w16cid:durableId="408893241">
+    <w:abstractNumId w:val="4"/>
     <w:lvlOverride w:ilvl="0">
       <w:startOverride w:val="1"/>
     </w:lvlOverride>
   </w:num>
-  <w:num w:numId="42" w16cid:durableId="373162767">
-    <w:abstractNumId w:val="31"/>
-  </w:num>
-  <w:num w:numId="43" w16cid:durableId="1817186501">
-    <w:abstractNumId w:val="17"/>
+  <w:num w:numId="9" w16cid:durableId="521363734">
+    <w:abstractNumId w:val="4"/>
     <w:lvlOverride w:ilvl="0">
       <w:startOverride w:val="1"/>
     </w:lvlOverride>
   </w:num>
-  <w:num w:numId="44" w16cid:durableId="2038702278">
-    <w:abstractNumId w:val="17"/>
+  <w:num w:numId="10" w16cid:durableId="1693413449">
+    <w:abstractNumId w:val="4"/>
     <w:lvlOverride w:ilvl="0">
       <w:startOverride w:val="1"/>
     </w:lvlOverride>
   </w:num>
-  <w:num w:numId="45" w16cid:durableId="300774774">
-    <w:abstractNumId w:val="17"/>
-    <w:lvlOverride w:ilvl="0">
-      <w:startOverride w:val="1"/>
-    </w:lvlOverride>
-  </w:num>
-  <w:num w:numId="46" w16cid:durableId="1403483321">
-    <w:abstractNumId w:val="17"/>
-    <w:lvlOverride w:ilvl="0">
-      <w:startOverride w:val="1"/>
-    </w:lvlOverride>
-  </w:num>
-  <w:num w:numId="47" w16cid:durableId="310212400">
-    <w:abstractNumId w:val="1"/>
-  </w:num>
-  <w:num w:numId="48" w16cid:durableId="1887981250">
-    <w:abstractNumId w:val="12"/>
-  </w:num>
-  <w:num w:numId="49" w16cid:durableId="408893241">
-    <w:abstractNumId w:val="17"/>
-    <w:lvlOverride w:ilvl="0">
-      <w:startOverride w:val="1"/>
-    </w:lvlOverride>
-  </w:num>
-  <w:num w:numId="50" w16cid:durableId="521363734">
-    <w:abstractNumId w:val="17"/>
-    <w:lvlOverride w:ilvl="0">
-      <w:startOverride w:val="1"/>
-    </w:lvlOverride>
-  </w:num>
-  <w:num w:numId="51" w16cid:durableId="1693413449">
-    <w:abstractNumId w:val="17"/>
-    <w:lvlOverride w:ilvl="0">
-      <w:startOverride w:val="1"/>
-    </w:lvlOverride>
-  </w:num>
-  <w:numIdMacAtCleanup w:val="3"/>
+  <w:numIdMacAtCleanup w:val="10"/>
 </w:numbering>
 </file>
 
@@ -19657,7 +15777,7 @@
     <w:rsid w:val="001E7084"/>
     <w:pPr>
       <w:numPr>
-        <w:numId w:val="21"/>
+        <w:numId w:val="3"/>
       </w:numPr>
       <w:spacing w:before="0" w:after="240"/>
       <w:jc w:val="both"/>
@@ -19738,7 +15858,7 @@
     <w:pPr>
       <w:numPr>
         <w:ilvl w:val="1"/>
-        <w:numId w:val="21"/>
+        <w:numId w:val="3"/>
       </w:numPr>
       <w:spacing w:before="240" w:after="120" w:line="288" w:lineRule="auto"/>
     </w:pPr>
@@ -19815,7 +15935,7 @@
     <w:pPr>
       <w:numPr>
         <w:ilvl w:val="2"/>
-        <w:numId w:val="21"/>
+        <w:numId w:val="3"/>
       </w:numPr>
       <w:spacing w:before="240" w:after="120"/>
     </w:pPr>
@@ -19966,7 +16086,7 @@
     <w:rsid w:val="00A778A7"/>
     <w:pPr>
       <w:numPr>
-        <w:numId w:val="3"/>
+        <w:numId w:val="2"/>
       </w:numPr>
       <w:spacing w:line="264" w:lineRule="auto"/>
       <w:contextualSpacing/>
